--- a/Documents/시스템 기획.docx
+++ b/Documents/시스템 기획.docx
@@ -41,16 +41,13 @@
     <w:p>
       <w:pPr>
         <w:ind w:left="440"/>
-        <w:rPr>
-          <w:rFonts w:hint="eastAsia"/>
-        </w:rPr>
       </w:pPr>
       <w:r>
         <w:rPr>
           <w:noProof/>
         </w:rPr>
         <w:drawing>
-          <wp:anchor distT="0" distB="0" distL="114300" distR="114300" simplePos="0" relativeHeight="251665408" behindDoc="0" locked="0" layoutInCell="1" allowOverlap="1" wp14:anchorId="33056FD0" wp14:editId="44649225">
+          <wp:anchor distT="0" distB="0" distL="114300" distR="114300" simplePos="0" relativeHeight="251661824" behindDoc="0" locked="0" layoutInCell="1" allowOverlap="1" wp14:anchorId="33056FD0" wp14:editId="5DFD87AF">
             <wp:simplePos x="0" y="0"/>
             <wp:positionH relativeFrom="column">
               <wp:posOffset>276225</wp:posOffset>
@@ -73,7 +70,7 @@
                     <pic:cNvPicPr/>
                   </pic:nvPicPr>
                   <pic:blipFill>
-                    <a:blip r:embed="rId6">
+                    <a:blip r:embed="rId8">
                       <a:extLst>
                         <a:ext uri="{28A0092B-C50C-407E-A947-70E740481C1C}">
                           <a14:useLocalDpi xmlns:a14="http://schemas.microsoft.com/office/drawing/2010/main" val="0"/>
@@ -104,9 +101,6 @@
       <w:pPr>
         <w:pStyle w:val="a6"/>
         <w:ind w:left="1155"/>
-        <w:rPr>
-          <w:rFonts w:hint="eastAsia"/>
-        </w:rPr>
       </w:pPr>
     </w:p>
     <w:p>
@@ -161,9 +155,6 @@
           <w:ilvl w:val="0"/>
           <w:numId w:val="2"/>
         </w:numPr>
-        <w:rPr>
-          <w:rFonts w:hint="eastAsia"/>
-        </w:rPr>
       </w:pPr>
       <w:r>
         <w:rPr>
@@ -197,7 +188,7 @@
         </w:rPr>
         <w:lastRenderedPageBreak/>
         <w:drawing>
-          <wp:anchor distT="0" distB="0" distL="114300" distR="114300" simplePos="0" relativeHeight="251664384" behindDoc="0" locked="0" layoutInCell="1" allowOverlap="1" wp14:anchorId="64F5D8E7" wp14:editId="63716D59">
+          <wp:anchor distT="0" distB="0" distL="114300" distR="114300" simplePos="0" relativeHeight="251660800" behindDoc="0" locked="0" layoutInCell="1" allowOverlap="1" wp14:anchorId="64F5D8E7" wp14:editId="32901EE2">
             <wp:simplePos x="0" y="0"/>
             <wp:positionH relativeFrom="column">
               <wp:posOffset>504825</wp:posOffset>
@@ -220,7 +211,7 @@
                     <pic:cNvPicPr/>
                   </pic:nvPicPr>
                   <pic:blipFill>
-                    <a:blip r:embed="rId7">
+                    <a:blip r:embed="rId9">
                       <a:extLst>
                         <a:ext uri="{28A0092B-C50C-407E-A947-70E740481C1C}">
                           <a14:useLocalDpi xmlns:a14="http://schemas.microsoft.com/office/drawing/2010/main" val="0"/>
@@ -258,18 +249,8 @@
           <w:b/>
           <w:bCs/>
         </w:rPr>
-        <w:t xml:space="preserve">Game </w:t>
-      </w:r>
-      <w:proofErr w:type="gramStart"/>
-      <w:r>
-        <w:rPr>
-          <w:rFonts w:hint="eastAsia"/>
-          <w:b/>
-          <w:bCs/>
-        </w:rPr>
-        <w:t>Start :</w:t>
-      </w:r>
-      <w:proofErr w:type="gramEnd"/>
+        <w:t>Game Start :</w:t>
+      </w:r>
       <w:r>
         <w:rPr>
           <w:rFonts w:hint="eastAsia"/>
@@ -287,7 +268,7 @@
           <w:noProof/>
         </w:rPr>
         <w:drawing>
-          <wp:anchor distT="0" distB="0" distL="114300" distR="114300" simplePos="0" relativeHeight="251659776" behindDoc="0" locked="0" layoutInCell="1" allowOverlap="1" wp14:anchorId="1E7B95C4" wp14:editId="4EF9E059">
+          <wp:anchor distT="0" distB="0" distL="114300" distR="114300" simplePos="0" relativeHeight="251655680" behindDoc="0" locked="0" layoutInCell="1" allowOverlap="1" wp14:anchorId="1E7B95C4" wp14:editId="2F41B790">
             <wp:simplePos x="0" y="0"/>
             <wp:positionH relativeFrom="column">
               <wp:posOffset>533400</wp:posOffset>
@@ -310,7 +291,7 @@
                     <pic:cNvPicPr/>
                   </pic:nvPicPr>
                   <pic:blipFill>
-                    <a:blip r:embed="rId8">
+                    <a:blip r:embed="rId10">
                       <a:extLst>
                         <a:ext uri="{28A0092B-C50C-407E-A947-70E740481C1C}">
                           <a14:useLocalDpi xmlns:a14="http://schemas.microsoft.com/office/drawing/2010/main" val="0"/>
@@ -348,45 +329,32 @@
           <w:b/>
           <w:bCs/>
         </w:rPr>
-        <w:t xml:space="preserve">Load </w:t>
-      </w:r>
-      <w:proofErr w:type="gramStart"/>
+        <w:t>Load Game :</w:t>
+      </w:r>
+      <w:r>
+        <w:rPr>
+          <w:rFonts w:hint="eastAsia"/>
+        </w:rPr>
+        <w:t xml:space="preserve"> 기존 저장 데이터를 불러온다.</w:t>
+      </w:r>
+    </w:p>
+    <w:p>
+      <w:pPr>
+        <w:pStyle w:val="a6"/>
+        <w:ind w:left="800"/>
+      </w:pPr>
+    </w:p>
+    <w:p>
+      <w:pPr>
+        <w:pStyle w:val="a6"/>
+        <w:ind w:left="800"/>
+      </w:pPr>
       <w:r>
         <w:rPr>
           <w:rFonts w:hint="eastAsia"/>
           <w:b/>
           <w:bCs/>
         </w:rPr>
-        <w:t>Game :</w:t>
-      </w:r>
-      <w:proofErr w:type="gramEnd"/>
-      <w:r>
-        <w:rPr>
-          <w:rFonts w:hint="eastAsia"/>
-        </w:rPr>
-        <w:t xml:space="preserve"> 기존 저장 데이터를 불러온다.</w:t>
-      </w:r>
-    </w:p>
-    <w:p>
-      <w:pPr>
-        <w:pStyle w:val="a6"/>
-        <w:ind w:left="800"/>
-      </w:pPr>
-    </w:p>
-    <w:p>
-      <w:pPr>
-        <w:pStyle w:val="a6"/>
-        <w:ind w:left="800"/>
-        <w:rPr>
-          <w:rFonts w:hint="eastAsia"/>
-        </w:rPr>
-      </w:pPr>
-      <w:r>
-        <w:rPr>
-          <w:rFonts w:hint="eastAsia"/>
-          <w:b/>
-          <w:bCs/>
-        </w:rPr>
         <w:t>Load Game</w:t>
       </w:r>
       <w:r>
@@ -419,7 +387,7 @@
         </w:rPr>
         <w:lastRenderedPageBreak/>
         <w:drawing>
-          <wp:anchor distT="0" distB="0" distL="114300" distR="114300" simplePos="0" relativeHeight="251662336" behindDoc="0" locked="0" layoutInCell="1" allowOverlap="1" wp14:anchorId="450D31FF" wp14:editId="3C963BF2">
+          <wp:anchor distT="0" distB="0" distL="114300" distR="114300" simplePos="0" relativeHeight="251658752" behindDoc="0" locked="0" layoutInCell="1" allowOverlap="1" wp14:anchorId="450D31FF" wp14:editId="2B25DF30">
             <wp:simplePos x="0" y="0"/>
             <wp:positionH relativeFrom="column">
               <wp:posOffset>504825</wp:posOffset>
@@ -442,7 +410,7 @@
                     <pic:cNvPicPr/>
                   </pic:nvPicPr>
                   <pic:blipFill>
-                    <a:blip r:embed="rId9">
+                    <a:blip r:embed="rId11">
                       <a:extLst>
                         <a:ext uri="{28A0092B-C50C-407E-A947-70E740481C1C}">
                           <a14:useLocalDpi xmlns:a14="http://schemas.microsoft.com/office/drawing/2010/main" val="0"/>
@@ -473,9 +441,6 @@
       <w:pPr>
         <w:pStyle w:val="a6"/>
         <w:ind w:left="800"/>
-        <w:rPr>
-          <w:rFonts w:hint="eastAsia"/>
-        </w:rPr>
       </w:pPr>
       <w:r>
         <w:t>“</w:t>
@@ -524,9 +489,6 @@
       <w:pPr>
         <w:pStyle w:val="a6"/>
         <w:ind w:left="800"/>
-        <w:rPr>
-          <w:rFonts w:hint="eastAsia"/>
-        </w:rPr>
       </w:pPr>
       <w:r>
         <w:rPr>
@@ -545,7 +507,7 @@
           <w:noProof/>
         </w:rPr>
         <w:drawing>
-          <wp:anchor distT="0" distB="0" distL="114300" distR="114300" simplePos="0" relativeHeight="251657728" behindDoc="0" locked="0" layoutInCell="1" allowOverlap="1" wp14:anchorId="7CED015A" wp14:editId="46C364EC">
+          <wp:anchor distT="0" distB="0" distL="114300" distR="114300" simplePos="0" relativeHeight="251653632" behindDoc="0" locked="0" layoutInCell="1" allowOverlap="1" wp14:anchorId="7CED015A" wp14:editId="11A5FE3D">
             <wp:simplePos x="0" y="0"/>
             <wp:positionH relativeFrom="column">
               <wp:posOffset>514350</wp:posOffset>
@@ -568,7 +530,7 @@
                     <pic:cNvPicPr/>
                   </pic:nvPicPr>
                   <pic:blipFill>
-                    <a:blip r:embed="rId10">
+                    <a:blip r:embed="rId12">
                       <a:extLst>
                         <a:ext uri="{28A0092B-C50C-407E-A947-70E740481C1C}">
                           <a14:useLocalDpi xmlns:a14="http://schemas.microsoft.com/office/drawing/2010/main" val="0"/>
@@ -600,18 +562,8 @@
           <w:b/>
           <w:bCs/>
         </w:rPr>
-        <w:t xml:space="preserve">New </w:t>
-      </w:r>
-      <w:proofErr w:type="gramStart"/>
-      <w:r>
-        <w:rPr>
-          <w:rFonts w:hint="eastAsia"/>
-          <w:b/>
-          <w:bCs/>
-        </w:rPr>
-        <w:t>Game :</w:t>
-      </w:r>
-      <w:proofErr w:type="gramEnd"/>
+        <w:t>New Game :</w:t>
+      </w:r>
       <w:r>
         <w:rPr>
           <w:rFonts w:hint="eastAsia"/>
@@ -676,7 +628,6 @@
       <w:pPr>
         <w:ind w:left="800"/>
       </w:pPr>
-      <w:proofErr w:type="gramStart"/>
       <w:r>
         <w:rPr>
           <w:rFonts w:hint="eastAsia"/>
@@ -685,7 +636,6 @@
         </w:rPr>
         <w:t>Galley :</w:t>
       </w:r>
-      <w:proofErr w:type="gramEnd"/>
       <w:r>
         <w:rPr>
           <w:rFonts w:hint="eastAsia"/>
@@ -697,7 +647,6 @@
       <w:pPr>
         <w:ind w:left="800"/>
       </w:pPr>
-      <w:proofErr w:type="gramStart"/>
       <w:r>
         <w:rPr>
           <w:rFonts w:hint="eastAsia"/>
@@ -706,7 +655,6 @@
         </w:rPr>
         <w:t>Option :</w:t>
       </w:r>
-      <w:proofErr w:type="gramEnd"/>
       <w:r>
         <w:rPr>
           <w:rFonts w:hint="eastAsia"/>
@@ -717,11 +665,7 @@
     <w:p>
       <w:pPr>
         <w:ind w:left="800"/>
-        <w:rPr>
-          <w:rFonts w:hint="eastAsia"/>
-        </w:rPr>
-      </w:pPr>
-      <w:proofErr w:type="gramStart"/>
+      </w:pPr>
       <w:r>
         <w:rPr>
           <w:rFonts w:hint="eastAsia"/>
@@ -730,18 +674,11 @@
         </w:rPr>
         <w:t>Quite :</w:t>
       </w:r>
-      <w:proofErr w:type="gramEnd"/>
-      <w:r>
-        <w:rPr>
-          <w:rFonts w:hint="eastAsia"/>
-        </w:rPr>
-        <w:t xml:space="preserve"> 게임을 </w:t>
-      </w:r>
-      <w:r>
-        <w:rPr>
-          <w:rFonts w:hint="eastAsia"/>
-        </w:rPr>
-        <w:t xml:space="preserve">끄는 메뉴로 유저가 처음 선택하면 다음 선택창이 발생한다. </w:t>
+      <w:r>
+        <w:rPr>
+          <w:rFonts w:hint="eastAsia"/>
+        </w:rPr>
+        <w:t xml:space="preserve"> 게임을 끄는 메뉴로 유저가 처음 선택하면 다음 선택창이 발생한다. </w:t>
       </w:r>
     </w:p>
     <w:p>
@@ -753,7 +690,7 @@
           <w:noProof/>
         </w:rPr>
         <w:drawing>
-          <wp:anchor distT="0" distB="0" distL="114300" distR="114300" simplePos="0" relativeHeight="251661312" behindDoc="0" locked="0" layoutInCell="1" allowOverlap="1" wp14:anchorId="71E598D1" wp14:editId="6ADFE499">
+          <wp:anchor distT="0" distB="0" distL="114300" distR="114300" simplePos="0" relativeHeight="251657728" behindDoc="0" locked="0" layoutInCell="1" allowOverlap="1" wp14:anchorId="71E598D1" wp14:editId="58D2D442">
             <wp:simplePos x="0" y="0"/>
             <wp:positionH relativeFrom="column">
               <wp:posOffset>504825</wp:posOffset>
@@ -776,7 +713,7 @@
                     <pic:cNvPicPr/>
                   </pic:nvPicPr>
                   <pic:blipFill>
-                    <a:blip r:embed="rId11">
+                    <a:blip r:embed="rId13">
                       <a:extLst>
                         <a:ext uri="{28A0092B-C50C-407E-A947-70E740481C1C}">
                           <a14:useLocalDpi xmlns:a14="http://schemas.microsoft.com/office/drawing/2010/main" val="0"/>
@@ -889,7 +826,7 @@
           <w:noProof/>
         </w:rPr>
         <w:drawing>
-          <wp:anchor distT="0" distB="0" distL="114300" distR="114300" simplePos="0" relativeHeight="251653632" behindDoc="0" locked="0" layoutInCell="1" allowOverlap="1" wp14:anchorId="2AB63D12" wp14:editId="41B3AC72">
+          <wp:anchor distT="0" distB="0" distL="114300" distR="114300" simplePos="0" relativeHeight="251650560" behindDoc="0" locked="0" layoutInCell="1" allowOverlap="1" wp14:anchorId="2AB63D12" wp14:editId="40A9A63B">
             <wp:simplePos x="0" y="0"/>
             <wp:positionH relativeFrom="column">
               <wp:posOffset>0</wp:posOffset>
@@ -912,7 +849,7 @@
                     <pic:cNvPicPr/>
                   </pic:nvPicPr>
                   <pic:blipFill>
-                    <a:blip r:embed="rId12">
+                    <a:blip r:embed="rId14">
                       <a:extLst>
                         <a:ext uri="{28A0092B-C50C-407E-A947-70E740481C1C}">
                           <a14:useLocalDpi xmlns:a14="http://schemas.microsoft.com/office/drawing/2010/main" val="0"/>
@@ -980,7 +917,6 @@
           <w:numId w:val="5"/>
         </w:numPr>
       </w:pPr>
-      <w:proofErr w:type="gramStart"/>
       <w:r>
         <w:t>“</w:t>
       </w:r>
@@ -988,14 +924,7 @@
         <w:rPr>
           <w:rFonts w:hint="eastAsia"/>
         </w:rPr>
-        <w:t xml:space="preserve"> 좋아</w:t>
-      </w:r>
-      <w:proofErr w:type="gramEnd"/>
-      <w:r>
-        <w:rPr>
-          <w:rFonts w:hint="eastAsia"/>
-        </w:rPr>
-        <w:t xml:space="preserve"> 오늘은 여기를 한번 가보자!</w:t>
+        <w:t xml:space="preserve"> 좋아 오늘은 여기를 한번 가보자!</w:t>
       </w:r>
       <w:r>
         <w:t>”</w:t>
@@ -1024,7 +953,6 @@
           <w:numId w:val="5"/>
         </w:numPr>
       </w:pPr>
-      <w:proofErr w:type="gramStart"/>
       <w:r>
         <w:t>“</w:t>
       </w:r>
@@ -1032,14 +960,7 @@
         <w:rPr>
           <w:rFonts w:hint="eastAsia"/>
         </w:rPr>
-        <w:t xml:space="preserve"> 앗</w:t>
-      </w:r>
-      <w:proofErr w:type="gramEnd"/>
-      <w:r>
-        <w:rPr>
-          <w:rFonts w:hint="eastAsia"/>
-        </w:rPr>
-        <w:t xml:space="preserve">! </w:t>
+        <w:t xml:space="preserve"> 앗! </w:t>
       </w:r>
       <w:proofErr w:type="spellStart"/>
       <w:r>
@@ -1108,9 +1029,6 @@
       <w:pPr>
         <w:pStyle w:val="a6"/>
         <w:ind w:left="1160"/>
-        <w:rPr>
-          <w:rFonts w:hint="eastAsia"/>
-        </w:rPr>
       </w:pPr>
     </w:p>
     <w:p>
@@ -1119,7 +1037,7 @@
           <w:noProof/>
         </w:rPr>
         <w:drawing>
-          <wp:anchor distT="0" distB="0" distL="114300" distR="114300" simplePos="0" relativeHeight="251655680" behindDoc="0" locked="0" layoutInCell="1" allowOverlap="1" wp14:anchorId="40B8CBC9" wp14:editId="6C57502C">
+          <wp:anchor distT="0" distB="0" distL="114300" distR="114300" simplePos="0" relativeHeight="251651584" behindDoc="0" locked="0" layoutInCell="1" allowOverlap="1" wp14:anchorId="40B8CBC9" wp14:editId="475AEA11">
             <wp:simplePos x="0" y="0"/>
             <wp:positionH relativeFrom="column">
               <wp:posOffset>0</wp:posOffset>
@@ -1142,7 +1060,7 @@
                     <pic:cNvPicPr/>
                   </pic:nvPicPr>
                   <pic:blipFill>
-                    <a:blip r:embed="rId13">
+                    <a:blip r:embed="rId15">
                       <a:extLst>
                         <a:ext uri="{28A0092B-C50C-407E-A947-70E740481C1C}">
                           <a14:useLocalDpi xmlns:a14="http://schemas.microsoft.com/office/drawing/2010/main" val="0"/>
@@ -1236,8 +1154,11 @@
         <w:ind w:left="800"/>
       </w:pPr>
       <w:r>
+        <w:rPr>
+          <w:noProof/>
+        </w:rPr>
         <w:drawing>
-          <wp:anchor distT="0" distB="0" distL="114300" distR="114300" simplePos="0" relativeHeight="251667456" behindDoc="0" locked="0" layoutInCell="1" allowOverlap="1" wp14:anchorId="3BADB1A1" wp14:editId="5B168504">
+          <wp:anchor distT="0" distB="0" distL="114300" distR="114300" simplePos="0" relativeHeight="251662848" behindDoc="0" locked="0" layoutInCell="1" allowOverlap="1" wp14:anchorId="3BADB1A1" wp14:editId="6C0C69F8">
             <wp:simplePos x="0" y="0"/>
             <wp:positionH relativeFrom="column">
               <wp:posOffset>504825</wp:posOffset>
@@ -1262,7 +1183,7 @@
                     </pic:cNvPicPr>
                   </pic:nvPicPr>
                   <pic:blipFill>
-                    <a:blip r:embed="rId14">
+                    <a:blip r:embed="rId16" cstate="print">
                       <a:extLst>
                         <a:ext uri="{28A0092B-C50C-407E-A947-70E740481C1C}">
                           <a14:useLocalDpi xmlns:a14="http://schemas.microsoft.com/office/drawing/2010/main" val="0"/>
@@ -1304,9 +1225,6 @@
       <w:pPr>
         <w:pStyle w:val="a6"/>
         <w:ind w:left="800"/>
-        <w:rPr>
-          <w:rFonts w:hint="eastAsia"/>
-        </w:rPr>
       </w:pPr>
       <w:r>
         <w:rPr>
@@ -1319,9 +1237,6 @@
       <w:pPr>
         <w:pStyle w:val="a6"/>
         <w:ind w:left="800"/>
-        <w:rPr>
-          <w:rFonts w:hint="eastAsia"/>
-        </w:rPr>
       </w:pPr>
       <w:r>
         <w:rPr>
@@ -1329,7 +1244,7 @@
         </w:rPr>
         <w:lastRenderedPageBreak/>
         <w:drawing>
-          <wp:anchor distT="0" distB="0" distL="114300" distR="114300" simplePos="0" relativeHeight="251660800" behindDoc="0" locked="0" layoutInCell="1" allowOverlap="1" wp14:anchorId="25863B14" wp14:editId="6CAB8BC9">
+          <wp:anchor distT="0" distB="0" distL="114300" distR="114300" simplePos="0" relativeHeight="251656704" behindDoc="0" locked="0" layoutInCell="1" allowOverlap="1" wp14:anchorId="25863B14" wp14:editId="1A3D635D">
             <wp:simplePos x="0" y="0"/>
             <wp:positionH relativeFrom="column">
               <wp:posOffset>504825</wp:posOffset>
@@ -1352,7 +1267,7 @@
                     <pic:cNvPicPr/>
                   </pic:nvPicPr>
                   <pic:blipFill>
-                    <a:blip r:embed="rId15" cstate="print">
+                    <a:blip r:embed="rId17" cstate="print">
                       <a:extLst>
                         <a:ext uri="{28A0092B-C50C-407E-A947-70E740481C1C}">
                           <a14:useLocalDpi xmlns:a14="http://schemas.microsoft.com/office/drawing/2010/main" val="0"/>
@@ -1418,21 +1333,7 @@
         <w:rPr>
           <w:rFonts w:hint="eastAsia"/>
         </w:rPr>
-        <w:t xml:space="preserve">Stage </w:t>
-      </w:r>
-      <w:proofErr w:type="gramStart"/>
-      <w:r>
-        <w:rPr>
-          <w:rFonts w:hint="eastAsia"/>
-        </w:rPr>
-        <w:t>1 :</w:t>
-      </w:r>
-      <w:proofErr w:type="gramEnd"/>
-      <w:r>
-        <w:rPr>
-          <w:rFonts w:hint="eastAsia"/>
-        </w:rPr>
-        <w:t xml:space="preserve"> 시작하자 마자 입장 가능</w:t>
+        <w:t>Stage 1 : 시작하자 마자 입장 가능</w:t>
       </w:r>
     </w:p>
     <w:p>
@@ -1444,21 +1345,7 @@
         <w:rPr>
           <w:rFonts w:hint="eastAsia"/>
         </w:rPr>
-        <w:t xml:space="preserve">Stage </w:t>
-      </w:r>
-      <w:proofErr w:type="gramStart"/>
-      <w:r>
-        <w:rPr>
-          <w:rFonts w:hint="eastAsia"/>
-        </w:rPr>
-        <w:t>2 :</w:t>
-      </w:r>
-      <w:proofErr w:type="gramEnd"/>
-      <w:r>
-        <w:rPr>
-          <w:rFonts w:hint="eastAsia"/>
-        </w:rPr>
-        <w:t xml:space="preserve"> 기억 회복률 10 % 달성 시 입장 가능</w:t>
+        <w:t>Stage 2 : 기억 회복률 10 % 달성 시 입장 가능</w:t>
       </w:r>
     </w:p>
     <w:p>
@@ -1470,21 +1357,7 @@
         <w:rPr>
           <w:rFonts w:hint="eastAsia"/>
         </w:rPr>
-        <w:t xml:space="preserve">Stage </w:t>
-      </w:r>
-      <w:proofErr w:type="gramStart"/>
-      <w:r>
-        <w:rPr>
-          <w:rFonts w:hint="eastAsia"/>
-        </w:rPr>
-        <w:t>3 :</w:t>
-      </w:r>
-      <w:proofErr w:type="gramEnd"/>
-      <w:r>
-        <w:rPr>
-          <w:rFonts w:hint="eastAsia"/>
-        </w:rPr>
-        <w:t xml:space="preserve"> 기억 회복률 20 % 달성 시 입장 가능</w:t>
+        <w:t>Stage 3 : 기억 회복률 20 % 달성 시 입장 가능</w:t>
       </w:r>
     </w:p>
     <w:p>
@@ -1496,21 +1369,7 @@
         <w:rPr>
           <w:rFonts w:hint="eastAsia"/>
         </w:rPr>
-        <w:t xml:space="preserve">Stage </w:t>
-      </w:r>
-      <w:proofErr w:type="gramStart"/>
-      <w:r>
-        <w:rPr>
-          <w:rFonts w:hint="eastAsia"/>
-        </w:rPr>
-        <w:t>4 :</w:t>
-      </w:r>
-      <w:proofErr w:type="gramEnd"/>
-      <w:r>
-        <w:rPr>
-          <w:rFonts w:hint="eastAsia"/>
-        </w:rPr>
-        <w:t xml:space="preserve"> 기억 회복률 30 % 달성 시 입장 가능 </w:t>
+        <w:t xml:space="preserve">Stage 4 : 기억 회복률 30 % 달성 시 입장 가능 </w:t>
       </w:r>
     </w:p>
     <w:p>
@@ -1522,35 +1381,7 @@
         <w:rPr>
           <w:rFonts w:hint="eastAsia"/>
         </w:rPr>
-        <w:t xml:space="preserve">Stage </w:t>
-      </w:r>
-      <w:proofErr w:type="gramStart"/>
-      <w:r>
-        <w:rPr>
-          <w:rFonts w:hint="eastAsia"/>
-        </w:rPr>
-        <w:t>5 :</w:t>
-      </w:r>
-      <w:proofErr w:type="gramEnd"/>
-      <w:r>
-        <w:rPr>
-          <w:rFonts w:hint="eastAsia"/>
-        </w:rPr>
-        <w:t xml:space="preserve"> Stage </w:t>
-      </w:r>
-      <w:proofErr w:type="gramStart"/>
-      <w:r>
-        <w:rPr>
-          <w:rFonts w:hint="eastAsia"/>
-        </w:rPr>
-        <w:t>4 까지</w:t>
-      </w:r>
-      <w:proofErr w:type="gramEnd"/>
-      <w:r>
-        <w:rPr>
-          <w:rFonts w:hint="eastAsia"/>
-        </w:rPr>
-        <w:t xml:space="preserve"> 모두 클리어 한 후 기억 회복률 50 % 달성 시 입장 가능</w:t>
+        <w:t>Stage 5 : Stage 4 까지 모두 클리어 한 후 기억 회복률 50 % 달성 시 입장 가능</w:t>
       </w:r>
     </w:p>
     <w:p>
@@ -1569,6 +1400,27 @@
       <w:pPr>
         <w:pStyle w:val="a6"/>
         <w:ind w:left="800"/>
+      </w:pPr>
+    </w:p>
+    <w:p>
+      <w:pPr>
+        <w:pStyle w:val="a6"/>
+        <w:ind w:left="800"/>
+      </w:pPr>
+    </w:p>
+    <w:p>
+      <w:pPr>
+        <w:pStyle w:val="a6"/>
+        <w:ind w:left="800"/>
+      </w:pPr>
+    </w:p>
+    <w:p>
+      <w:pPr>
+        <w:pStyle w:val="a6"/>
+        <w:ind w:left="800"/>
+        <w:rPr>
+          <w:rFonts w:hint="eastAsia"/>
+        </w:rPr>
       </w:pPr>
     </w:p>
     <w:p>
@@ -1578,14 +1430,12 @@
           <w:ilvl w:val="0"/>
           <w:numId w:val="4"/>
         </w:numPr>
-        <w:rPr>
-          <w:rFonts w:hint="eastAsia"/>
-        </w:rPr>
-      </w:pPr>
-      <w:r>
-        <w:rPr>
-          <w:rFonts w:hint="eastAsia"/>
-        </w:rPr>
+      </w:pPr>
+      <w:r>
+        <w:rPr>
+          <w:rFonts w:hint="eastAsia"/>
+        </w:rPr>
+        <w:lastRenderedPageBreak/>
         <w:t xml:space="preserve">Stage 공통 시스템 </w:t>
       </w:r>
       <w:r>
@@ -1597,12 +1447,2208 @@
     </w:p>
     <w:p>
       <w:pPr>
-        <w:pStyle w:val="a6"/>
+        <w:pStyle w:val="2"/>
+        <w:numPr>
+          <w:ilvl w:val="1"/>
+          <w:numId w:val="4"/>
+        </w:numPr>
+      </w:pPr>
+      <w:r>
+        <w:rPr>
+          <w:noProof/>
+        </w:rPr>
+        <w:drawing>
+          <wp:anchor distT="0" distB="0" distL="114300" distR="114300" simplePos="0" relativeHeight="251668992" behindDoc="0" locked="0" layoutInCell="1" allowOverlap="1" wp14:anchorId="4B61CB61" wp14:editId="2231F36F">
+            <wp:simplePos x="0" y="0"/>
+            <wp:positionH relativeFrom="column">
+              <wp:posOffset>647700</wp:posOffset>
+            </wp:positionH>
+            <wp:positionV relativeFrom="paragraph">
+              <wp:posOffset>521335</wp:posOffset>
+            </wp:positionV>
+            <wp:extent cx="5086350" cy="2966380"/>
+            <wp:effectExtent l="0" t="0" r="0" b="0"/>
+            <wp:wrapTopAndBottom/>
+            <wp:docPr id="2051037399" name="그림 1"/>
+            <wp:cNvGraphicFramePr>
+              <a:graphicFrameLocks xmlns:a="http://schemas.openxmlformats.org/drawingml/2006/main" noChangeAspect="1"/>
+            </wp:cNvGraphicFramePr>
+            <a:graphic xmlns:a="http://schemas.openxmlformats.org/drawingml/2006/main">
+              <a:graphicData uri="http://schemas.openxmlformats.org/drawingml/2006/picture">
+                <pic:pic xmlns:pic="http://schemas.openxmlformats.org/drawingml/2006/picture">
+                  <pic:nvPicPr>
+                    <pic:cNvPr id="2051037399" name=""/>
+                    <pic:cNvPicPr/>
+                  </pic:nvPicPr>
+                  <pic:blipFill>
+                    <a:blip r:embed="rId18" cstate="print">
+                      <a:extLst>
+                        <a:ext uri="{28A0092B-C50C-407E-A947-70E740481C1C}">
+                          <a14:useLocalDpi xmlns:a14="http://schemas.microsoft.com/office/drawing/2010/main" val="0"/>
+                        </a:ext>
+                      </a:extLst>
+                    </a:blip>
+                    <a:stretch>
+                      <a:fillRect/>
+                    </a:stretch>
+                  </pic:blipFill>
+                  <pic:spPr>
+                    <a:xfrm>
+                      <a:off x="0" y="0"/>
+                      <a:ext cx="5086350" cy="2966380"/>
+                    </a:xfrm>
+                    <a:prstGeom prst="rect">
+                      <a:avLst/>
+                    </a:prstGeom>
+                  </pic:spPr>
+                </pic:pic>
+              </a:graphicData>
+            </a:graphic>
+          </wp:anchor>
+        </w:drawing>
+      </w:r>
+      <w:r>
+        <w:rPr>
+          <w:rFonts w:hint="eastAsia"/>
+        </w:rPr>
+        <w:t xml:space="preserve">게임 진행 방식 </w:t>
+      </w:r>
+    </w:p>
+    <w:p>
+      <w:pPr>
+        <w:pStyle w:val="3"/>
+        <w:ind w:firstLine="800"/>
+        <w:rPr>
+          <w:rFonts w:hint="eastAsia"/>
+          <w:b/>
+          <w:bCs/>
+        </w:rPr>
+      </w:pPr>
+    </w:p>
+    <w:p>
+      <w:pPr>
+        <w:pStyle w:val="3"/>
+        <w:ind w:firstLine="800"/>
+        <w:rPr>
+          <w:b/>
+          <w:bCs/>
+        </w:rPr>
+      </w:pPr>
+      <w:r>
+        <w:rPr>
+          <w:b/>
+          <w:bCs/>
+          <w:noProof/>
+        </w:rPr>
+        <w:drawing>
+          <wp:anchor distT="0" distB="0" distL="114300" distR="114300" simplePos="0" relativeHeight="251651584" behindDoc="0" locked="0" layoutInCell="1" allowOverlap="1" wp14:anchorId="291612C6" wp14:editId="6D0E568D">
+            <wp:simplePos x="0" y="0"/>
+            <wp:positionH relativeFrom="column">
+              <wp:posOffset>647700</wp:posOffset>
+            </wp:positionH>
+            <wp:positionV relativeFrom="paragraph">
+              <wp:posOffset>421005</wp:posOffset>
+            </wp:positionV>
+            <wp:extent cx="4800600" cy="2604004"/>
+            <wp:effectExtent l="0" t="0" r="0" b="0"/>
+            <wp:wrapTopAndBottom/>
+            <wp:docPr id="2129218205" name="그림 1"/>
+            <wp:cNvGraphicFramePr>
+              <a:graphicFrameLocks xmlns:a="http://schemas.openxmlformats.org/drawingml/2006/main" noChangeAspect="1"/>
+            </wp:cNvGraphicFramePr>
+            <a:graphic xmlns:a="http://schemas.openxmlformats.org/drawingml/2006/main">
+              <a:graphicData uri="http://schemas.openxmlformats.org/drawingml/2006/picture">
+                <pic:pic xmlns:pic="http://schemas.openxmlformats.org/drawingml/2006/picture">
+                  <pic:nvPicPr>
+                    <pic:cNvPr id="2129218205" name=""/>
+                    <pic:cNvPicPr/>
+                  </pic:nvPicPr>
+                  <pic:blipFill>
+                    <a:blip r:embed="rId19" cstate="print">
+                      <a:extLst>
+                        <a:ext uri="{28A0092B-C50C-407E-A947-70E740481C1C}">
+                          <a14:useLocalDpi xmlns:a14="http://schemas.microsoft.com/office/drawing/2010/main" val="0"/>
+                        </a:ext>
+                      </a:extLst>
+                    </a:blip>
+                    <a:stretch>
+                      <a:fillRect/>
+                    </a:stretch>
+                  </pic:blipFill>
+                  <pic:spPr>
+                    <a:xfrm>
+                      <a:off x="0" y="0"/>
+                      <a:ext cx="4800600" cy="2604004"/>
+                    </a:xfrm>
+                    <a:prstGeom prst="rect">
+                      <a:avLst/>
+                    </a:prstGeom>
+                  </pic:spPr>
+                </pic:pic>
+              </a:graphicData>
+            </a:graphic>
+          </wp:anchor>
+        </w:drawing>
+      </w:r>
+      <w:r>
+        <w:rPr>
+          <w:rFonts w:hint="eastAsia"/>
+          <w:b/>
+          <w:bCs/>
+        </w:rPr>
+        <w:t xml:space="preserve">4.1.1 </w:t>
+      </w:r>
+      <w:r>
+        <w:rPr>
+          <w:rFonts w:hint="eastAsia"/>
+          <w:b/>
+          <w:bCs/>
+        </w:rPr>
+        <w:t>게임 UI</w:t>
+      </w:r>
+    </w:p>
+    <w:p>
+      <w:pPr>
+        <w:pStyle w:val="a6"/>
+        <w:ind w:left="1175"/>
+      </w:pPr>
+      <w:r>
+        <w:rPr>
+          <w:rFonts w:hint="eastAsia"/>
+          <w:b/>
+          <w:bCs/>
+        </w:rPr>
+        <w:t>HP 칸 :</w:t>
+      </w:r>
+      <w:r>
+        <w:rPr>
+          <w:rFonts w:hint="eastAsia"/>
+        </w:rPr>
+        <w:t xml:space="preserve"> 현재 플레이어의 체력을 표시한다.</w:t>
+      </w:r>
+    </w:p>
+    <w:p>
+      <w:pPr>
+        <w:pStyle w:val="a6"/>
+        <w:ind w:left="1175"/>
+      </w:pPr>
+      <w:proofErr w:type="spellStart"/>
+      <w:r>
+        <w:rPr>
+          <w:rFonts w:hint="eastAsia"/>
+          <w:b/>
+          <w:bCs/>
+        </w:rPr>
+        <w:t>기억회복률</w:t>
+      </w:r>
+      <w:proofErr w:type="spellEnd"/>
+      <w:r>
+        <w:rPr>
+          <w:rFonts w:hint="eastAsia"/>
+          <w:b/>
+          <w:bCs/>
+        </w:rPr>
+        <w:t xml:space="preserve"> 게이지 :</w:t>
+      </w:r>
+      <w:r>
+        <w:rPr>
+          <w:rFonts w:hint="eastAsia"/>
+        </w:rPr>
+        <w:t xml:space="preserve"> 게임 엔딩 분기 및 스테이지 오픈에 필요한 기억 회복률을 게이지로 표시한다. </w:t>
+      </w:r>
+    </w:p>
+    <w:p>
+      <w:pPr>
+        <w:pStyle w:val="a6"/>
+        <w:ind w:left="1175"/>
+      </w:pPr>
+    </w:p>
+    <w:p>
+      <w:pPr>
+        <w:pStyle w:val="3"/>
+        <w:ind w:firstLine="800"/>
+        <w:rPr>
+          <w:b/>
+          <w:bCs/>
+        </w:rPr>
+      </w:pPr>
+      <w:r>
+        <w:rPr>
+          <w:rFonts w:hint="eastAsia"/>
+          <w:b/>
+          <w:bCs/>
+        </w:rPr>
+        <w:lastRenderedPageBreak/>
+        <w:t xml:space="preserve">4.1.2 </w:t>
+      </w:r>
+      <w:r>
+        <w:rPr>
+          <w:rFonts w:hint="eastAsia"/>
+          <w:b/>
+          <w:bCs/>
+        </w:rPr>
+        <w:t>일시정지 메뉴</w:t>
+      </w:r>
+    </w:p>
+    <w:p>
+      <w:pPr>
+        <w:ind w:left="800" w:firstLine="375"/>
+        <w:rPr>
+          <w:rFonts w:hint="eastAsia"/>
+        </w:rPr>
+      </w:pPr>
+      <w:r>
+        <w:rPr>
+          <w:rFonts w:hint="eastAsia"/>
+        </w:rPr>
+        <w:t xml:space="preserve">플레이어가 게임 도중 </w:t>
+      </w:r>
+      <w:r>
+        <w:rPr>
+          <w:rFonts w:hint="eastAsia"/>
+        </w:rPr>
+        <w:t xml:space="preserve">ESC를 누를 경우 다음 </w:t>
+      </w:r>
+      <w:r>
+        <w:rPr>
+          <w:rFonts w:hint="eastAsia"/>
+        </w:rPr>
+        <w:t>UI</w:t>
+      </w:r>
+      <w:r>
+        <w:rPr>
+          <w:rFonts w:hint="eastAsia"/>
+        </w:rPr>
+        <w:t xml:space="preserve">가 출력된다. </w:t>
+      </w:r>
+    </w:p>
+    <w:p>
+      <w:pPr>
+        <w:pStyle w:val="a6"/>
+        <w:ind w:left="1175"/>
+      </w:pPr>
+      <w:r>
+        <w:rPr>
+          <w:noProof/>
+        </w:rPr>
+        <w:drawing>
+          <wp:inline distT="0" distB="0" distL="0" distR="0" wp14:anchorId="58CA6006" wp14:editId="6C0E4F79">
+            <wp:extent cx="4162425" cy="2370821"/>
+            <wp:effectExtent l="0" t="0" r="0" b="0"/>
+            <wp:docPr id="1482473110" name="그림 1"/>
+            <wp:cNvGraphicFramePr>
+              <a:graphicFrameLocks xmlns:a="http://schemas.openxmlformats.org/drawingml/2006/main" noChangeAspect="1"/>
+            </wp:cNvGraphicFramePr>
+            <a:graphic xmlns:a="http://schemas.openxmlformats.org/drawingml/2006/main">
+              <a:graphicData uri="http://schemas.openxmlformats.org/drawingml/2006/picture">
+                <pic:pic xmlns:pic="http://schemas.openxmlformats.org/drawingml/2006/picture">
+                  <pic:nvPicPr>
+                    <pic:cNvPr id="1482473110" name=""/>
+                    <pic:cNvPicPr/>
+                  </pic:nvPicPr>
+                  <pic:blipFill>
+                    <a:blip r:embed="rId20"/>
+                    <a:stretch>
+                      <a:fillRect/>
+                    </a:stretch>
+                  </pic:blipFill>
+                  <pic:spPr>
+                    <a:xfrm>
+                      <a:off x="0" y="0"/>
+                      <a:ext cx="4167245" cy="2373566"/>
+                    </a:xfrm>
+                    <a:prstGeom prst="rect">
+                      <a:avLst/>
+                    </a:prstGeom>
+                  </pic:spPr>
+                </pic:pic>
+              </a:graphicData>
+            </a:graphic>
+          </wp:inline>
+        </w:drawing>
+      </w:r>
+    </w:p>
+    <w:p>
+      <w:pPr>
+        <w:pStyle w:val="a6"/>
+        <w:ind w:left="1175"/>
+      </w:pPr>
+      <w:r>
+        <w:rPr>
+          <w:rFonts w:hint="eastAsia"/>
+          <w:b/>
+          <w:bCs/>
+        </w:rPr>
+        <w:t>Back to Game :</w:t>
+      </w:r>
+      <w:r>
+        <w:rPr>
+          <w:rFonts w:hint="eastAsia"/>
+        </w:rPr>
+        <w:t xml:space="preserve"> Pause를 닫고 게임으로 돌아간다.</w:t>
+      </w:r>
+    </w:p>
+    <w:p>
+      <w:pPr>
+        <w:pStyle w:val="a6"/>
+        <w:ind w:left="1175"/>
+      </w:pPr>
+      <w:r>
+        <w:rPr>
+          <w:rFonts w:hint="eastAsia"/>
+          <w:b/>
+          <w:bCs/>
+        </w:rPr>
+        <w:t>Restart</w:t>
+      </w:r>
+      <w:r>
+        <w:rPr>
+          <w:rFonts w:hint="eastAsia"/>
+          <w:b/>
+          <w:bCs/>
+        </w:rPr>
+        <w:t xml:space="preserve"> :</w:t>
+      </w:r>
+      <w:r>
+        <w:rPr>
+          <w:rFonts w:hint="eastAsia"/>
+        </w:rPr>
+        <w:t xml:space="preserve"> 스테이지의 현재 진행상황을 초기화하고 처음부터 </w:t>
+      </w:r>
+      <w:proofErr w:type="spellStart"/>
+      <w:r>
+        <w:rPr>
+          <w:rFonts w:hint="eastAsia"/>
+        </w:rPr>
+        <w:t>재시작한다</w:t>
+      </w:r>
+      <w:proofErr w:type="spellEnd"/>
+      <w:r>
+        <w:rPr>
+          <w:rFonts w:hint="eastAsia"/>
+        </w:rPr>
+        <w:t>.</w:t>
+      </w:r>
+    </w:p>
+    <w:p>
+      <w:pPr>
+        <w:pStyle w:val="a6"/>
+        <w:ind w:left="1175"/>
+      </w:pPr>
+      <w:r>
+        <w:rPr>
+          <w:rFonts w:hint="eastAsia"/>
+          <w:b/>
+          <w:bCs/>
+        </w:rPr>
+        <w:t>Option</w:t>
+      </w:r>
+      <w:r>
+        <w:rPr>
+          <w:rFonts w:hint="eastAsia"/>
+          <w:b/>
+          <w:bCs/>
+        </w:rPr>
+        <w:t xml:space="preserve"> :</w:t>
+      </w:r>
+      <w:r>
+        <w:rPr>
+          <w:rFonts w:hint="eastAsia"/>
+        </w:rPr>
+        <w:t xml:space="preserve"> </w:t>
+      </w:r>
+      <w:proofErr w:type="spellStart"/>
+      <w:r>
+        <w:rPr>
+          <w:rFonts w:hint="eastAsia"/>
+        </w:rPr>
+        <w:t>메인메뉴와</w:t>
+      </w:r>
+      <w:proofErr w:type="spellEnd"/>
+      <w:r>
+        <w:rPr>
+          <w:rFonts w:hint="eastAsia"/>
+        </w:rPr>
+        <w:t xml:space="preserve"> 동일한 옵션 설정창을 띄운다.</w:t>
+      </w:r>
+    </w:p>
+    <w:p>
+      <w:pPr>
+        <w:pStyle w:val="a6"/>
+        <w:ind w:left="1175"/>
+      </w:pPr>
+      <w:r>
+        <w:rPr>
+          <w:rFonts w:hint="eastAsia"/>
+          <w:b/>
+          <w:bCs/>
+        </w:rPr>
+        <w:t>Quit Stage :</w:t>
+      </w:r>
+      <w:r>
+        <w:rPr>
+          <w:rFonts w:hint="eastAsia"/>
+        </w:rPr>
+        <w:t xml:space="preserve"> 스테이지를 종료하고 스테이지 선택 공간으로 이동하게 된다. </w:t>
+      </w:r>
+    </w:p>
+    <w:p>
+      <w:pPr>
+        <w:pStyle w:val="a6"/>
+        <w:ind w:left="1175"/>
+      </w:pPr>
+      <w:r>
+        <w:rPr>
+          <w:rFonts w:hint="eastAsia"/>
+        </w:rPr>
+        <w:t xml:space="preserve">(이 때 스테이지를 진행하며 얻은 기억 회복률, 체력 등의 정보는 모두 초기화된다.) </w:t>
+      </w:r>
+    </w:p>
+    <w:p>
+      <w:pPr>
+        <w:pStyle w:val="a6"/>
+        <w:ind w:left="1175"/>
+        <w:rPr>
+          <w:rFonts w:hint="eastAsia"/>
+        </w:rPr>
+      </w:pPr>
+      <w:r>
+        <w:rPr>
+          <w:rFonts w:hint="eastAsia"/>
+          <w:b/>
+          <w:bCs/>
+        </w:rPr>
+        <w:t>Back to Title :</w:t>
+      </w:r>
+      <w:r>
+        <w:rPr>
+          <w:rFonts w:hint="eastAsia"/>
+        </w:rPr>
+        <w:t xml:space="preserve"> 타이틀 화면으로 돌아간다. </w:t>
+      </w:r>
+    </w:p>
+    <w:p>
+      <w:pPr>
+        <w:pStyle w:val="a6"/>
+        <w:ind w:left="1175"/>
+      </w:pPr>
+    </w:p>
+    <w:p>
+      <w:pPr>
+        <w:pStyle w:val="2"/>
+        <w:ind w:firstLine="800"/>
+        <w:rPr>
+          <w:rFonts w:hint="eastAsia"/>
+        </w:rPr>
+      </w:pPr>
+      <w:r>
+        <w:rPr>
+          <w:rFonts w:hint="eastAsia"/>
+        </w:rPr>
+        <w:t>4.2 게임 진행</w:t>
+      </w:r>
+    </w:p>
+    <w:p>
+      <w:pPr>
+        <w:pStyle w:val="3"/>
+        <w:ind w:left="375" w:firstLine="800"/>
+        <w:rPr>
+          <w:rFonts w:hint="eastAsia"/>
+          <w:b/>
+          <w:bCs/>
+        </w:rPr>
+      </w:pPr>
+      <w:r>
+        <w:rPr>
+          <w:rFonts w:hint="eastAsia"/>
+          <w:b/>
+          <w:bCs/>
+        </w:rPr>
+        <w:t xml:space="preserve">4.2.1 체력 </w:t>
+      </w:r>
+    </w:p>
+    <w:p>
+      <w:pPr>
+        <w:pStyle w:val="a6"/>
+        <w:ind w:left="1175"/>
+      </w:pPr>
+      <w:r>
+        <w:rPr>
+          <w:rFonts w:hint="eastAsia"/>
+        </w:rPr>
+        <w:t>플레이어가 몬스터(뱀, 전갈 등) 공격을 받거나 일부 유적의 함정에 당할 경우 데미지를 입고(구멍에 떨어지는 경우 포함) 하트가 하나 감소한다.</w:t>
+      </w:r>
+    </w:p>
+    <w:p>
+      <w:pPr>
+        <w:pStyle w:val="a6"/>
+        <w:ind w:left="1175"/>
+        <w:rPr>
+          <w:rFonts w:hint="eastAsia"/>
+        </w:rPr>
+      </w:pPr>
+    </w:p>
+    <w:p>
+      <w:pPr>
+        <w:pStyle w:val="a6"/>
+        <w:ind w:left="1175"/>
+      </w:pPr>
+      <w:r>
+        <w:rPr>
+          <w:rFonts w:hint="eastAsia"/>
+        </w:rPr>
+        <w:t>유적의 함정에 당해 하트를 잃는 경우 함정의 걸리기 전 마지막 위치에 재시작이 가능하다.</w:t>
+      </w:r>
+    </w:p>
+    <w:p>
+      <w:pPr>
+        <w:pStyle w:val="a6"/>
+        <w:ind w:left="1175"/>
+      </w:pPr>
+    </w:p>
+    <w:p>
+      <w:pPr>
+        <w:pStyle w:val="a6"/>
+        <w:ind w:left="1175"/>
+      </w:pPr>
+      <w:r>
+        <w:rPr>
+          <w:rFonts w:hint="eastAsia"/>
+        </w:rPr>
+        <w:t>예시 : 가느다란 다리를 건너다 중간에 떨어지는 경우</w:t>
+      </w:r>
+    </w:p>
+    <w:p>
+      <w:pPr>
+        <w:pStyle w:val="a6"/>
+        <w:ind w:left="1175"/>
+      </w:pPr>
+      <w:r>
+        <w:rPr>
+          <w:noProof/>
+        </w:rPr>
+        <w:lastRenderedPageBreak/>
+        <w:drawing>
+          <wp:inline distT="0" distB="0" distL="0" distR="0" wp14:anchorId="3AC9D6C7" wp14:editId="6C416376">
+            <wp:extent cx="4752975" cy="2124075"/>
+            <wp:effectExtent l="0" t="0" r="9525" b="9525"/>
+            <wp:docPr id="850361501" name="그림 1"/>
+            <wp:cNvGraphicFramePr>
+              <a:graphicFrameLocks xmlns:a="http://schemas.openxmlformats.org/drawingml/2006/main" noChangeAspect="1"/>
+            </wp:cNvGraphicFramePr>
+            <a:graphic xmlns:a="http://schemas.openxmlformats.org/drawingml/2006/main">
+              <a:graphicData uri="http://schemas.openxmlformats.org/drawingml/2006/picture">
+                <pic:pic xmlns:pic="http://schemas.openxmlformats.org/drawingml/2006/picture">
+                  <pic:nvPicPr>
+                    <pic:cNvPr id="850361501" name=""/>
+                    <pic:cNvPicPr/>
+                  </pic:nvPicPr>
+                  <pic:blipFill>
+                    <a:blip r:embed="rId21"/>
+                    <a:stretch>
+                      <a:fillRect/>
+                    </a:stretch>
+                  </pic:blipFill>
+                  <pic:spPr>
+                    <a:xfrm>
+                      <a:off x="0" y="0"/>
+                      <a:ext cx="4752975" cy="2124075"/>
+                    </a:xfrm>
+                    <a:prstGeom prst="rect">
+                      <a:avLst/>
+                    </a:prstGeom>
+                  </pic:spPr>
+                </pic:pic>
+              </a:graphicData>
+            </a:graphic>
+          </wp:inline>
+        </w:drawing>
+      </w:r>
+      <w:r>
+        <w:rPr>
+          <w:rFonts w:hint="eastAsia"/>
+        </w:rPr>
+        <w:t xml:space="preserve"> </w:t>
+      </w:r>
+    </w:p>
+    <w:p>
+      <w:pPr>
+        <w:pStyle w:val="a6"/>
+        <w:ind w:left="1175"/>
+      </w:pPr>
+      <w:r>
+        <w:rPr>
+          <w:rFonts w:hint="eastAsia"/>
+        </w:rPr>
+        <w:t xml:space="preserve">연출 : 떨어지면서 화면이 암전 되었다가 암전이 끝나면 재시작 위치에서 시작한다.  </w:t>
+      </w:r>
+    </w:p>
+    <w:p>
+      <w:pPr>
+        <w:pStyle w:val="a6"/>
+        <w:ind w:left="1175"/>
+      </w:pPr>
+    </w:p>
+    <w:p>
+      <w:pPr>
+        <w:pStyle w:val="3"/>
+        <w:ind w:firstLine="800"/>
+        <w:rPr>
+          <w:b/>
+          <w:bCs/>
+        </w:rPr>
+      </w:pPr>
+      <w:r>
+        <w:rPr>
+          <w:rFonts w:hint="eastAsia"/>
+          <w:b/>
+          <w:bCs/>
+        </w:rPr>
+        <w:t>4.2.2 캠프</w:t>
+      </w:r>
+    </w:p>
+    <w:p>
+      <w:pPr>
+        <w:pStyle w:val="a6"/>
+        <w:ind w:left="1175"/>
+      </w:pPr>
+      <w:r>
+        <w:drawing>
+          <wp:anchor distT="0" distB="0" distL="114300" distR="114300" simplePos="0" relativeHeight="251655680" behindDoc="0" locked="0" layoutInCell="1" allowOverlap="1" wp14:anchorId="14F3AFB0" wp14:editId="5A1B3F34">
+            <wp:simplePos x="0" y="0"/>
+            <wp:positionH relativeFrom="column">
+              <wp:posOffset>752475</wp:posOffset>
+            </wp:positionH>
+            <wp:positionV relativeFrom="paragraph">
+              <wp:posOffset>321945</wp:posOffset>
+            </wp:positionV>
+            <wp:extent cx="1276350" cy="1276350"/>
+            <wp:effectExtent l="0" t="0" r="0" b="0"/>
+            <wp:wrapTopAndBottom/>
+            <wp:docPr id="10" name="그림 9">
+              <a:extLst xmlns:a="http://schemas.openxmlformats.org/drawingml/2006/main">
+                <a:ext uri="{FF2B5EF4-FFF2-40B4-BE49-F238E27FC236}">
+                  <a16:creationId xmlns:a16="http://schemas.microsoft.com/office/drawing/2014/main" id="{97819F5C-F752-D9EB-48AF-CDAC3FC18B1D}"/>
+                </a:ext>
+              </a:extLst>
+            </wp:docPr>
+            <wp:cNvGraphicFramePr>
+              <a:graphicFrameLocks xmlns:a="http://schemas.openxmlformats.org/drawingml/2006/main" noChangeAspect="1"/>
+            </wp:cNvGraphicFramePr>
+            <a:graphic xmlns:a="http://schemas.openxmlformats.org/drawingml/2006/main">
+              <a:graphicData uri="http://schemas.openxmlformats.org/drawingml/2006/picture">
+                <pic:pic xmlns:pic="http://schemas.openxmlformats.org/drawingml/2006/picture">
+                  <pic:nvPicPr>
+                    <pic:cNvPr id="10" name="그림 9">
+                      <a:extLst>
+                        <a:ext uri="{FF2B5EF4-FFF2-40B4-BE49-F238E27FC236}">
+                          <a16:creationId xmlns:a16="http://schemas.microsoft.com/office/drawing/2014/main" id="{97819F5C-F752-D9EB-48AF-CDAC3FC18B1D}"/>
+                        </a:ext>
+                      </a:extLst>
+                    </pic:cNvPr>
+                    <pic:cNvPicPr>
+                      <a:picLocks noChangeAspect="1"/>
+                    </pic:cNvPicPr>
+                  </pic:nvPicPr>
+                  <pic:blipFill>
+                    <a:blip r:embed="rId22" cstate="print">
+                      <a:extLst>
+                        <a:ext uri="{28A0092B-C50C-407E-A947-70E740481C1C}">
+                          <a14:useLocalDpi xmlns:a14="http://schemas.microsoft.com/office/drawing/2010/main" val="0"/>
+                        </a:ext>
+                      </a:extLst>
+                    </a:blip>
+                    <a:stretch>
+                      <a:fillRect/>
+                    </a:stretch>
+                  </pic:blipFill>
+                  <pic:spPr>
+                    <a:xfrm>
+                      <a:off x="0" y="0"/>
+                      <a:ext cx="1276350" cy="1276350"/>
+                    </a:xfrm>
+                    <a:prstGeom prst="rect">
+                      <a:avLst/>
+                    </a:prstGeom>
+                  </pic:spPr>
+                </pic:pic>
+              </a:graphicData>
+            </a:graphic>
+            <wp14:sizeRelH relativeFrom="margin">
+              <wp14:pctWidth>0</wp14:pctWidth>
+            </wp14:sizeRelH>
+            <wp14:sizeRelV relativeFrom="margin">
+              <wp14:pctHeight>0</wp14:pctHeight>
+            </wp14:sizeRelV>
+          </wp:anchor>
+        </w:drawing>
+      </w:r>
+      <w:r>
+        <w:rPr>
+          <w:rFonts w:hint="eastAsia"/>
+        </w:rPr>
+        <w:t>예시 이미지</w:t>
+      </w:r>
+    </w:p>
+    <w:p>
+      <w:pPr>
+        <w:pStyle w:val="a6"/>
+        <w:numPr>
+          <w:ilvl w:val="0"/>
+          <w:numId w:val="2"/>
+        </w:numPr>
+      </w:pPr>
+      <w:r>
+        <w:rPr>
+          <w:rFonts w:hint="eastAsia"/>
+        </w:rPr>
+        <w:t xml:space="preserve">맵 상에는 캠프가 존재하며, 유저가 캠프와 상호작용을 통해 활성화 </w:t>
+      </w:r>
+      <w:proofErr w:type="spellStart"/>
+      <w:r>
+        <w:rPr>
+          <w:rFonts w:hint="eastAsia"/>
+        </w:rPr>
+        <w:t>시켜야한다</w:t>
+      </w:r>
+      <w:proofErr w:type="spellEnd"/>
+      <w:r>
+        <w:rPr>
+          <w:rFonts w:hint="eastAsia"/>
+        </w:rPr>
+        <w:t xml:space="preserve">. </w:t>
+      </w:r>
+    </w:p>
+    <w:p>
+      <w:pPr>
+        <w:pStyle w:val="a6"/>
+        <w:numPr>
+          <w:ilvl w:val="0"/>
+          <w:numId w:val="2"/>
+        </w:numPr>
+      </w:pPr>
+      <w:r>
+        <w:rPr>
+          <w:rFonts w:hint="eastAsia"/>
+        </w:rPr>
+        <w:t>유저가 가장 마지막에 활성화시킨 캠프만이 활성화된다.</w:t>
+      </w:r>
+    </w:p>
+    <w:p>
+      <w:pPr>
+        <w:pStyle w:val="a6"/>
+        <w:numPr>
+          <w:ilvl w:val="0"/>
+          <w:numId w:val="2"/>
+        </w:numPr>
+      </w:pPr>
+      <w:r>
+        <w:rPr>
+          <w:rFonts w:hint="eastAsia"/>
+        </w:rPr>
+        <w:t xml:space="preserve">유저가 캠프를 활성화하면 라이프가 회복된다. </w:t>
+      </w:r>
+    </w:p>
+    <w:p>
+      <w:pPr>
+        <w:pStyle w:val="a6"/>
+        <w:numPr>
+          <w:ilvl w:val="0"/>
+          <w:numId w:val="2"/>
+        </w:numPr>
+      </w:pPr>
+      <w:r>
+        <w:rPr>
+          <w:rFonts w:hint="eastAsia"/>
+        </w:rPr>
+        <w:t>유저가 캠프를 활성화 시키면 스테이지의 스테이지 내에서 기억 회복률 변동 사항이 저장된다.</w:t>
+      </w:r>
+    </w:p>
+    <w:p>
+      <w:pPr>
+        <w:pStyle w:val="a6"/>
+        <w:numPr>
+          <w:ilvl w:val="0"/>
+          <w:numId w:val="2"/>
+        </w:numPr>
+      </w:pPr>
+      <w:r>
+        <w:rPr>
+          <w:rFonts w:hint="eastAsia"/>
+        </w:rPr>
+        <w:t xml:space="preserve">유저가 라이프를 모두 잃을 경우 가장 마지막에 활성화시킨 캠프에서 재시작을 하게 된다. </w:t>
+      </w:r>
+    </w:p>
+    <w:p>
+      <w:pPr>
+        <w:pStyle w:val="a6"/>
+        <w:numPr>
+          <w:ilvl w:val="0"/>
+          <w:numId w:val="2"/>
+        </w:numPr>
+      </w:pPr>
+      <w:r>
+        <w:rPr>
+          <w:rFonts w:hint="eastAsia"/>
+        </w:rPr>
+        <w:t xml:space="preserve">유저가 스테이지를 클리어 하지 않고 스테이지를 그만 둘 경우 캠프에서 저장된 </w:t>
+      </w:r>
+      <w:proofErr w:type="spellStart"/>
+      <w:r>
+        <w:rPr>
+          <w:rFonts w:hint="eastAsia"/>
+        </w:rPr>
+        <w:t>기억회복률</w:t>
+      </w:r>
+      <w:proofErr w:type="spellEnd"/>
+      <w:r>
+        <w:rPr>
+          <w:rFonts w:hint="eastAsia"/>
+        </w:rPr>
+        <w:t xml:space="preserve"> 및 스테이지 재시작 위치는 저장되지 않는다.  </w:t>
+      </w:r>
+    </w:p>
+    <w:p/>
+    <w:p>
+      <w:pPr>
+        <w:pStyle w:val="3"/>
+        <w:ind w:firstLine="800"/>
+        <w:rPr>
+          <w:b/>
+          <w:bCs/>
+        </w:rPr>
+      </w:pPr>
+      <w:r>
+        <w:rPr>
+          <w:rFonts w:hint="eastAsia"/>
+          <w:b/>
+          <w:bCs/>
+        </w:rPr>
+        <w:t>4.2.3 게임 진행 및 저장</w:t>
+      </w:r>
+    </w:p>
+    <w:p>
+      <w:pPr>
+        <w:ind w:firstLine="800"/>
+      </w:pPr>
+      <w:r>
+        <w:rPr>
+          <w:rFonts w:hint="eastAsia"/>
+        </w:rPr>
+        <w:t xml:space="preserve">- 스테이지 클리어 정보 및 최종 </w:t>
+      </w:r>
+      <w:proofErr w:type="spellStart"/>
+      <w:r>
+        <w:rPr>
+          <w:rFonts w:hint="eastAsia"/>
+        </w:rPr>
+        <w:t>기억회복률은</w:t>
+      </w:r>
+      <w:proofErr w:type="spellEnd"/>
+      <w:r>
+        <w:rPr>
+          <w:rFonts w:hint="eastAsia"/>
+        </w:rPr>
+        <w:t xml:space="preserve"> 스테이지를 완전히 클리어할 시 게임 내에 저장된다.</w:t>
+      </w:r>
+    </w:p>
+    <w:p>
+      <w:pPr>
+        <w:ind w:firstLine="800"/>
+        <w:rPr>
+          <w:rFonts w:hint="eastAsia"/>
+        </w:rPr>
+      </w:pPr>
+      <w:r>
+        <w:rPr>
+          <w:rFonts w:hint="eastAsia"/>
+        </w:rPr>
+        <w:t xml:space="preserve">- 중간 일시정지 메뉴를 통해 그만 둘 경우 캠프에 저장된 데이터는 사라진다. </w:t>
+      </w:r>
+      <w:r>
+        <w:rPr>
+          <w:rFonts w:hint="eastAsia"/>
+        </w:rPr>
+        <w:t xml:space="preserve"> </w:t>
+      </w:r>
+    </w:p>
+    <w:p>
+      <w:pPr>
+        <w:pStyle w:val="a6"/>
+        <w:ind w:left="1175"/>
+        <w:rPr>
+          <w:rFonts w:hint="eastAsia"/>
+        </w:rPr>
+      </w:pPr>
+    </w:p>
+    <w:p>
+      <w:pPr>
+        <w:pStyle w:val="2"/>
+        <w:ind w:firstLine="800"/>
+      </w:pPr>
+      <w:r>
+        <w:rPr>
+          <w:noProof/>
+        </w:rPr>
+        <w:drawing>
+          <wp:anchor distT="0" distB="0" distL="114300" distR="114300" simplePos="0" relativeHeight="251658752" behindDoc="0" locked="0" layoutInCell="1" allowOverlap="1" wp14:anchorId="12408F04" wp14:editId="6254A1F4">
+            <wp:simplePos x="0" y="0"/>
+            <wp:positionH relativeFrom="column">
+              <wp:posOffset>619125</wp:posOffset>
+            </wp:positionH>
+            <wp:positionV relativeFrom="paragraph">
+              <wp:posOffset>439420</wp:posOffset>
+            </wp:positionV>
+            <wp:extent cx="4337050" cy="2895600"/>
+            <wp:effectExtent l="0" t="0" r="0" b="0"/>
+            <wp:wrapTopAndBottom/>
+            <wp:docPr id="1990255044" name="그림 1"/>
+            <wp:cNvGraphicFramePr>
+              <a:graphicFrameLocks xmlns:a="http://schemas.openxmlformats.org/drawingml/2006/main" noChangeAspect="1"/>
+            </wp:cNvGraphicFramePr>
+            <a:graphic xmlns:a="http://schemas.openxmlformats.org/drawingml/2006/main">
+              <a:graphicData uri="http://schemas.openxmlformats.org/drawingml/2006/picture">
+                <pic:pic xmlns:pic="http://schemas.openxmlformats.org/drawingml/2006/picture">
+                  <pic:nvPicPr>
+                    <pic:cNvPr id="1990255044" name=""/>
+                    <pic:cNvPicPr/>
+                  </pic:nvPicPr>
+                  <pic:blipFill>
+                    <a:blip r:embed="rId23">
+                      <a:extLst>
+                        <a:ext uri="{28A0092B-C50C-407E-A947-70E740481C1C}">
+                          <a14:useLocalDpi xmlns:a14="http://schemas.microsoft.com/office/drawing/2010/main" val="0"/>
+                        </a:ext>
+                      </a:extLst>
+                    </a:blip>
+                    <a:stretch>
+                      <a:fillRect/>
+                    </a:stretch>
+                  </pic:blipFill>
+                  <pic:spPr>
+                    <a:xfrm>
+                      <a:off x="0" y="0"/>
+                      <a:ext cx="4337050" cy="2895600"/>
+                    </a:xfrm>
+                    <a:prstGeom prst="rect">
+                      <a:avLst/>
+                    </a:prstGeom>
+                  </pic:spPr>
+                </pic:pic>
+              </a:graphicData>
+            </a:graphic>
+            <wp14:sizeRelH relativeFrom="margin">
+              <wp14:pctWidth>0</wp14:pctWidth>
+            </wp14:sizeRelH>
+            <wp14:sizeRelV relativeFrom="margin">
+              <wp14:pctHeight>0</wp14:pctHeight>
+            </wp14:sizeRelV>
+          </wp:anchor>
+        </w:drawing>
+      </w:r>
+      <w:r>
+        <w:rPr>
+          <w:rFonts w:hint="eastAsia"/>
+        </w:rPr>
+        <w:t xml:space="preserve">4.2 </w:t>
+      </w:r>
+      <w:r>
+        <w:rPr>
+          <w:rFonts w:hint="eastAsia"/>
+        </w:rPr>
+        <w:t>튜토리얼</w:t>
+      </w:r>
+    </w:p>
+    <w:p>
+      <w:pPr>
         <w:ind w:left="800"/>
-        <w:rPr>
-          <w:rFonts w:hint="eastAsia"/>
-        </w:rPr>
-      </w:pPr>
+      </w:pPr>
+    </w:p>
+    <w:p>
+      <w:pPr>
+        <w:pStyle w:val="a6"/>
+        <w:numPr>
+          <w:ilvl w:val="0"/>
+          <w:numId w:val="2"/>
+        </w:numPr>
+      </w:pPr>
+      <w:r>
+        <w:rPr>
+          <w:rFonts w:hint="eastAsia"/>
+        </w:rPr>
+        <w:t xml:space="preserve">맵 상의 튜토리얼 트리거에 진입하면 </w:t>
+      </w:r>
+      <w:r>
+        <w:rPr>
+          <w:rFonts w:hint="eastAsia"/>
+        </w:rPr>
+        <w:t>위 이미지처럼</w:t>
+      </w:r>
+      <w:r>
+        <w:rPr>
+          <w:rFonts w:hint="eastAsia"/>
+        </w:rPr>
+        <w:t xml:space="preserve"> 맵 상단에</w:t>
+      </w:r>
+      <w:r>
+        <w:rPr>
+          <w:rFonts w:hint="eastAsia"/>
+        </w:rPr>
+        <w:t xml:space="preserve"> 튜토리얼이 발생한다.</w:t>
+      </w:r>
+    </w:p>
+    <w:p>
+      <w:pPr>
+        <w:pStyle w:val="a6"/>
+        <w:numPr>
+          <w:ilvl w:val="0"/>
+          <w:numId w:val="2"/>
+        </w:numPr>
+      </w:pPr>
+      <w:r>
+        <w:rPr>
+          <w:rFonts w:hint="eastAsia"/>
+        </w:rPr>
+        <w:t>검은색 투명도 0%</w:t>
+      </w:r>
+    </w:p>
+    <w:p>
+      <w:pPr>
+        <w:pStyle w:val="a6"/>
+        <w:numPr>
+          <w:ilvl w:val="0"/>
+          <w:numId w:val="2"/>
+        </w:numPr>
+      </w:pPr>
+      <w:r>
+        <w:rPr>
+          <w:rFonts w:hint="eastAsia"/>
+        </w:rPr>
+        <w:t>대사는 유저가 20초동안 아무런 조작을 하지 않을 시 자동으로 다음 대사로 이동</w:t>
+      </w:r>
+    </w:p>
+    <w:p>
+      <w:pPr>
+        <w:pStyle w:val="a6"/>
+        <w:numPr>
+          <w:ilvl w:val="0"/>
+          <w:numId w:val="2"/>
+        </w:numPr>
+      </w:pPr>
+      <w:r>
+        <w:rPr>
+          <w:rFonts w:hint="eastAsia"/>
+        </w:rPr>
+        <w:t>유저가 스페이스를 누르면 대사 넘기기 가능</w:t>
+      </w:r>
+    </w:p>
+    <w:p>
+      <w:pPr>
+        <w:pStyle w:val="a6"/>
+        <w:numPr>
+          <w:ilvl w:val="0"/>
+          <w:numId w:val="2"/>
+        </w:numPr>
+        <w:rPr>
+          <w:rFonts w:hint="eastAsia"/>
+        </w:rPr>
+      </w:pPr>
+      <w:r>
+        <w:rPr>
+          <w:rFonts w:hint="eastAsia"/>
+        </w:rPr>
+        <w:t xml:space="preserve">유저가 Space를 눌러서 튜토리얼을 넘길 수 있다. </w:t>
+      </w:r>
+    </w:p>
+    <w:p>
+      <w:pPr>
+        <w:ind w:left="800"/>
+        <w:rPr>
+          <w:rFonts w:hint="eastAsia"/>
+        </w:rPr>
+      </w:pPr>
+    </w:p>
+    <w:p>
+      <w:pPr>
+        <w:pStyle w:val="2"/>
+        <w:ind w:firstLine="800"/>
+      </w:pPr>
+      <w:r>
+        <w:rPr>
+          <w:rFonts w:hint="eastAsia"/>
+        </w:rPr>
+        <w:lastRenderedPageBreak/>
+        <w:t xml:space="preserve">4.3 </w:t>
+      </w:r>
+      <w:r>
+        <w:rPr>
+          <w:rFonts w:hint="eastAsia"/>
+        </w:rPr>
+        <w:t xml:space="preserve">독백 및 </w:t>
+      </w:r>
+      <w:r>
+        <w:rPr>
+          <w:rFonts w:hint="eastAsia"/>
+        </w:rPr>
+        <w:t>대화</w:t>
+      </w:r>
+    </w:p>
+    <w:p>
+      <w:pPr>
+        <w:pStyle w:val="3"/>
+        <w:ind w:firstLine="800"/>
+        <w:rPr>
+          <w:rFonts w:hint="eastAsia"/>
+        </w:rPr>
+      </w:pPr>
+      <w:r>
+        <w:rPr>
+          <w:noProof/>
+        </w:rPr>
+        <w:drawing>
+          <wp:anchor distT="0" distB="0" distL="114300" distR="114300" simplePos="0" relativeHeight="251662848" behindDoc="0" locked="0" layoutInCell="1" allowOverlap="1" wp14:anchorId="3D747376" wp14:editId="63D5F557">
+            <wp:simplePos x="0" y="0"/>
+            <wp:positionH relativeFrom="margin">
+              <wp:posOffset>638175</wp:posOffset>
+            </wp:positionH>
+            <wp:positionV relativeFrom="paragraph">
+              <wp:posOffset>489585</wp:posOffset>
+            </wp:positionV>
+            <wp:extent cx="3891280" cy="2590800"/>
+            <wp:effectExtent l="0" t="0" r="0" b="0"/>
+            <wp:wrapTopAndBottom/>
+            <wp:docPr id="1159877181" name="그림 1"/>
+            <wp:cNvGraphicFramePr>
+              <a:graphicFrameLocks xmlns:a="http://schemas.openxmlformats.org/drawingml/2006/main" noChangeAspect="1"/>
+            </wp:cNvGraphicFramePr>
+            <a:graphic xmlns:a="http://schemas.openxmlformats.org/drawingml/2006/main">
+              <a:graphicData uri="http://schemas.openxmlformats.org/drawingml/2006/picture">
+                <pic:pic xmlns:pic="http://schemas.openxmlformats.org/drawingml/2006/picture">
+                  <pic:nvPicPr>
+                    <pic:cNvPr id="767747911" name=""/>
+                    <pic:cNvPicPr/>
+                  </pic:nvPicPr>
+                  <pic:blipFill>
+                    <a:blip r:embed="rId24">
+                      <a:extLst>
+                        <a:ext uri="{28A0092B-C50C-407E-A947-70E740481C1C}">
+                          <a14:useLocalDpi xmlns:a14="http://schemas.microsoft.com/office/drawing/2010/main" val="0"/>
+                        </a:ext>
+                      </a:extLst>
+                    </a:blip>
+                    <a:stretch>
+                      <a:fillRect/>
+                    </a:stretch>
+                  </pic:blipFill>
+                  <pic:spPr>
+                    <a:xfrm>
+                      <a:off x="0" y="0"/>
+                      <a:ext cx="3891280" cy="2590800"/>
+                    </a:xfrm>
+                    <a:prstGeom prst="rect">
+                      <a:avLst/>
+                    </a:prstGeom>
+                  </pic:spPr>
+                </pic:pic>
+              </a:graphicData>
+            </a:graphic>
+            <wp14:sizeRelH relativeFrom="margin">
+              <wp14:pctWidth>0</wp14:pctWidth>
+            </wp14:sizeRelH>
+            <wp14:sizeRelV relativeFrom="margin">
+              <wp14:pctHeight>0</wp14:pctHeight>
+            </wp14:sizeRelV>
+          </wp:anchor>
+        </w:drawing>
+      </w:r>
+      <w:r>
+        <w:rPr>
+          <w:rFonts w:hint="eastAsia"/>
+        </w:rPr>
+        <w:t>4.3.1 독백</w:t>
+      </w:r>
+    </w:p>
+    <w:p/>
+    <w:p>
+      <w:pPr>
+        <w:pStyle w:val="a6"/>
+        <w:numPr>
+          <w:ilvl w:val="0"/>
+          <w:numId w:val="2"/>
+        </w:numPr>
+      </w:pPr>
+      <w:r>
+        <w:rPr>
+          <w:rFonts w:hint="eastAsia"/>
+        </w:rPr>
+        <w:t>독백 및 대사는 경우 화면 하단에 표시</w:t>
+      </w:r>
+    </w:p>
+    <w:p>
+      <w:pPr>
+        <w:pStyle w:val="a6"/>
+        <w:numPr>
+          <w:ilvl w:val="0"/>
+          <w:numId w:val="2"/>
+        </w:numPr>
+      </w:pPr>
+      <w:r>
+        <w:rPr>
+          <w:rFonts w:hint="eastAsia"/>
+        </w:rPr>
+        <w:t>대사는 최대 3줄까지 출력</w:t>
+      </w:r>
+    </w:p>
+    <w:p>
+      <w:pPr>
+        <w:pStyle w:val="a6"/>
+        <w:numPr>
+          <w:ilvl w:val="0"/>
+          <w:numId w:val="2"/>
+        </w:numPr>
+      </w:pPr>
+      <w:r>
+        <w:rPr>
+          <w:rFonts w:hint="eastAsia"/>
+        </w:rPr>
+        <w:t xml:space="preserve">플레이어나 NPC의 대사는 화면 하단에 출력 </w:t>
+      </w:r>
+    </w:p>
+    <w:p>
+      <w:pPr>
+        <w:pStyle w:val="a6"/>
+        <w:numPr>
+          <w:ilvl w:val="0"/>
+          <w:numId w:val="2"/>
+        </w:numPr>
+      </w:pPr>
+      <w:r>
+        <w:rPr>
+          <w:rFonts w:hint="eastAsia"/>
+        </w:rPr>
+        <w:t>검은색 투명도 60</w:t>
+      </w:r>
+      <w:r>
+        <w:rPr>
+          <w:rFonts w:hint="eastAsia"/>
+        </w:rPr>
+        <w:t xml:space="preserve"> </w:t>
+      </w:r>
+      <w:r>
+        <w:rPr>
+          <w:rFonts w:hint="eastAsia"/>
+        </w:rPr>
+        <w:t>%</w:t>
+      </w:r>
+    </w:p>
+    <w:p>
+      <w:pPr>
+        <w:pStyle w:val="a6"/>
+        <w:numPr>
+          <w:ilvl w:val="0"/>
+          <w:numId w:val="2"/>
+        </w:numPr>
+      </w:pPr>
+      <w:r>
+        <w:rPr>
+          <w:rFonts w:hint="eastAsia"/>
+        </w:rPr>
+        <w:t>유저가 20초</w:t>
+      </w:r>
+      <w:r>
+        <w:rPr>
+          <w:rFonts w:hint="eastAsia"/>
+        </w:rPr>
+        <w:t xml:space="preserve"> </w:t>
+      </w:r>
+      <w:r>
+        <w:rPr>
+          <w:rFonts w:hint="eastAsia"/>
+        </w:rPr>
+        <w:t>동안 아무런 조작을 하지 않을 시 자동으로 다음 대사로 이동</w:t>
+      </w:r>
+    </w:p>
+    <w:p>
+      <w:pPr>
+        <w:pStyle w:val="a6"/>
+        <w:numPr>
+          <w:ilvl w:val="0"/>
+          <w:numId w:val="2"/>
+        </w:numPr>
+      </w:pPr>
+      <w:r>
+        <w:rPr>
+          <w:rFonts w:hint="eastAsia"/>
+        </w:rPr>
+        <w:t xml:space="preserve">유저가 스페이스를 누르면 </w:t>
+      </w:r>
+      <w:r>
+        <w:rPr>
+          <w:rFonts w:hint="eastAsia"/>
+        </w:rPr>
+        <w:t xml:space="preserve">다음 </w:t>
+      </w:r>
+      <w:r>
+        <w:rPr>
+          <w:rFonts w:hint="eastAsia"/>
+        </w:rPr>
+        <w:t>대사</w:t>
+      </w:r>
+      <w:r>
+        <w:rPr>
+          <w:rFonts w:hint="eastAsia"/>
+        </w:rPr>
+        <w:t>로</w:t>
+      </w:r>
+      <w:r>
+        <w:rPr>
+          <w:rFonts w:hint="eastAsia"/>
+        </w:rPr>
+        <w:t xml:space="preserve"> 넘</w:t>
+      </w:r>
+      <w:r>
+        <w:rPr>
+          <w:rFonts w:hint="eastAsia"/>
+        </w:rPr>
+        <w:t>어간다.</w:t>
+      </w:r>
+      <w:r>
+        <w:rPr>
+          <w:rFonts w:hint="eastAsia"/>
+        </w:rPr>
+        <w:t xml:space="preserve"> </w:t>
+      </w:r>
+    </w:p>
+    <w:p>
+      <w:pPr>
+        <w:pStyle w:val="3"/>
+        <w:ind w:firstLine="800"/>
+      </w:pPr>
+      <w:r>
+        <w:rPr>
+          <w:rFonts w:hint="eastAsia"/>
+        </w:rPr>
+        <w:t>4.3.2 대화</w:t>
+      </w:r>
+    </w:p>
+    <w:p>
+      <w:pPr>
+        <w:ind w:firstLine="800"/>
+        <w:rPr>
+          <w:rFonts w:hint="eastAsia"/>
+        </w:rPr>
+      </w:pPr>
+      <w:r>
+        <w:rPr>
+          <w:rFonts w:hint="eastAsia"/>
+        </w:rPr>
+        <w:t xml:space="preserve">- 전체적인 UI는 독백과 같으나 </w:t>
+      </w:r>
+      <w:r>
+        <w:rPr>
+          <w:rFonts w:hint="eastAsia"/>
+        </w:rPr>
+        <w:t xml:space="preserve">캐릭터가 말 하는 타이밍에 말 하는 캐릭터의 입모양이 움직이는 연출이 발생 </w:t>
+      </w:r>
+    </w:p>
+    <w:p>
+      <w:pPr>
+        <w:pStyle w:val="a6"/>
+        <w:ind w:left="1160"/>
+      </w:pPr>
+    </w:p>
+    <w:p>
+      <w:pPr>
+        <w:pStyle w:val="a6"/>
+        <w:ind w:left="1160"/>
+      </w:pPr>
+    </w:p>
+    <w:p>
+      <w:pPr>
+        <w:pStyle w:val="1"/>
+        <w:numPr>
+          <w:ilvl w:val="0"/>
+          <w:numId w:val="4"/>
+        </w:numPr>
+      </w:pPr>
+      <w:r>
+        <w:rPr>
+          <w:rFonts w:hint="eastAsia"/>
+        </w:rPr>
+        <w:t xml:space="preserve">캐릭터 조작 </w:t>
+      </w:r>
+    </w:p>
+    <w:tbl>
+      <w:tblPr>
+        <w:tblStyle w:val="ac"/>
+        <w:tblW w:w="0" w:type="auto"/>
+        <w:tblLook w:val="04A0" w:firstRow="1" w:lastRow="0" w:firstColumn="1" w:lastColumn="0" w:noHBand="0" w:noVBand="1"/>
+      </w:tblPr>
+      <w:tblGrid>
+        <w:gridCol w:w="2263"/>
+        <w:gridCol w:w="4111"/>
+        <w:gridCol w:w="2642"/>
+      </w:tblGrid>
+      <w:tr>
+        <w:tc>
+          <w:tcPr>
+            <w:tcW w:w="2263" w:type="dxa"/>
+            <w:shd w:val="clear" w:color="auto" w:fill="DAE9F7" w:themeFill="text2" w:themeFillTint="1A"/>
+          </w:tcPr>
+          <w:p>
+            <w:pPr>
+              <w:pStyle w:val="a6"/>
+              <w:tabs>
+                <w:tab w:val="center" w:pos="4513"/>
+                <w:tab w:val="right" w:pos="9026"/>
+              </w:tabs>
+              <w:snapToGrid w:val="0"/>
+              <w:ind w:left="800"/>
+            </w:pPr>
+            <w:r>
+              <w:rPr>
+                <w:rFonts w:hint="eastAsia"/>
+              </w:rPr>
+              <w:t>동작</w:t>
+            </w:r>
+          </w:p>
+        </w:tc>
+        <w:tc>
+          <w:tcPr>
+            <w:tcW w:w="4111" w:type="dxa"/>
+            <w:shd w:val="clear" w:color="auto" w:fill="DAE9F7" w:themeFill="text2" w:themeFillTint="1A"/>
+          </w:tcPr>
+          <w:p>
+            <w:pPr>
+              <w:jc w:val="center"/>
+            </w:pPr>
+            <w:r>
+              <w:rPr>
+                <w:rFonts w:hint="eastAsia"/>
+              </w:rPr>
+              <w:t>모션</w:t>
+            </w:r>
+          </w:p>
+        </w:tc>
+        <w:tc>
+          <w:tcPr>
+            <w:tcW w:w="2642" w:type="dxa"/>
+            <w:shd w:val="clear" w:color="auto" w:fill="DAE9F7" w:themeFill="text2" w:themeFillTint="1A"/>
+          </w:tcPr>
+          <w:p>
+            <w:pPr>
+              <w:jc w:val="center"/>
+            </w:pPr>
+            <w:r>
+              <w:rPr>
+                <w:rFonts w:hint="eastAsia"/>
+              </w:rPr>
+              <w:t>키 할당</w:t>
+            </w:r>
+          </w:p>
+        </w:tc>
+      </w:tr>
+      <w:tr>
+        <w:tc>
+          <w:tcPr>
+            <w:tcW w:w="2263" w:type="dxa"/>
+          </w:tcPr>
+          <w:p>
+            <w:r>
+              <w:rPr>
+                <w:rFonts w:hint="eastAsia"/>
+              </w:rPr>
+              <w:t>걷기</w:t>
+            </w:r>
+          </w:p>
+        </w:tc>
+        <w:tc>
+          <w:tcPr>
+            <w:tcW w:w="4111" w:type="dxa"/>
+          </w:tcPr>
+          <w:p>
+            <w:r>
+              <w:rPr>
+                <w:rFonts w:hint="eastAsia"/>
+              </w:rPr>
+              <w:t>1m/s의 속도로 걷기</w:t>
+            </w:r>
+          </w:p>
+        </w:tc>
+        <w:tc>
+          <w:tcPr>
+            <w:tcW w:w="2642" w:type="dxa"/>
+          </w:tcPr>
+          <w:p>
+            <w:r>
+              <w:rPr>
+                <w:rFonts w:hint="eastAsia"/>
+              </w:rPr>
+              <w:t>W,S,A,D</w:t>
+            </w:r>
+          </w:p>
+        </w:tc>
+      </w:tr>
+      <w:tr>
+        <w:tc>
+          <w:tcPr>
+            <w:tcW w:w="2263" w:type="dxa"/>
+          </w:tcPr>
+          <w:p>
+            <w:r>
+              <w:rPr>
+                <w:rFonts w:hint="eastAsia"/>
+              </w:rPr>
+              <w:t>달리기</w:t>
+            </w:r>
+          </w:p>
+        </w:tc>
+        <w:tc>
+          <w:tcPr>
+            <w:tcW w:w="4111" w:type="dxa"/>
+          </w:tcPr>
+          <w:p>
+            <w:r>
+              <w:rPr>
+                <w:rFonts w:hint="eastAsia"/>
+              </w:rPr>
+              <w:t>2.5m/s로 뛰기</w:t>
+            </w:r>
+          </w:p>
+        </w:tc>
+        <w:tc>
+          <w:tcPr>
+            <w:tcW w:w="2642" w:type="dxa"/>
+          </w:tcPr>
+          <w:p>
+            <w:r>
+              <w:rPr>
+                <w:rFonts w:hint="eastAsia"/>
+              </w:rPr>
+              <w:t>Shift</w:t>
+            </w:r>
+          </w:p>
+        </w:tc>
+      </w:tr>
+      <w:tr>
+        <w:tc>
+          <w:tcPr>
+            <w:tcW w:w="2263" w:type="dxa"/>
+          </w:tcPr>
+          <w:p>
+            <w:r>
+              <w:rPr>
+                <w:rFonts w:hint="eastAsia"/>
+              </w:rPr>
+              <w:t>점프</w:t>
+            </w:r>
+          </w:p>
+        </w:tc>
+        <w:tc>
+          <w:tcPr>
+            <w:tcW w:w="4111" w:type="dxa"/>
+          </w:tcPr>
+          <w:p>
+            <w:r>
+              <w:rPr>
+                <w:rFonts w:hint="eastAsia"/>
+              </w:rPr>
+              <w:t xml:space="preserve">지면에서 0.3m 높이만큼의 장애물을 넘는 것이 가능 </w:t>
+            </w:r>
+          </w:p>
+        </w:tc>
+        <w:tc>
+          <w:tcPr>
+            <w:tcW w:w="2642" w:type="dxa"/>
+          </w:tcPr>
+          <w:p>
+            <w:r>
+              <w:t>S</w:t>
+            </w:r>
+            <w:r>
+              <w:rPr>
+                <w:rFonts w:hint="eastAsia"/>
+              </w:rPr>
+              <w:t>pace</w:t>
+            </w:r>
+          </w:p>
+        </w:tc>
+      </w:tr>
+      <w:tr>
+        <w:tc>
+          <w:tcPr>
+            <w:tcW w:w="2263" w:type="dxa"/>
+          </w:tcPr>
+          <w:p>
+            <w:r>
+              <w:rPr>
+                <w:rFonts w:hint="eastAsia"/>
+              </w:rPr>
+              <w:lastRenderedPageBreak/>
+              <w:t>잡고 올라가기</w:t>
+            </w:r>
+          </w:p>
+        </w:tc>
+        <w:tc>
+          <w:tcPr>
+            <w:tcW w:w="4111" w:type="dxa"/>
+          </w:tcPr>
+          <w:p>
+            <w:r>
+              <w:rPr>
+                <w:rFonts w:hint="eastAsia"/>
+              </w:rPr>
+              <w:t xml:space="preserve">지면에서 </w:t>
+            </w:r>
+            <w:r>
+              <w:rPr>
+                <w:rFonts w:hint="eastAsia"/>
+              </w:rPr>
+              <w:t>손이 닿는 높이를</w:t>
+            </w:r>
+            <w:r>
+              <w:rPr>
+                <w:rFonts w:hint="eastAsia"/>
+              </w:rPr>
+              <w:t xml:space="preserve"> 턱을 손으로 잡고 올라갈 수 있음 (점프 후 잡을 경우)  </w:t>
+            </w:r>
+          </w:p>
+        </w:tc>
+        <w:tc>
+          <w:tcPr>
+            <w:tcW w:w="2642" w:type="dxa"/>
+          </w:tcPr>
+          <w:p>
+            <w:r>
+              <w:rPr>
+                <w:rFonts w:hint="eastAsia"/>
+              </w:rPr>
+              <w:t>(키 할당 없음, 점프 후 조건에 걸맞는 높이의 턱 위를 잡으면 자동으로 발동)</w:t>
+            </w:r>
+          </w:p>
+        </w:tc>
+      </w:tr>
+      <w:tr>
+        <w:tc>
+          <w:tcPr>
+            <w:tcW w:w="2263" w:type="dxa"/>
+          </w:tcPr>
+          <w:p>
+            <w:r>
+              <w:rPr>
+                <w:rFonts w:hint="eastAsia"/>
+              </w:rPr>
+              <w:t>상호작용 및 물건 들기</w:t>
+            </w:r>
+          </w:p>
+        </w:tc>
+        <w:tc>
+          <w:tcPr>
+            <w:tcW w:w="4111" w:type="dxa"/>
+          </w:tcPr>
+          <w:p>
+            <w:r>
+              <w:rPr>
+                <w:rFonts w:hint="eastAsia"/>
+              </w:rPr>
+              <w:t>물건을 들거나 밧줄을 잡을 수 있다.</w:t>
+            </w:r>
+          </w:p>
+        </w:tc>
+        <w:tc>
+          <w:tcPr>
+            <w:tcW w:w="2642" w:type="dxa"/>
+          </w:tcPr>
+          <w:p>
+            <w:r>
+              <w:rPr>
+                <w:rFonts w:hint="eastAsia"/>
+              </w:rPr>
+              <w:t>E 또는 F</w:t>
+            </w:r>
+          </w:p>
+        </w:tc>
+      </w:tr>
+      <w:tr>
+        <w:tc>
+          <w:tcPr>
+            <w:tcW w:w="2263" w:type="dxa"/>
+          </w:tcPr>
+          <w:p>
+            <w:r>
+              <w:rPr>
+                <w:rFonts w:hint="eastAsia"/>
+              </w:rPr>
+              <w:t>밧줄 오르기</w:t>
+            </w:r>
+          </w:p>
+        </w:tc>
+        <w:tc>
+          <w:tcPr>
+            <w:tcW w:w="4111" w:type="dxa"/>
+          </w:tcPr>
+          <w:p>
+            <w:r>
+              <w:rPr>
+                <w:rFonts w:hint="eastAsia"/>
+              </w:rPr>
+              <w:t>밧줄을 잡은 상태로 위로 올라간다.</w:t>
+            </w:r>
+          </w:p>
+        </w:tc>
+        <w:tc>
+          <w:tcPr>
+            <w:tcW w:w="2642" w:type="dxa"/>
+          </w:tcPr>
+          <w:p>
+            <w:r>
+              <w:rPr>
+                <w:rFonts w:hint="eastAsia"/>
+              </w:rPr>
+              <w:t>W</w:t>
+            </w:r>
+          </w:p>
+        </w:tc>
+      </w:tr>
+      <w:tr>
+        <w:tc>
+          <w:tcPr>
+            <w:tcW w:w="2263" w:type="dxa"/>
+          </w:tcPr>
+          <w:p>
+            <w:r>
+              <w:rPr>
+                <w:rFonts w:hint="eastAsia"/>
+              </w:rPr>
+              <w:t>밧줄 타고 내려가기</w:t>
+            </w:r>
+          </w:p>
+        </w:tc>
+        <w:tc>
+          <w:tcPr>
+            <w:tcW w:w="4111" w:type="dxa"/>
+          </w:tcPr>
+          <w:p>
+            <w:r>
+              <w:rPr>
+                <w:rFonts w:hint="eastAsia"/>
+              </w:rPr>
+              <w:t>밧줄을 잡은 상태로 아래로 내려간다.</w:t>
+            </w:r>
+          </w:p>
+        </w:tc>
+        <w:tc>
+          <w:tcPr>
+            <w:tcW w:w="2642" w:type="dxa"/>
+          </w:tcPr>
+          <w:p>
+            <w:r>
+              <w:rPr>
+                <w:rFonts w:hint="eastAsia"/>
+              </w:rPr>
+              <w:t>S</w:t>
+            </w:r>
+          </w:p>
+        </w:tc>
+      </w:tr>
+      <w:tr>
+        <w:tc>
+          <w:tcPr>
+            <w:tcW w:w="2263" w:type="dxa"/>
+          </w:tcPr>
+          <w:p>
+            <w:r>
+              <w:rPr>
+                <w:rFonts w:hint="eastAsia"/>
+              </w:rPr>
+              <w:t>밧줄에서 뛰기</w:t>
+            </w:r>
+          </w:p>
+        </w:tc>
+        <w:tc>
+          <w:tcPr>
+            <w:tcW w:w="4111" w:type="dxa"/>
+          </w:tcPr>
+          <w:p>
+            <w:r>
+              <w:rPr>
+                <w:rFonts w:hint="eastAsia"/>
+              </w:rPr>
+              <w:t>밧줄을 놓고 살짝 점프한다.</w:t>
+            </w:r>
+          </w:p>
+        </w:tc>
+        <w:tc>
+          <w:tcPr>
+            <w:tcW w:w="2642" w:type="dxa"/>
+          </w:tcPr>
+          <w:p>
+            <w:r>
+              <w:rPr>
+                <w:rFonts w:hint="eastAsia"/>
+              </w:rPr>
+              <w:t>Space</w:t>
+            </w:r>
+          </w:p>
+        </w:tc>
+      </w:tr>
+      <w:tr>
+        <w:tc>
+          <w:tcPr>
+            <w:tcW w:w="2263" w:type="dxa"/>
+          </w:tcPr>
+          <w:p>
+            <w:r>
+              <w:rPr>
+                <w:rFonts w:hint="eastAsia"/>
+              </w:rPr>
+              <w:t>밧줄 놓기</w:t>
+            </w:r>
+          </w:p>
+        </w:tc>
+        <w:tc>
+          <w:tcPr>
+            <w:tcW w:w="4111" w:type="dxa"/>
+          </w:tcPr>
+          <w:p>
+            <w:r>
+              <w:rPr>
+                <w:rFonts w:hint="eastAsia"/>
+              </w:rPr>
+              <w:t>밧줄과 상호작용을 끝낸다.</w:t>
+            </w:r>
+          </w:p>
+        </w:tc>
+        <w:tc>
+          <w:tcPr>
+            <w:tcW w:w="2642" w:type="dxa"/>
+          </w:tcPr>
+          <w:p>
+            <w:r>
+              <w:rPr>
+                <w:rFonts w:hint="eastAsia"/>
+              </w:rPr>
+              <w:t>E 또는 F</w:t>
+            </w:r>
+          </w:p>
+        </w:tc>
+      </w:tr>
+      <w:tr>
+        <w:tc>
+          <w:tcPr>
+            <w:tcW w:w="2263" w:type="dxa"/>
+          </w:tcPr>
+          <w:p>
+            <w:r>
+              <w:rPr>
+                <w:rFonts w:hint="eastAsia"/>
+              </w:rPr>
+              <w:t>물건 내려놓기</w:t>
+            </w:r>
+          </w:p>
+        </w:tc>
+        <w:tc>
+          <w:tcPr>
+            <w:tcW w:w="4111" w:type="dxa"/>
+          </w:tcPr>
+          <w:p/>
+        </w:tc>
+        <w:tc>
+          <w:tcPr>
+            <w:tcW w:w="2642" w:type="dxa"/>
+          </w:tcPr>
+          <w:p>
+            <w:r>
+              <w:rPr>
+                <w:rFonts w:hint="eastAsia"/>
+              </w:rPr>
+              <w:t>(물건을 잡은 상태에서 )A</w:t>
+            </w:r>
+          </w:p>
+        </w:tc>
+      </w:tr>
+      <w:tr>
+        <w:tc>
+          <w:tcPr>
+            <w:tcW w:w="2263" w:type="dxa"/>
+          </w:tcPr>
+          <w:p>
+            <w:r>
+              <w:rPr>
+                <w:rFonts w:hint="eastAsia"/>
+              </w:rPr>
+              <w:t>해충 스프레이 사용</w:t>
+            </w:r>
+          </w:p>
+        </w:tc>
+        <w:tc>
+          <w:tcPr>
+            <w:tcW w:w="4111" w:type="dxa"/>
+          </w:tcPr>
+          <w:p/>
+        </w:tc>
+        <w:tc>
+          <w:tcPr>
+            <w:tcW w:w="2642" w:type="dxa"/>
+          </w:tcPr>
+          <w:p>
+            <w:r>
+              <w:rPr>
+                <w:rFonts w:hint="eastAsia"/>
+              </w:rPr>
+              <w:t>Z 또는 X</w:t>
+            </w:r>
+          </w:p>
+        </w:tc>
+      </w:tr>
+      <w:tr>
+        <w:tc>
+          <w:tcPr>
+            <w:tcW w:w="2263" w:type="dxa"/>
+          </w:tcPr>
+          <w:p>
+            <w:r>
+              <w:rPr>
+                <w:rFonts w:hint="eastAsia"/>
+              </w:rPr>
+              <w:t>랜턴 (1스테이지엔 미사용)</w:t>
+            </w:r>
+          </w:p>
+        </w:tc>
+        <w:tc>
+          <w:tcPr>
+            <w:tcW w:w="4111" w:type="dxa"/>
+          </w:tcPr>
+          <w:p/>
+        </w:tc>
+        <w:tc>
+          <w:tcPr>
+            <w:tcW w:w="2642" w:type="dxa"/>
+          </w:tcPr>
+          <w:p>
+            <w:r>
+              <w:rPr>
+                <w:rFonts w:hint="eastAsia"/>
+              </w:rPr>
+              <w:t>R</w:t>
+            </w:r>
+          </w:p>
+        </w:tc>
+      </w:tr>
+      <w:tr>
+        <w:tc>
+          <w:tcPr>
+            <w:tcW w:w="2263" w:type="dxa"/>
+          </w:tcPr>
+          <w:p>
+            <w:proofErr w:type="spellStart"/>
+            <w:r>
+              <w:rPr>
+                <w:rFonts w:hint="eastAsia"/>
+              </w:rPr>
+              <w:t>움크리기</w:t>
+            </w:r>
+            <w:proofErr w:type="spellEnd"/>
+          </w:p>
+        </w:tc>
+        <w:tc>
+          <w:tcPr>
+            <w:tcW w:w="4111" w:type="dxa"/>
+          </w:tcPr>
+          <w:p/>
+        </w:tc>
+        <w:tc>
+          <w:tcPr>
+            <w:tcW w:w="2642" w:type="dxa"/>
+          </w:tcPr>
+          <w:p>
+            <w:r>
+              <w:rPr>
+                <w:rFonts w:hint="eastAsia"/>
+              </w:rPr>
+              <w:t>Ctrl</w:t>
+            </w:r>
+          </w:p>
+        </w:tc>
+      </w:tr>
+      <w:tr>
+        <w:tc>
+          <w:tcPr>
+            <w:tcW w:w="2263" w:type="dxa"/>
+          </w:tcPr>
+          <w:p>
+            <w:r>
+              <w:rPr>
+                <w:rFonts w:hint="eastAsia"/>
+              </w:rPr>
+              <w:t>메뉴</w:t>
+            </w:r>
+          </w:p>
+        </w:tc>
+        <w:tc>
+          <w:tcPr>
+            <w:tcW w:w="4111" w:type="dxa"/>
+          </w:tcPr>
+          <w:p>
+            <w:r>
+              <w:rPr>
+                <w:rFonts w:hint="eastAsia"/>
+              </w:rPr>
+              <w:t>게임을 일시정지하고 메뉴를 열 수 있습니다.</w:t>
+            </w:r>
+          </w:p>
+        </w:tc>
+        <w:tc>
+          <w:tcPr>
+            <w:tcW w:w="2642" w:type="dxa"/>
+          </w:tcPr>
+          <w:p>
+            <w:r>
+              <w:rPr>
+                <w:rFonts w:hint="eastAsia"/>
+              </w:rPr>
+              <w:t>ESC</w:t>
+            </w:r>
+          </w:p>
+        </w:tc>
+      </w:tr>
+    </w:tbl>
+    <w:p/>
+    <w:p>
+      <w:r>
+        <w:rPr>
+          <w:rFonts w:hint="eastAsia"/>
+        </w:rPr>
+        <w:t xml:space="preserve">주인공 크기 </w:t>
+      </w:r>
+    </w:p>
+    <w:p>
+      <w:r>
+        <w:rPr>
+          <w:rFonts w:hint="eastAsia"/>
+        </w:rPr>
+        <w:t>남자 : 키 180 cm , 여자 170 cm 기준</w:t>
+      </w:r>
+    </w:p>
+    <w:p/>
+    <w:p>
+      <w:r>
+        <w:rPr>
+          <w:rFonts w:hint="eastAsia"/>
+        </w:rPr>
+        <w:t>앉았을 때 크기</w:t>
+      </w:r>
+    </w:p>
+    <w:p>
+      <w:r>
+        <w:rPr>
+          <w:rFonts w:hint="eastAsia"/>
+        </w:rPr>
+        <w:t>남자 : 90 cm, 여자 85 cm (평균 55 % 정도이므로 계산하기 편하게 50 %)</w:t>
+      </w:r>
+    </w:p>
+    <w:p/>
+    <w:p>
+      <w:r>
+        <w:rPr>
+          <w:rFonts w:hint="eastAsia"/>
+        </w:rPr>
+        <w:t xml:space="preserve">점프 높이 </w:t>
+      </w:r>
+    </w:p>
+    <w:p>
+      <w:r>
+        <w:rPr>
+          <w:rFonts w:hint="eastAsia"/>
+        </w:rPr>
+        <w:t>지면에서 40 cm 높이까지 점프 가능 (평균 0.3m 장애물</w:t>
+      </w:r>
+      <w:r>
+        <w:rPr>
+          <w:rFonts w:hint="eastAsia"/>
+        </w:rPr>
+        <w:t>을 넘는 레벨디자인 구성</w:t>
+      </w:r>
+      <w:r>
+        <w:rPr>
+          <w:rFonts w:hint="eastAsia"/>
+        </w:rPr>
+        <w:t>)</w:t>
+      </w:r>
+    </w:p>
+    <w:p/>
+    <w:p>
+      <w:r>
+        <w:rPr>
+          <w:rFonts w:hint="eastAsia"/>
+        </w:rPr>
+        <w:t xml:space="preserve">밧줄 </w:t>
+      </w:r>
+    </w:p>
+    <w:p>
+      <w:r>
+        <w:rPr>
+          <w:rFonts w:hint="eastAsia"/>
+        </w:rPr>
+        <w:t>밧줄을 잡고 수직으로만 위, 아래로 움직이는 모션 존재 (밧줄</w:t>
+      </w:r>
+      <w:r>
+        <w:rPr>
+          <w:rFonts w:hint="eastAsia"/>
+        </w:rPr>
+        <w:t xml:space="preserve"> </w:t>
+      </w:r>
+      <w:proofErr w:type="spellStart"/>
+      <w:r>
+        <w:rPr>
+          <w:rFonts w:hint="eastAsia"/>
+        </w:rPr>
+        <w:t>리깅은</w:t>
+      </w:r>
+      <w:proofErr w:type="spellEnd"/>
+      <w:r>
+        <w:rPr>
+          <w:rFonts w:hint="eastAsia"/>
+        </w:rPr>
+        <w:t xml:space="preserve"> 완성도를 보고 조율)</w:t>
+      </w:r>
+    </w:p>
+    <w:p>
+      <w:r>
+        <w:rPr>
+          <w:rFonts w:hint="eastAsia"/>
+        </w:rPr>
+        <w:lastRenderedPageBreak/>
+        <w:t xml:space="preserve">밧줄 놓기 </w:t>
+      </w:r>
+      <w:r>
+        <w:br/>
+      </w:r>
+      <w:r>
+        <w:rPr>
+          <w:rFonts w:hint="eastAsia"/>
+        </w:rPr>
+        <w:t>밧줄을 단순히 놓을 경우 손을 놓고 밧줄에서 떨어짐</w:t>
+      </w:r>
+    </w:p>
+    <w:p>
+      <w:pPr>
+        <w:rPr>
+          <w:rFonts w:hint="eastAsia"/>
+        </w:rPr>
+      </w:pPr>
+      <w:r>
+        <w:rPr>
+          <w:rFonts w:hint="eastAsia"/>
+        </w:rPr>
+        <w:t xml:space="preserve">밧줄을 점프(Space)로 놓을 경우 밧줄에서 살짝 뛰면서 떨어진다. 이때 방향키 조작과 함께 놓을 경우 공중에서 해당 방향으로 움직일 수 있다.  </w:t>
+      </w:r>
+      <w:r>
+        <w:rPr>
+          <w:rFonts w:hint="eastAsia"/>
+        </w:rPr>
+        <w:t xml:space="preserve"> </w:t>
+      </w:r>
     </w:p>
     <w:sectPr>
       <w:pgSz w:w="11906" w:h="16838"/>
@@ -1612,6 +3658,56 @@
     </w:sectPr>
   </w:body>
 </w:document>
+</file>
+
+<file path=word/endnotes.xml><?xml version="1.0" encoding="utf-8"?>
+<w:endnotes xmlns:wpc="http://schemas.microsoft.com/office/word/2010/wordprocessingCanvas" xmlns:cx="http://schemas.microsoft.com/office/drawing/2014/chartex" xmlns:cx1="http://schemas.microsoft.com/office/drawing/2015/9/8/chartex" xmlns:cx2="http://schemas.microsoft.com/office/drawing/2015/10/21/chartex" xmlns:cx3="http://schemas.microsoft.com/office/drawing/2016/5/9/chartex" xmlns:cx4="http://schemas.microsoft.com/office/drawing/2016/5/10/chartex" xmlns:cx5="http://schemas.microsoft.com/office/drawing/2016/5/11/chartex" xmlns:cx6="http://schemas.microsoft.com/office/drawing/2016/5/12/chartex" xmlns:cx7="http://schemas.microsoft.com/office/drawing/2016/5/13/chartex" xmlns:cx8="http://schemas.microsoft.com/office/drawing/2016/5/14/chartex" xmlns:mc="http://schemas.openxmlformats.org/markup-compatibility/2006" xmlns:aink="http://schemas.microsoft.com/office/drawing/2016/ink" xmlns:am3d="http://schemas.microsoft.com/office/drawing/2017/model3d" xmlns:o="urn:schemas-microsoft-com:office:office" xmlns:oel="http://schemas.microsoft.com/office/2019/extlst" xmlns:r="http://schemas.openxmlformats.org/officeDocument/2006/relationships" xmlns:m="http://schemas.openxmlformats.org/officeDocument/2006/math" xmlns:v="urn:schemas-microsoft-com:vml" xmlns:wp14="http://schemas.microsoft.com/office/word/2010/wordprocessingDrawing" xmlns:wp="http://schemas.openxmlformats.org/drawingml/2006/wordprocessingDrawing" xmlns:w10="urn:schemas-microsoft-com:office:word" xmlns:w="http://schemas.openxmlformats.org/wordprocessingml/2006/main" xmlns:w14="http://schemas.microsoft.com/office/word/2010/wordml" xmlns:w15="http://schemas.microsoft.com/office/word/2012/wordml" xmlns:w16cex="http://schemas.microsoft.com/office/word/2018/wordml/cex" xmlns:w16cid="http://schemas.microsoft.com/office/word/2016/wordml/cid" xmlns:w16="http://schemas.microsoft.com/office/word/2018/wordml" xmlns:w16du="http://schemas.microsoft.com/office/word/2023/wordml/word16du" xmlns:w16sdtdh="http://schemas.microsoft.com/office/word/2020/wordml/sdtdatahash" xmlns:w16sdtfl="http://schemas.microsoft.com/office/word/2024/wordml/sdtformatlock" xmlns:w16se="http://schemas.microsoft.com/office/word/2015/wordml/symex" xmlns:wpg="http://schemas.microsoft.com/office/word/2010/wordprocessingGroup" xmlns:wpi="http://schemas.microsoft.com/office/word/2010/wordprocessingInk" xmlns:wne="http://schemas.microsoft.com/office/word/2006/wordml" xmlns:wps="http://schemas.microsoft.com/office/word/2010/wordprocessingShape" mc:Ignorable="w14 w15 w16se w16cid w16 w16cex w16sdtdh w16sdtfl w16du wp14">
+  <w:endnote w:type="separator" w:id="-1">
+    <w:p>
+      <w:pPr>
+        <w:spacing w:after="0"/>
+      </w:pPr>
+      <w:r>
+        <w:separator/>
+      </w:r>
+    </w:p>
+  </w:endnote>
+  <w:endnote w:type="continuationSeparator" w:id="0">
+    <w:p>
+      <w:pPr>
+        <w:spacing w:after="0"/>
+      </w:pPr>
+      <w:r>
+        <w:continuationSeparator/>
+      </w:r>
+    </w:p>
+  </w:endnote>
+</w:endnotes>
+</file>
+
+<file path=word/footnotes.xml><?xml version="1.0" encoding="utf-8"?>
+<w:footnotes xmlns:wpc="http://schemas.microsoft.com/office/word/2010/wordprocessingCanvas" xmlns:cx="http://schemas.microsoft.com/office/drawing/2014/chartex" xmlns:cx1="http://schemas.microsoft.com/office/drawing/2015/9/8/chartex" xmlns:cx2="http://schemas.microsoft.com/office/drawing/2015/10/21/chartex" xmlns:cx3="http://schemas.microsoft.com/office/drawing/2016/5/9/chartex" xmlns:cx4="http://schemas.microsoft.com/office/drawing/2016/5/10/chartex" xmlns:cx5="http://schemas.microsoft.com/office/drawing/2016/5/11/chartex" xmlns:cx6="http://schemas.microsoft.com/office/drawing/2016/5/12/chartex" xmlns:cx7="http://schemas.microsoft.com/office/drawing/2016/5/13/chartex" xmlns:cx8="http://schemas.microsoft.com/office/drawing/2016/5/14/chartex" xmlns:mc="http://schemas.openxmlformats.org/markup-compatibility/2006" xmlns:aink="http://schemas.microsoft.com/office/drawing/2016/ink" xmlns:am3d="http://schemas.microsoft.com/office/drawing/2017/model3d" xmlns:o="urn:schemas-microsoft-com:office:office" xmlns:oel="http://schemas.microsoft.com/office/2019/extlst" xmlns:r="http://schemas.openxmlformats.org/officeDocument/2006/relationships" xmlns:m="http://schemas.openxmlformats.org/officeDocument/2006/math" xmlns:v="urn:schemas-microsoft-com:vml" xmlns:wp14="http://schemas.microsoft.com/office/word/2010/wordprocessingDrawing" xmlns:wp="http://schemas.openxmlformats.org/drawingml/2006/wordprocessingDrawing" xmlns:w10="urn:schemas-microsoft-com:office:word" xmlns:w="http://schemas.openxmlformats.org/wordprocessingml/2006/main" xmlns:w14="http://schemas.microsoft.com/office/word/2010/wordml" xmlns:w15="http://schemas.microsoft.com/office/word/2012/wordml" xmlns:w16cex="http://schemas.microsoft.com/office/word/2018/wordml/cex" xmlns:w16cid="http://schemas.microsoft.com/office/word/2016/wordml/cid" xmlns:w16="http://schemas.microsoft.com/office/word/2018/wordml" xmlns:w16du="http://schemas.microsoft.com/office/word/2023/wordml/word16du" xmlns:w16sdtdh="http://schemas.microsoft.com/office/word/2020/wordml/sdtdatahash" xmlns:w16sdtfl="http://schemas.microsoft.com/office/word/2024/wordml/sdtformatlock" xmlns:w16se="http://schemas.microsoft.com/office/word/2015/wordml/symex" xmlns:wpg="http://schemas.microsoft.com/office/word/2010/wordprocessingGroup" xmlns:wpi="http://schemas.microsoft.com/office/word/2010/wordprocessingInk" xmlns:wne="http://schemas.microsoft.com/office/word/2006/wordml" xmlns:wps="http://schemas.microsoft.com/office/word/2010/wordprocessingShape" mc:Ignorable="w14 w15 w16se w16cid w16 w16cex w16sdtdh w16sdtfl w16du wp14">
+  <w:footnote w:type="separator" w:id="-1">
+    <w:p>
+      <w:pPr>
+        <w:spacing w:after="0"/>
+      </w:pPr>
+      <w:r>
+        <w:separator/>
+      </w:r>
+    </w:p>
+  </w:footnote>
+  <w:footnote w:type="continuationSeparator" w:id="0">
+    <w:p>
+      <w:pPr>
+        <w:spacing w:after="0"/>
+      </w:pPr>
+      <w:r>
+        <w:continuationSeparator/>
+      </w:r>
+    </w:p>
+  </w:footnote>
+</w:footnotes>
 </file>
 
 <file path=word/numbering.xml><?xml version="1.0" encoding="utf-8"?>
@@ -1819,10 +3915,10 @@
     </w:lvl>
   </w:abstractNum>
   <w:abstractNum w:abstractNumId="2" w15:restartNumberingAfterBreak="0">
-    <w:nsid w:val="5A4B3A40"/>
+    <w:nsid w:val="44886644"/>
     <w:multiLevelType w:val="hybridMultilevel"/>
-    <w:tmpl w:val="E91A2848"/>
-    <w:lvl w:ilvl="0" w:tplc="D5FE2D9A">
+    <w:tmpl w:val="CF0EFB1C"/>
+    <w:lvl w:ilvl="0" w:tplc="1FC8B6F8">
       <w:start w:val="1"/>
       <w:numFmt w:val="decimal"/>
       <w:lvlText w:val="%1."/>
@@ -1908,10 +4004,10 @@
     </w:lvl>
   </w:abstractNum>
   <w:abstractNum w:abstractNumId="3" w15:restartNumberingAfterBreak="0">
-    <w:nsid w:val="64B3650F"/>
+    <w:nsid w:val="5A4B3A40"/>
     <w:multiLevelType w:val="hybridMultilevel"/>
-    <w:tmpl w:val="E984EBC8"/>
-    <w:lvl w:ilvl="0" w:tplc="51F80930">
+    <w:tmpl w:val="E91A2848"/>
+    <w:lvl w:ilvl="0" w:tplc="D5FE2D9A">
       <w:start w:val="1"/>
       <w:numFmt w:val="decimal"/>
       <w:lvlText w:val="%1."/>
@@ -1920,7 +4016,7 @@
         <w:ind w:left="800" w:hanging="360"/>
       </w:pPr>
       <w:rPr>
-        <w:rFonts w:hint="eastAsia"/>
+        <w:rFonts w:hint="default"/>
       </w:rPr>
     </w:lvl>
     <w:lvl w:ilvl="1" w:tplc="04090019" w:tentative="1">
@@ -1997,6 +4093,127 @@
     </w:lvl>
   </w:abstractNum>
   <w:abstractNum w:abstractNumId="4" w15:restartNumberingAfterBreak="0">
+    <w:nsid w:val="64B3650F"/>
+    <w:multiLevelType w:val="multilevel"/>
+    <w:tmpl w:val="D8E8DB92"/>
+    <w:lvl w:ilvl="0">
+      <w:start w:val="1"/>
+      <w:numFmt w:val="decimal"/>
+      <w:lvlText w:val="%1."/>
+      <w:lvlJc w:val="left"/>
+      <w:pPr>
+        <w:ind w:left="800" w:hanging="360"/>
+      </w:pPr>
+      <w:rPr>
+        <w:rFonts w:hint="eastAsia"/>
+      </w:rPr>
+    </w:lvl>
+    <w:lvl w:ilvl="1">
+      <w:start w:val="1"/>
+      <w:numFmt w:val="decimal"/>
+      <w:isLgl/>
+      <w:lvlText w:val="%1.%2"/>
+      <w:lvlJc w:val="left"/>
+      <w:pPr>
+        <w:ind w:left="1175" w:hanging="375"/>
+      </w:pPr>
+      <w:rPr>
+        <w:rFonts w:hint="default"/>
+      </w:rPr>
+    </w:lvl>
+    <w:lvl w:ilvl="2">
+      <w:start w:val="1"/>
+      <w:numFmt w:val="decimal"/>
+      <w:isLgl/>
+      <w:lvlText w:val="%1.%2.%3"/>
+      <w:lvlJc w:val="left"/>
+      <w:pPr>
+        <w:ind w:left="1880" w:hanging="720"/>
+      </w:pPr>
+      <w:rPr>
+        <w:rFonts w:hint="default"/>
+      </w:rPr>
+    </w:lvl>
+    <w:lvl w:ilvl="3">
+      <w:start w:val="1"/>
+      <w:numFmt w:val="decimal"/>
+      <w:isLgl/>
+      <w:lvlText w:val="%1.%2.%3.%4"/>
+      <w:lvlJc w:val="left"/>
+      <w:pPr>
+        <w:ind w:left="2240" w:hanging="720"/>
+      </w:pPr>
+      <w:rPr>
+        <w:rFonts w:hint="default"/>
+      </w:rPr>
+    </w:lvl>
+    <w:lvl w:ilvl="4">
+      <w:start w:val="1"/>
+      <w:numFmt w:val="decimal"/>
+      <w:isLgl/>
+      <w:lvlText w:val="%1.%2.%3.%4.%5"/>
+      <w:lvlJc w:val="left"/>
+      <w:pPr>
+        <w:ind w:left="2960" w:hanging="1080"/>
+      </w:pPr>
+      <w:rPr>
+        <w:rFonts w:hint="default"/>
+      </w:rPr>
+    </w:lvl>
+    <w:lvl w:ilvl="5">
+      <w:start w:val="1"/>
+      <w:numFmt w:val="decimal"/>
+      <w:isLgl/>
+      <w:lvlText w:val="%1.%2.%3.%4.%5.%6"/>
+      <w:lvlJc w:val="left"/>
+      <w:pPr>
+        <w:ind w:left="3320" w:hanging="1080"/>
+      </w:pPr>
+      <w:rPr>
+        <w:rFonts w:hint="default"/>
+      </w:rPr>
+    </w:lvl>
+    <w:lvl w:ilvl="6">
+      <w:start w:val="1"/>
+      <w:numFmt w:val="decimal"/>
+      <w:isLgl/>
+      <w:lvlText w:val="%1.%2.%3.%4.%5.%6.%7"/>
+      <w:lvlJc w:val="left"/>
+      <w:pPr>
+        <w:ind w:left="4040" w:hanging="1440"/>
+      </w:pPr>
+      <w:rPr>
+        <w:rFonts w:hint="default"/>
+      </w:rPr>
+    </w:lvl>
+    <w:lvl w:ilvl="7">
+      <w:start w:val="1"/>
+      <w:numFmt w:val="decimal"/>
+      <w:isLgl/>
+      <w:lvlText w:val="%1.%2.%3.%4.%5.%6.%7.%8"/>
+      <w:lvlJc w:val="left"/>
+      <w:pPr>
+        <w:ind w:left="4400" w:hanging="1440"/>
+      </w:pPr>
+      <w:rPr>
+        <w:rFonts w:hint="default"/>
+      </w:rPr>
+    </w:lvl>
+    <w:lvl w:ilvl="8">
+      <w:start w:val="1"/>
+      <w:numFmt w:val="decimal"/>
+      <w:isLgl/>
+      <w:lvlText w:val="%1.%2.%3.%4.%5.%6.%7.%8.%9"/>
+      <w:lvlJc w:val="left"/>
+      <w:pPr>
+        <w:ind w:left="5120" w:hanging="1800"/>
+      </w:pPr>
+      <w:rPr>
+        <w:rFonts w:hint="default"/>
+      </w:rPr>
+    </w:lvl>
+  </w:abstractNum>
+  <w:abstractNum w:abstractNumId="5" w15:restartNumberingAfterBreak="0">
     <w:nsid w:val="659F5315"/>
     <w:multiLevelType w:val="hybridMultilevel"/>
     <w:tmpl w:val="CB924DA0"/>
@@ -2110,19 +4327,22 @@
     </w:lvl>
   </w:abstractNum>
   <w:num w:numId="1" w16cid:durableId="48694467">
-    <w:abstractNumId w:val="2"/>
+    <w:abstractNumId w:val="3"/>
   </w:num>
   <w:num w:numId="2" w16cid:durableId="1014764079">
-    <w:abstractNumId w:val="4"/>
+    <w:abstractNumId w:val="5"/>
   </w:num>
   <w:num w:numId="3" w16cid:durableId="2034768388">
     <w:abstractNumId w:val="1"/>
   </w:num>
   <w:num w:numId="4" w16cid:durableId="615720289">
-    <w:abstractNumId w:val="3"/>
+    <w:abstractNumId w:val="4"/>
   </w:num>
   <w:num w:numId="5" w16cid:durableId="1152795918">
     <w:abstractNumId w:val="0"/>
+  </w:num>
+  <w:num w:numId="6" w16cid:durableId="2126340639">
+    <w:abstractNumId w:val="2"/>
   </w:num>
 </w:numbering>
 </file>
@@ -2561,7 +4781,6 @@
     <w:next w:val="a"/>
     <w:link w:val="2Char"/>
     <w:uiPriority w:val="9"/>
-    <w:semiHidden/>
     <w:unhideWhenUsed/>
     <w:qFormat/>
     <w:rsid w:val="004717E9"/>
@@ -2584,7 +4803,6 @@
     <w:next w:val="a"/>
     <w:link w:val="3Char"/>
     <w:uiPriority w:val="9"/>
-    <w:semiHidden/>
     <w:unhideWhenUsed/>
     <w:qFormat/>
     <w:rsid w:val="004717E9"/>
@@ -2775,7 +4993,6 @@
     <w:basedOn w:val="a0"/>
     <w:link w:val="2"/>
     <w:uiPriority w:val="9"/>
-    <w:semiHidden/>
     <w:rsid w:val="004717E9"/>
     <w:rPr>
       <w:rFonts w:asciiTheme="majorHAnsi" w:eastAsiaTheme="majorEastAsia" w:hAnsiTheme="majorHAnsi" w:cstheme="majorBidi"/>
@@ -2789,7 +5006,6 @@
     <w:basedOn w:val="a0"/>
     <w:link w:val="3"/>
     <w:uiPriority w:val="9"/>
-    <w:semiHidden/>
     <w:rsid w:val="004717E9"/>
     <w:rPr>
       <w:rFonts w:asciiTheme="majorHAnsi" w:eastAsiaTheme="majorEastAsia" w:hAnsiTheme="majorHAnsi" w:cstheme="majorBidi"/>
@@ -3041,6 +5257,72 @@
       <w:color w:val="0F4761" w:themeColor="accent1" w:themeShade="BF"/>
       <w:spacing w:val="5"/>
     </w:rPr>
+  </w:style>
+  <w:style w:type="paragraph" w:styleId="aa">
+    <w:name w:val="header"/>
+    <w:basedOn w:val="a"/>
+    <w:link w:val="Char3"/>
+    <w:uiPriority w:val="99"/>
+    <w:unhideWhenUsed/>
+    <w:rsid w:val="006F4B2E"/>
+    <w:pPr>
+      <w:tabs>
+        <w:tab w:val="center" w:pos="4513"/>
+        <w:tab w:val="right" w:pos="9026"/>
+      </w:tabs>
+      <w:snapToGrid w:val="0"/>
+    </w:pPr>
+  </w:style>
+  <w:style w:type="character" w:customStyle="1" w:styleId="Char3">
+    <w:name w:val="머리글 Char"/>
+    <w:basedOn w:val="a0"/>
+    <w:link w:val="aa"/>
+    <w:uiPriority w:val="99"/>
+    <w:rsid w:val="006F4B2E"/>
+  </w:style>
+  <w:style w:type="paragraph" w:styleId="ab">
+    <w:name w:val="footer"/>
+    <w:basedOn w:val="a"/>
+    <w:link w:val="Char4"/>
+    <w:uiPriority w:val="99"/>
+    <w:unhideWhenUsed/>
+    <w:rsid w:val="006F4B2E"/>
+    <w:pPr>
+      <w:tabs>
+        <w:tab w:val="center" w:pos="4513"/>
+        <w:tab w:val="right" w:pos="9026"/>
+      </w:tabs>
+      <w:snapToGrid w:val="0"/>
+    </w:pPr>
+  </w:style>
+  <w:style w:type="character" w:customStyle="1" w:styleId="Char4">
+    <w:name w:val="바닥글 Char"/>
+    <w:basedOn w:val="a0"/>
+    <w:link w:val="ab"/>
+    <w:uiPriority w:val="99"/>
+    <w:rsid w:val="006F4B2E"/>
+  </w:style>
+  <w:style w:type="table" w:styleId="ac">
+    <w:name w:val="Table Grid"/>
+    <w:basedOn w:val="a1"/>
+    <w:uiPriority w:val="39"/>
+    <w:rsid w:val="000F293C"/>
+    <w:pPr>
+      <w:spacing w:after="0"/>
+    </w:pPr>
+    <w:rPr>
+      <w:rFonts w:asciiTheme="minorHAnsi"/>
+    </w:rPr>
+    <w:tblPr>
+      <w:tblBorders>
+        <w:top w:val="single" w:sz="4" w:space="0" w:color="auto"/>
+        <w:left w:val="single" w:sz="4" w:space="0" w:color="auto"/>
+        <w:bottom w:val="single" w:sz="4" w:space="0" w:color="auto"/>
+        <w:right w:val="single" w:sz="4" w:space="0" w:color="auto"/>
+        <w:insideH w:val="single" w:sz="4" w:space="0" w:color="auto"/>
+        <w:insideV w:val="single" w:sz="4" w:space="0" w:color="auto"/>
+      </w:tblBorders>
+    </w:tblPr>
   </w:style>
 </w:styles>
 </file>

--- a/Documents/시스템 기획.docx
+++ b/Documents/시스템 기획.docx
@@ -3,9 +3,17 @@
 <w:document xmlns:wpc="http://schemas.microsoft.com/office/word/2010/wordprocessingCanvas" xmlns:cx="http://schemas.microsoft.com/office/drawing/2014/chartex" xmlns:cx1="http://schemas.microsoft.com/office/drawing/2015/9/8/chartex" xmlns:cx2="http://schemas.microsoft.com/office/drawing/2015/10/21/chartex" xmlns:cx3="http://schemas.microsoft.com/office/drawing/2016/5/9/chartex" xmlns:cx4="http://schemas.microsoft.com/office/drawing/2016/5/10/chartex" xmlns:cx5="http://schemas.microsoft.com/office/drawing/2016/5/11/chartex" xmlns:cx6="http://schemas.microsoft.com/office/drawing/2016/5/12/chartex" xmlns:cx7="http://schemas.microsoft.com/office/drawing/2016/5/13/chartex" xmlns:cx8="http://schemas.microsoft.com/office/drawing/2016/5/14/chartex" xmlns:mc="http://schemas.openxmlformats.org/markup-compatibility/2006" xmlns:aink="http://schemas.microsoft.com/office/drawing/2016/ink" xmlns:am3d="http://schemas.microsoft.com/office/drawing/2017/model3d" xmlns:o="urn:schemas-microsoft-com:office:office" xmlns:oel="http://schemas.microsoft.com/office/2019/extlst" xmlns:r="http://schemas.openxmlformats.org/officeDocument/2006/relationships" xmlns:m="http://schemas.openxmlformats.org/officeDocument/2006/math" xmlns:v="urn:schemas-microsoft-com:vml" xmlns:wp14="http://schemas.microsoft.com/office/word/2010/wordprocessingDrawing" xmlns:wp="http://schemas.openxmlformats.org/drawingml/2006/wordprocessingDrawing" xmlns:w10="urn:schemas-microsoft-com:office:word" xmlns:w="http://schemas.openxmlformats.org/wordprocessingml/2006/main" xmlns:w14="http://schemas.microsoft.com/office/word/2010/wordml" xmlns:w15="http://schemas.microsoft.com/office/word/2012/wordml" xmlns:w16cex="http://schemas.microsoft.com/office/word/2018/wordml/cex" xmlns:w16cid="http://schemas.microsoft.com/office/word/2016/wordml/cid" xmlns:w16="http://schemas.microsoft.com/office/word/2018/wordml" xmlns:w16du="http://schemas.microsoft.com/office/word/2023/wordml/word16du" xmlns:w16sdtdh="http://schemas.microsoft.com/office/word/2020/wordml/sdtdatahash" xmlns:w16sdtfl="http://schemas.microsoft.com/office/word/2024/wordml/sdtformatlock" xmlns:w16se="http://schemas.microsoft.com/office/word/2015/wordml/symex" xmlns:wpg="http://schemas.microsoft.com/office/word/2010/wordprocessingGroup" xmlns:wpi="http://schemas.microsoft.com/office/word/2010/wordprocessingInk" xmlns:wne="http://schemas.microsoft.com/office/word/2006/wordml" xmlns:wps="http://schemas.microsoft.com/office/word/2010/wordprocessingShape" mc:Ignorable="w14 w15 w16se w16cid w16 w16cex w16sdtdh w16sdtfl w16du wp14">
   <w:body>
     <w:p>
-      <w:r>
-        <w:rPr>
-          <w:rFonts w:hint="eastAsia"/>
+      <w:pPr>
+        <w:rPr>
+          <w:b/>
+          <w:bCs/>
+        </w:rPr>
+      </w:pPr>
+      <w:r>
+        <w:rPr>
+          <w:rFonts w:hint="eastAsia"/>
+          <w:b/>
+          <w:bCs/>
         </w:rPr>
         <w:t>시스템 기획</w:t>
       </w:r>
@@ -249,8 +257,18 @@
           <w:b/>
           <w:bCs/>
         </w:rPr>
-        <w:t>Game Start :</w:t>
-      </w:r>
+        <w:t xml:space="preserve">Game </w:t>
+      </w:r>
+      <w:proofErr w:type="gramStart"/>
+      <w:r>
+        <w:rPr>
+          <w:rFonts w:hint="eastAsia"/>
+          <w:b/>
+          <w:bCs/>
+        </w:rPr>
+        <w:t>Start :</w:t>
+      </w:r>
+      <w:proofErr w:type="gramEnd"/>
       <w:r>
         <w:rPr>
           <w:rFonts w:hint="eastAsia"/>
@@ -329,8 +347,18 @@
           <w:b/>
           <w:bCs/>
         </w:rPr>
-        <w:t>Load Game :</w:t>
-      </w:r>
+        <w:t xml:space="preserve">Load </w:t>
+      </w:r>
+      <w:proofErr w:type="gramStart"/>
+      <w:r>
+        <w:rPr>
+          <w:rFonts w:hint="eastAsia"/>
+          <w:b/>
+          <w:bCs/>
+        </w:rPr>
+        <w:t>Game :</w:t>
+      </w:r>
+      <w:proofErr w:type="gramEnd"/>
       <w:r>
         <w:rPr>
           <w:rFonts w:hint="eastAsia"/>
@@ -562,8 +590,18 @@
           <w:b/>
           <w:bCs/>
         </w:rPr>
-        <w:t>New Game :</w:t>
-      </w:r>
+        <w:t xml:space="preserve">New </w:t>
+      </w:r>
+      <w:proofErr w:type="gramStart"/>
+      <w:r>
+        <w:rPr>
+          <w:rFonts w:hint="eastAsia"/>
+          <w:b/>
+          <w:bCs/>
+        </w:rPr>
+        <w:t>Game :</w:t>
+      </w:r>
+      <w:proofErr w:type="gramEnd"/>
       <w:r>
         <w:rPr>
           <w:rFonts w:hint="eastAsia"/>
@@ -628,6 +666,7 @@
       <w:pPr>
         <w:ind w:left="800"/>
       </w:pPr>
+      <w:proofErr w:type="gramStart"/>
       <w:r>
         <w:rPr>
           <w:rFonts w:hint="eastAsia"/>
@@ -636,6 +675,7 @@
         </w:rPr>
         <w:t>Galley :</w:t>
       </w:r>
+      <w:proofErr w:type="gramEnd"/>
       <w:r>
         <w:rPr>
           <w:rFonts w:hint="eastAsia"/>
@@ -647,6 +687,7 @@
       <w:pPr>
         <w:ind w:left="800"/>
       </w:pPr>
+      <w:proofErr w:type="gramStart"/>
       <w:r>
         <w:rPr>
           <w:rFonts w:hint="eastAsia"/>
@@ -655,6 +696,7 @@
         </w:rPr>
         <w:t>Option :</w:t>
       </w:r>
+      <w:proofErr w:type="gramEnd"/>
       <w:r>
         <w:rPr>
           <w:rFonts w:hint="eastAsia"/>
@@ -666,6 +708,7 @@
       <w:pPr>
         <w:ind w:left="800"/>
       </w:pPr>
+      <w:proofErr w:type="gramStart"/>
       <w:r>
         <w:rPr>
           <w:rFonts w:hint="eastAsia"/>
@@ -674,6 +717,7 @@
         </w:rPr>
         <w:t>Quite :</w:t>
       </w:r>
+      <w:proofErr w:type="gramEnd"/>
       <w:r>
         <w:rPr>
           <w:rFonts w:hint="eastAsia"/>
@@ -917,6 +961,7 @@
           <w:numId w:val="5"/>
         </w:numPr>
       </w:pPr>
+      <w:proofErr w:type="gramStart"/>
       <w:r>
         <w:t>“</w:t>
       </w:r>
@@ -924,7 +969,14 @@
         <w:rPr>
           <w:rFonts w:hint="eastAsia"/>
         </w:rPr>
-        <w:t xml:space="preserve"> 좋아 오늘은 여기를 한번 가보자!</w:t>
+        <w:t xml:space="preserve"> 좋아</w:t>
+      </w:r>
+      <w:proofErr w:type="gramEnd"/>
+      <w:r>
+        <w:rPr>
+          <w:rFonts w:hint="eastAsia"/>
+        </w:rPr>
+        <w:t xml:space="preserve"> 오늘은 여기를 한번 가보자!</w:t>
       </w:r>
       <w:r>
         <w:t>”</w:t>
@@ -953,6 +1005,7 @@
           <w:numId w:val="5"/>
         </w:numPr>
       </w:pPr>
+      <w:proofErr w:type="gramStart"/>
       <w:r>
         <w:t>“</w:t>
       </w:r>
@@ -960,7 +1013,14 @@
         <w:rPr>
           <w:rFonts w:hint="eastAsia"/>
         </w:rPr>
-        <w:t xml:space="preserve"> 앗! </w:t>
+        <w:t xml:space="preserve"> 앗</w:t>
+      </w:r>
+      <w:proofErr w:type="gramEnd"/>
+      <w:r>
+        <w:rPr>
+          <w:rFonts w:hint="eastAsia"/>
+        </w:rPr>
+        <w:t xml:space="preserve">! </w:t>
       </w:r>
       <w:proofErr w:type="spellStart"/>
       <w:r>
@@ -1333,7 +1393,21 @@
         <w:rPr>
           <w:rFonts w:hint="eastAsia"/>
         </w:rPr>
-        <w:t>Stage 1 : 시작하자 마자 입장 가능</w:t>
+        <w:t xml:space="preserve">Stage </w:t>
+      </w:r>
+      <w:proofErr w:type="gramStart"/>
+      <w:r>
+        <w:rPr>
+          <w:rFonts w:hint="eastAsia"/>
+        </w:rPr>
+        <w:t>1 :</w:t>
+      </w:r>
+      <w:proofErr w:type="gramEnd"/>
+      <w:r>
+        <w:rPr>
+          <w:rFonts w:hint="eastAsia"/>
+        </w:rPr>
+        <w:t xml:space="preserve"> 시작하자 마자 입장 가능</w:t>
       </w:r>
     </w:p>
     <w:p>
@@ -1345,7 +1419,21 @@
         <w:rPr>
           <w:rFonts w:hint="eastAsia"/>
         </w:rPr>
-        <w:t>Stage 2 : 기억 회복률 10 % 달성 시 입장 가능</w:t>
+        <w:t xml:space="preserve">Stage </w:t>
+      </w:r>
+      <w:proofErr w:type="gramStart"/>
+      <w:r>
+        <w:rPr>
+          <w:rFonts w:hint="eastAsia"/>
+        </w:rPr>
+        <w:t>2 :</w:t>
+      </w:r>
+      <w:proofErr w:type="gramEnd"/>
+      <w:r>
+        <w:rPr>
+          <w:rFonts w:hint="eastAsia"/>
+        </w:rPr>
+        <w:t xml:space="preserve"> 기억 회복률 10 % 달성 시 입장 가능</w:t>
       </w:r>
     </w:p>
     <w:p>
@@ -1357,7 +1445,21 @@
         <w:rPr>
           <w:rFonts w:hint="eastAsia"/>
         </w:rPr>
-        <w:t>Stage 3 : 기억 회복률 20 % 달성 시 입장 가능</w:t>
+        <w:t xml:space="preserve">Stage </w:t>
+      </w:r>
+      <w:proofErr w:type="gramStart"/>
+      <w:r>
+        <w:rPr>
+          <w:rFonts w:hint="eastAsia"/>
+        </w:rPr>
+        <w:t>3 :</w:t>
+      </w:r>
+      <w:proofErr w:type="gramEnd"/>
+      <w:r>
+        <w:rPr>
+          <w:rFonts w:hint="eastAsia"/>
+        </w:rPr>
+        <w:t xml:space="preserve"> 기억 회복률 20 % 달성 시 입장 가능</w:t>
       </w:r>
     </w:p>
     <w:p>
@@ -1369,7 +1471,21 @@
         <w:rPr>
           <w:rFonts w:hint="eastAsia"/>
         </w:rPr>
-        <w:t xml:space="preserve">Stage 4 : 기억 회복률 30 % 달성 시 입장 가능 </w:t>
+        <w:t xml:space="preserve">Stage </w:t>
+      </w:r>
+      <w:proofErr w:type="gramStart"/>
+      <w:r>
+        <w:rPr>
+          <w:rFonts w:hint="eastAsia"/>
+        </w:rPr>
+        <w:t>4 :</w:t>
+      </w:r>
+      <w:proofErr w:type="gramEnd"/>
+      <w:r>
+        <w:rPr>
+          <w:rFonts w:hint="eastAsia"/>
+        </w:rPr>
+        <w:t xml:space="preserve"> 기억 회복률 30 % 달성 시 입장 가능 </w:t>
       </w:r>
     </w:p>
     <w:p>
@@ -1381,7 +1497,35 @@
         <w:rPr>
           <w:rFonts w:hint="eastAsia"/>
         </w:rPr>
-        <w:t>Stage 5 : Stage 4 까지 모두 클리어 한 후 기억 회복률 50 % 달성 시 입장 가능</w:t>
+        <w:t xml:space="preserve">Stage </w:t>
+      </w:r>
+      <w:proofErr w:type="gramStart"/>
+      <w:r>
+        <w:rPr>
+          <w:rFonts w:hint="eastAsia"/>
+        </w:rPr>
+        <w:t>5 :</w:t>
+      </w:r>
+      <w:proofErr w:type="gramEnd"/>
+      <w:r>
+        <w:rPr>
+          <w:rFonts w:hint="eastAsia"/>
+        </w:rPr>
+        <w:t xml:space="preserve"> Stage </w:t>
+      </w:r>
+      <w:proofErr w:type="gramStart"/>
+      <w:r>
+        <w:rPr>
+          <w:rFonts w:hint="eastAsia"/>
+        </w:rPr>
+        <w:t>4 까지</w:t>
+      </w:r>
+      <w:proofErr w:type="gramEnd"/>
+      <w:r>
+        <w:rPr>
+          <w:rFonts w:hint="eastAsia"/>
+        </w:rPr>
+        <w:t xml:space="preserve"> 모두 클리어 한 후 기억 회복률 50 % 달성 시 입장 가능</w:t>
       </w:r>
     </w:p>
     <w:p>
@@ -1418,9 +1562,6 @@
       <w:pPr>
         <w:pStyle w:val="a6"/>
         <w:ind w:left="800"/>
-        <w:rPr>
-          <w:rFonts w:hint="eastAsia"/>
-        </w:rPr>
       </w:pPr>
     </w:p>
     <w:p>
@@ -1458,7 +1599,7 @@
           <w:noProof/>
         </w:rPr>
         <w:drawing>
-          <wp:anchor distT="0" distB="0" distL="114300" distR="114300" simplePos="0" relativeHeight="251668992" behindDoc="0" locked="0" layoutInCell="1" allowOverlap="1" wp14:anchorId="4B61CB61" wp14:editId="2231F36F">
+          <wp:anchor distT="0" distB="0" distL="114300" distR="114300" simplePos="0" relativeHeight="251664896" behindDoc="0" locked="0" layoutInCell="1" allowOverlap="1" wp14:anchorId="4B61CB61" wp14:editId="2231F36F">
             <wp:simplePos x="0" y="0"/>
             <wp:positionH relativeFrom="column">
               <wp:posOffset>647700</wp:posOffset>
@@ -1519,7 +1660,6 @@
         <w:pStyle w:val="3"/>
         <w:ind w:firstLine="800"/>
         <w:rPr>
-          <w:rFonts w:hint="eastAsia"/>
           <w:b/>
           <w:bCs/>
         </w:rPr>
@@ -1541,7 +1681,7 @@
           <w:noProof/>
         </w:rPr>
         <w:drawing>
-          <wp:anchor distT="0" distB="0" distL="114300" distR="114300" simplePos="0" relativeHeight="251651584" behindDoc="0" locked="0" layoutInCell="1" allowOverlap="1" wp14:anchorId="291612C6" wp14:editId="6D0E568D">
+          <wp:anchor distT="0" distB="0" distL="114300" distR="114300" simplePos="0" relativeHeight="251652608" behindDoc="0" locked="0" layoutInCell="1" allowOverlap="1" wp14:anchorId="291612C6" wp14:editId="24E66996">
             <wp:simplePos x="0" y="0"/>
             <wp:positionH relativeFrom="column">
               <wp:posOffset>647700</wp:posOffset>
@@ -1618,38 +1758,58 @@
           <w:b/>
           <w:bCs/>
         </w:rPr>
-        <w:t>HP 칸 :</w:t>
-      </w:r>
-      <w:r>
-        <w:rPr>
-          <w:rFonts w:hint="eastAsia"/>
-        </w:rPr>
-        <w:t xml:space="preserve"> 현재 플레이어의 체력을 표시한다.</w:t>
-      </w:r>
-    </w:p>
-    <w:p>
-      <w:pPr>
-        <w:pStyle w:val="a6"/>
-        <w:ind w:left="1175"/>
-      </w:pPr>
-      <w:proofErr w:type="spellStart"/>
+        <w:t xml:space="preserve">HP </w:t>
+      </w:r>
+      <w:proofErr w:type="gramStart"/>
       <w:r>
         <w:rPr>
           <w:rFonts w:hint="eastAsia"/>
           <w:b/>
           <w:bCs/>
         </w:rPr>
-        <w:t>기억회복률</w:t>
-      </w:r>
-      <w:proofErr w:type="spellEnd"/>
+        <w:t>칸 :</w:t>
+      </w:r>
+      <w:proofErr w:type="gramEnd"/>
+      <w:r>
+        <w:rPr>
+          <w:rFonts w:hint="eastAsia"/>
+        </w:rPr>
+        <w:t xml:space="preserve"> 현재 플레이어의 체력을 표시한다.</w:t>
+      </w:r>
+    </w:p>
+    <w:p>
+      <w:pPr>
+        <w:pStyle w:val="a6"/>
+        <w:ind w:left="1175"/>
+      </w:pPr>
+      <w:proofErr w:type="spellStart"/>
       <w:r>
         <w:rPr>
           <w:rFonts w:hint="eastAsia"/>
           <w:b/>
           <w:bCs/>
         </w:rPr>
-        <w:t xml:space="preserve"> 게이지 :</w:t>
-      </w:r>
+        <w:t>기억회복률</w:t>
+      </w:r>
+      <w:proofErr w:type="spellEnd"/>
+      <w:r>
+        <w:rPr>
+          <w:rFonts w:hint="eastAsia"/>
+          <w:b/>
+          <w:bCs/>
+        </w:rPr>
+        <w:t xml:space="preserve"> </w:t>
+      </w:r>
+      <w:proofErr w:type="gramStart"/>
+      <w:r>
+        <w:rPr>
+          <w:rFonts w:hint="eastAsia"/>
+          <w:b/>
+          <w:bCs/>
+        </w:rPr>
+        <w:t>게이지 :</w:t>
+      </w:r>
+      <w:proofErr w:type="gramEnd"/>
       <w:r>
         <w:rPr>
           <w:rFonts w:hint="eastAsia"/>
@@ -1679,35 +1839,18 @@
           <w:bCs/>
         </w:rPr>
         <w:lastRenderedPageBreak/>
-        <w:t xml:space="preserve">4.1.2 </w:t>
-      </w:r>
-      <w:r>
-        <w:rPr>
-          <w:rFonts w:hint="eastAsia"/>
-          <w:b/>
-          <w:bCs/>
-        </w:rPr>
-        <w:t>일시정지 메뉴</w:t>
+        <w:t>4.1.2 일시정지 메뉴</w:t>
       </w:r>
     </w:p>
     <w:p>
       <w:pPr>
         <w:ind w:left="800" w:firstLine="375"/>
-        <w:rPr>
-          <w:rFonts w:hint="eastAsia"/>
-        </w:rPr>
-      </w:pPr>
-      <w:r>
-        <w:rPr>
-          <w:rFonts w:hint="eastAsia"/>
-        </w:rPr>
-        <w:t xml:space="preserve">플레이어가 게임 도중 </w:t>
-      </w:r>
-      <w:r>
-        <w:rPr>
-          <w:rFonts w:hint="eastAsia"/>
-        </w:rPr>
-        <w:t xml:space="preserve">ESC를 누를 경우 다음 </w:t>
+      </w:pPr>
+      <w:r>
+        <w:rPr>
+          <w:rFonts w:hint="eastAsia"/>
+        </w:rPr>
+        <w:t xml:space="preserve">플레이어가 게임 도중 ESC를 누를 경우 다음 </w:t>
       </w:r>
       <w:r>
         <w:rPr>
@@ -1779,138 +1922,117 @@
           <w:b/>
           <w:bCs/>
         </w:rPr>
-        <w:t>Back to Game :</w:t>
-      </w:r>
-      <w:r>
-        <w:rPr>
-          <w:rFonts w:hint="eastAsia"/>
-        </w:rPr>
-        <w:t xml:space="preserve"> Pause를 닫고 게임으로 돌아간다.</w:t>
-      </w:r>
-    </w:p>
-    <w:p>
-      <w:pPr>
-        <w:pStyle w:val="a6"/>
-        <w:ind w:left="1175"/>
-      </w:pPr>
+        <w:t xml:space="preserve">Back to </w:t>
+      </w:r>
+      <w:proofErr w:type="gramStart"/>
       <w:r>
         <w:rPr>
           <w:rFonts w:hint="eastAsia"/>
           <w:b/>
           <w:bCs/>
         </w:rPr>
-        <w:t>Restart</w:t>
-      </w:r>
+        <w:t>Game :</w:t>
+      </w:r>
+      <w:proofErr w:type="gramEnd"/>
+      <w:r>
+        <w:rPr>
+          <w:rFonts w:hint="eastAsia"/>
+        </w:rPr>
+        <w:t xml:space="preserve"> Pause를 닫고 게임으로 돌아간다.</w:t>
+      </w:r>
+    </w:p>
+    <w:p>
+      <w:pPr>
+        <w:pStyle w:val="a6"/>
+        <w:ind w:left="1175"/>
+      </w:pPr>
+      <w:proofErr w:type="gramStart"/>
       <w:r>
         <w:rPr>
           <w:rFonts w:hint="eastAsia"/>
           <w:b/>
           <w:bCs/>
         </w:rPr>
-        <w:t xml:space="preserve"> :</w:t>
-      </w:r>
-      <w:r>
-        <w:rPr>
-          <w:rFonts w:hint="eastAsia"/>
-        </w:rPr>
-        <w:t xml:space="preserve"> 스테이지의 현재 진행상황을 초기화하고 처음부터 </w:t>
-      </w:r>
-      <w:proofErr w:type="spellStart"/>
-      <w:r>
-        <w:rPr>
-          <w:rFonts w:hint="eastAsia"/>
-        </w:rPr>
-        <w:t>재시작한다</w:t>
-      </w:r>
-      <w:proofErr w:type="spellEnd"/>
-      <w:r>
-        <w:rPr>
-          <w:rFonts w:hint="eastAsia"/>
-        </w:rPr>
-        <w:t>.</w:t>
-      </w:r>
-    </w:p>
-    <w:p>
-      <w:pPr>
-        <w:pStyle w:val="a6"/>
-        <w:ind w:left="1175"/>
-      </w:pPr>
+        <w:t>Restart</w:t>
+      </w:r>
       <w:r>
         <w:rPr>
           <w:rFonts w:hint="eastAsia"/>
           <w:b/>
           <w:bCs/>
         </w:rPr>
-        <w:t>Option</w:t>
-      </w:r>
+        <w:t xml:space="preserve"> :</w:t>
+      </w:r>
+      <w:proofErr w:type="gramEnd"/>
+      <w:r>
+        <w:rPr>
+          <w:rFonts w:hint="eastAsia"/>
+        </w:rPr>
+        <w:t xml:space="preserve"> 스테이지의 현재 진행상황을 초기화하고 처음부터 </w:t>
+      </w:r>
+      <w:proofErr w:type="spellStart"/>
+      <w:r>
+        <w:rPr>
+          <w:rFonts w:hint="eastAsia"/>
+        </w:rPr>
+        <w:t>재시작한다</w:t>
+      </w:r>
+      <w:proofErr w:type="spellEnd"/>
+      <w:r>
+        <w:rPr>
+          <w:rFonts w:hint="eastAsia"/>
+        </w:rPr>
+        <w:t>.</w:t>
+      </w:r>
+    </w:p>
+    <w:p>
+      <w:pPr>
+        <w:pStyle w:val="a6"/>
+        <w:ind w:left="1175"/>
+      </w:pPr>
+      <w:proofErr w:type="gramStart"/>
       <w:r>
         <w:rPr>
           <w:rFonts w:hint="eastAsia"/>
           <w:b/>
           <w:bCs/>
         </w:rPr>
-        <w:t xml:space="preserve"> :</w:t>
-      </w:r>
-      <w:r>
-        <w:rPr>
-          <w:rFonts w:hint="eastAsia"/>
-        </w:rPr>
-        <w:t xml:space="preserve"> </w:t>
-      </w:r>
-      <w:proofErr w:type="spellStart"/>
-      <w:r>
-        <w:rPr>
-          <w:rFonts w:hint="eastAsia"/>
-        </w:rPr>
-        <w:t>메인메뉴와</w:t>
-      </w:r>
-      <w:proofErr w:type="spellEnd"/>
-      <w:r>
-        <w:rPr>
-          <w:rFonts w:hint="eastAsia"/>
-        </w:rPr>
-        <w:t xml:space="preserve"> 동일한 옵션 설정창을 띄운다.</w:t>
-      </w:r>
-    </w:p>
-    <w:p>
-      <w:pPr>
-        <w:pStyle w:val="a6"/>
-        <w:ind w:left="1175"/>
-      </w:pPr>
+        <w:t>Option</w:t>
+      </w:r>
       <w:r>
         <w:rPr>
           <w:rFonts w:hint="eastAsia"/>
           <w:b/>
           <w:bCs/>
         </w:rPr>
-        <w:t>Quit Stage :</w:t>
-      </w:r>
-      <w:r>
-        <w:rPr>
-          <w:rFonts w:hint="eastAsia"/>
-        </w:rPr>
-        <w:t xml:space="preserve"> 스테이지를 종료하고 스테이지 선택 공간으로 이동하게 된다. </w:t>
+        <w:t xml:space="preserve"> :</w:t>
+      </w:r>
+      <w:proofErr w:type="gramEnd"/>
+      <w:r>
+        <w:rPr>
+          <w:rFonts w:hint="eastAsia"/>
+        </w:rPr>
+        <w:t xml:space="preserve"> </w:t>
+      </w:r>
+      <w:proofErr w:type="spellStart"/>
+      <w:r>
+        <w:rPr>
+          <w:rFonts w:hint="eastAsia"/>
+        </w:rPr>
+        <w:t>메인메뉴와</w:t>
+      </w:r>
+      <w:proofErr w:type="spellEnd"/>
+      <w:r>
+        <w:rPr>
+          <w:rFonts w:hint="eastAsia"/>
+        </w:rPr>
+        <w:t xml:space="preserve"> 동일한 옵션 설정창을 띄운다.</w:t>
       </w:r>
     </w:p>
     <w:p>
       <w:pPr>
         <w:pStyle w:val="a6"/>
         <w:ind w:left="1175"/>
-      </w:pPr>
-      <w:r>
-        <w:rPr>
-          <w:rFonts w:hint="eastAsia"/>
-        </w:rPr>
-        <w:t xml:space="preserve">(이 때 스테이지를 진행하며 얻은 기억 회복률, 체력 등의 정보는 모두 초기화된다.) </w:t>
-      </w:r>
-    </w:p>
-    <w:p>
-      <w:pPr>
-        <w:pStyle w:val="a6"/>
-        <w:ind w:left="1175"/>
-        <w:rPr>
-          <w:rFonts w:hint="eastAsia"/>
-        </w:rPr>
       </w:pPr>
       <w:r>
         <w:rPr>
@@ -1918,8 +2040,60 @@
           <w:b/>
           <w:bCs/>
         </w:rPr>
-        <w:t>Back to Title :</w:t>
-      </w:r>
+        <w:t xml:space="preserve">Quit </w:t>
+      </w:r>
+      <w:proofErr w:type="gramStart"/>
+      <w:r>
+        <w:rPr>
+          <w:rFonts w:hint="eastAsia"/>
+          <w:b/>
+          <w:bCs/>
+        </w:rPr>
+        <w:t>Stage :</w:t>
+      </w:r>
+      <w:proofErr w:type="gramEnd"/>
+      <w:r>
+        <w:rPr>
+          <w:rFonts w:hint="eastAsia"/>
+        </w:rPr>
+        <w:t xml:space="preserve"> 스테이지를 종료하고 스테이지 선택 공간으로 이동하게 된다. </w:t>
+      </w:r>
+    </w:p>
+    <w:p>
+      <w:pPr>
+        <w:pStyle w:val="a6"/>
+        <w:ind w:left="1175"/>
+      </w:pPr>
+      <w:r>
+        <w:rPr>
+          <w:rFonts w:hint="eastAsia"/>
+        </w:rPr>
+        <w:t xml:space="preserve">(이 때 스테이지를 진행하며 얻은 기억 회복률, 체력 등의 정보는 모두 초기화된다.) </w:t>
+      </w:r>
+    </w:p>
+    <w:p>
+      <w:pPr>
+        <w:pStyle w:val="a6"/>
+        <w:ind w:left="1175"/>
+      </w:pPr>
+      <w:r>
+        <w:rPr>
+          <w:rFonts w:hint="eastAsia"/>
+          <w:b/>
+          <w:bCs/>
+        </w:rPr>
+        <w:t xml:space="preserve">Back to </w:t>
+      </w:r>
+      <w:proofErr w:type="gramStart"/>
+      <w:r>
+        <w:rPr>
+          <w:rFonts w:hint="eastAsia"/>
+          <w:b/>
+          <w:bCs/>
+        </w:rPr>
+        <w:t>Title :</w:t>
+      </w:r>
+      <w:proofErr w:type="gramEnd"/>
       <w:r>
         <w:rPr>
           <w:rFonts w:hint="eastAsia"/>
@@ -1937,9 +2111,6 @@
       <w:pPr>
         <w:pStyle w:val="2"/>
         <w:ind w:firstLine="800"/>
-        <w:rPr>
-          <w:rFonts w:hint="eastAsia"/>
-        </w:rPr>
       </w:pPr>
       <w:r>
         <w:rPr>
@@ -1953,7 +2124,6 @@
         <w:pStyle w:val="3"/>
         <w:ind w:left="375" w:firstLine="800"/>
         <w:rPr>
-          <w:rFonts w:hint="eastAsia"/>
           <w:b/>
           <w:bCs/>
         </w:rPr>
@@ -1983,9 +2153,6 @@
       <w:pPr>
         <w:pStyle w:val="a6"/>
         <w:ind w:left="1175"/>
-        <w:rPr>
-          <w:rFonts w:hint="eastAsia"/>
-        </w:rPr>
       </w:pPr>
     </w:p>
     <w:p>
@@ -2011,11 +2178,19 @@
         <w:pStyle w:val="a6"/>
         <w:ind w:left="1175"/>
       </w:pPr>
-      <w:r>
-        <w:rPr>
-          <w:rFonts w:hint="eastAsia"/>
-        </w:rPr>
-        <w:t>예시 : 가느다란 다리를 건너다 중간에 떨어지는 경우</w:t>
+      <w:proofErr w:type="gramStart"/>
+      <w:r>
+        <w:rPr>
+          <w:rFonts w:hint="eastAsia"/>
+        </w:rPr>
+        <w:t>예시 :</w:t>
+      </w:r>
+      <w:proofErr w:type="gramEnd"/>
+      <w:r>
+        <w:rPr>
+          <w:rFonts w:hint="eastAsia"/>
+        </w:rPr>
+        <w:t xml:space="preserve"> 가느다란 다리를 건너다 중간에 떨어지는 경우</w:t>
       </w:r>
     </w:p>
     <w:p>
@@ -2076,11 +2251,19 @@
         <w:pStyle w:val="a6"/>
         <w:ind w:left="1175"/>
       </w:pPr>
-      <w:r>
-        <w:rPr>
-          <w:rFonts w:hint="eastAsia"/>
-        </w:rPr>
-        <w:t xml:space="preserve">연출 : 떨어지면서 화면이 암전 되었다가 암전이 끝나면 재시작 위치에서 시작한다.  </w:t>
+      <w:proofErr w:type="gramStart"/>
+      <w:r>
+        <w:rPr>
+          <w:rFonts w:hint="eastAsia"/>
+        </w:rPr>
+        <w:t>연출 :</w:t>
+      </w:r>
+      <w:proofErr w:type="gramEnd"/>
+      <w:r>
+        <w:rPr>
+          <w:rFonts w:hint="eastAsia"/>
+        </w:rPr>
+        <w:t xml:space="preserve"> 떨어지면서 화면이 암전 되었다가 암전이 끝나면 재시작 위치에서 시작한다.  </w:t>
       </w:r>
     </w:p>
     <w:p>
@@ -2113,8 +2296,11 @@
         <w:ind w:left="1175"/>
       </w:pPr>
       <w:r>
+        <w:rPr>
+          <w:noProof/>
+        </w:rPr>
         <w:drawing>
-          <wp:anchor distT="0" distB="0" distL="114300" distR="114300" simplePos="0" relativeHeight="251655680" behindDoc="0" locked="0" layoutInCell="1" allowOverlap="1" wp14:anchorId="14F3AFB0" wp14:editId="5A1B3F34">
+          <wp:anchor distT="0" distB="0" distL="114300" distR="114300" simplePos="0" relativeHeight="251654656" behindDoc="0" locked="0" layoutInCell="1" allowOverlap="1" wp14:anchorId="14F3AFB0" wp14:editId="5A1B3F34">
             <wp:simplePos x="0" y="0"/>
             <wp:positionH relativeFrom="column">
               <wp:posOffset>752475</wp:posOffset>
@@ -2202,7 +2388,14 @@
         <w:rPr>
           <w:rFonts w:hint="eastAsia"/>
         </w:rPr>
-        <w:t xml:space="preserve">맵 상에는 캠프가 존재하며, 유저가 캠프와 상호작용을 통해 활성화 </w:t>
+        <w:t xml:space="preserve">맵 상에는 캠프가 존재하며, 유저가 캠프와 상호작용을 통해 </w:t>
+      </w:r>
+      <w:proofErr w:type="gramStart"/>
+      <w:r>
+        <w:rPr>
+          <w:rFonts w:hint="eastAsia"/>
+        </w:rPr>
+        <w:t xml:space="preserve">활성화 </w:t>
       </w:r>
       <w:proofErr w:type="spellStart"/>
       <w:r>
@@ -2212,6 +2405,7 @@
         <w:t>시켜야한다</w:t>
       </w:r>
       <w:proofErr w:type="spellEnd"/>
+      <w:proofErr w:type="gramEnd"/>
       <w:r>
         <w:rPr>
           <w:rFonts w:hint="eastAsia"/>
@@ -2261,7 +2455,21 @@
         <w:rPr>
           <w:rFonts w:hint="eastAsia"/>
         </w:rPr>
-        <w:t>유저가 캠프를 활성화 시키면 스테이지의 스테이지 내에서 기억 회복률 변동 사항이 저장된다.</w:t>
+        <w:t xml:space="preserve">유저가 캠프를 </w:t>
+      </w:r>
+      <w:proofErr w:type="gramStart"/>
+      <w:r>
+        <w:rPr>
+          <w:rFonts w:hint="eastAsia"/>
+        </w:rPr>
+        <w:t>활성화 시키면</w:t>
+      </w:r>
+      <w:proofErr w:type="gramEnd"/>
+      <w:r>
+        <w:rPr>
+          <w:rFonts w:hint="eastAsia"/>
+        </w:rPr>
+        <w:t xml:space="preserve"> 스테이지의 스테이지 내에서 기억 회복률 변동 사항이 저장된다.</w:t>
       </w:r>
     </w:p>
     <w:p>
@@ -2355,9 +2563,6 @@
     <w:p>
       <w:pPr>
         <w:ind w:firstLine="800"/>
-        <w:rPr>
-          <w:rFonts w:hint="eastAsia"/>
-        </w:rPr>
       </w:pPr>
       <w:r>
         <w:rPr>
@@ -2376,9 +2581,6 @@
       <w:pPr>
         <w:pStyle w:val="a6"/>
         <w:ind w:left="1175"/>
-        <w:rPr>
-          <w:rFonts w:hint="eastAsia"/>
-        </w:rPr>
       </w:pPr>
     </w:p>
     <w:p>
@@ -2391,7 +2593,7 @@
           <w:noProof/>
         </w:rPr>
         <w:drawing>
-          <wp:anchor distT="0" distB="0" distL="114300" distR="114300" simplePos="0" relativeHeight="251658752" behindDoc="0" locked="0" layoutInCell="1" allowOverlap="1" wp14:anchorId="12408F04" wp14:editId="6254A1F4">
+          <wp:anchor distT="0" distB="0" distL="114300" distR="114300" simplePos="0" relativeHeight="251659776" behindDoc="0" locked="0" layoutInCell="1" allowOverlap="1" wp14:anchorId="12408F04" wp14:editId="6254A1F4">
             <wp:simplePos x="0" y="0"/>
             <wp:positionH relativeFrom="column">
               <wp:posOffset>619125</wp:posOffset>
@@ -2549,9 +2751,6 @@
           <w:ilvl w:val="0"/>
           <w:numId w:val="2"/>
         </w:numPr>
-        <w:rPr>
-          <w:rFonts w:hint="eastAsia"/>
-        </w:rPr>
       </w:pPr>
       <w:r>
         <w:rPr>
@@ -2563,9 +2762,6 @@
     <w:p>
       <w:pPr>
         <w:ind w:left="800"/>
-        <w:rPr>
-          <w:rFonts w:hint="eastAsia"/>
-        </w:rPr>
       </w:pPr>
     </w:p>
     <w:p>
@@ -2597,16 +2793,13 @@
       <w:pPr>
         <w:pStyle w:val="3"/>
         <w:ind w:firstLine="800"/>
-        <w:rPr>
-          <w:rFonts w:hint="eastAsia"/>
-        </w:rPr>
       </w:pPr>
       <w:r>
         <w:rPr>
           <w:noProof/>
         </w:rPr>
         <w:drawing>
-          <wp:anchor distT="0" distB="0" distL="114300" distR="114300" simplePos="0" relativeHeight="251662848" behindDoc="0" locked="0" layoutInCell="1" allowOverlap="1" wp14:anchorId="3D747376" wp14:editId="63D5F557">
+          <wp:anchor distT="0" distB="0" distL="114300" distR="114300" simplePos="0" relativeHeight="251663872" behindDoc="0" locked="0" layoutInCell="1" allowOverlap="1" wp14:anchorId="3D747376" wp14:editId="63D5F557">
             <wp:simplePos x="0" y="0"/>
             <wp:positionH relativeFrom="margin">
               <wp:posOffset>638175</wp:posOffset>
@@ -2834,9 +3027,6 @@
     <w:p>
       <w:pPr>
         <w:ind w:firstLine="800"/>
-        <w:rPr>
-          <w:rFonts w:hint="eastAsia"/>
-        </w:rPr>
       </w:pPr>
       <w:r>
         <w:rPr>
@@ -2980,12 +3170,28 @@
             <w:tcW w:w="2642" w:type="dxa"/>
           </w:tcPr>
           <w:p>
+            <w:proofErr w:type="gramStart"/>
             <w:r>
               <w:rPr>
                 <w:rFonts w:hint="eastAsia"/>
               </w:rPr>
-              <w:t>W,S,A,D</w:t>
+              <w:t>W,S</w:t>
             </w:r>
+            <w:proofErr w:type="gramEnd"/>
+            <w:r>
+              <w:rPr>
+                <w:rFonts w:hint="eastAsia"/>
+              </w:rPr>
+              <w:t>,</w:t>
+            </w:r>
+            <w:proofErr w:type="gramStart"/>
+            <w:r>
+              <w:rPr>
+                <w:rFonts w:hint="eastAsia"/>
+              </w:rPr>
+              <w:t>A,D</w:t>
+            </w:r>
+            <w:proofErr w:type="gramEnd"/>
           </w:p>
         </w:tc>
       </w:tr>
@@ -3123,7 +3329,21 @@
               <w:rPr>
                 <w:rFonts w:hint="eastAsia"/>
               </w:rPr>
-              <w:t>(키 할당 없음, 점프 후 조건에 걸맞는 높이의 턱 위를 잡으면 자동으로 발동)</w:t>
+              <w:t xml:space="preserve">(키 할당 없음, 점프 후 조건에 </w:t>
+            </w:r>
+            <w:proofErr w:type="gramStart"/>
+            <w:r>
+              <w:rPr>
+                <w:rFonts w:hint="eastAsia"/>
+              </w:rPr>
+              <w:t>걸맞는</w:t>
+            </w:r>
+            <w:proofErr w:type="gramEnd"/>
+            <w:r>
+              <w:rPr>
+                <w:rFonts w:hint="eastAsia"/>
+              </w:rPr>
+              <w:t xml:space="preserve"> 높이의 턱 위를 잡으면 자동으로 발동)</w:t>
             </w:r>
           </w:p>
         </w:tc>
@@ -3515,43 +3735,131 @@
     </w:tbl>
     <w:p/>
     <w:p>
-      <w:r>
-        <w:rPr>
-          <w:rFonts w:hint="eastAsia"/>
+      <w:pPr>
+        <w:rPr>
+          <w:b/>
+          <w:bCs/>
+        </w:rPr>
+      </w:pPr>
+      <w:r>
+        <w:rPr>
+          <w:rFonts w:hint="eastAsia"/>
+          <w:b/>
+          <w:bCs/>
         </w:rPr>
         <w:t xml:space="preserve">주인공 크기 </w:t>
       </w:r>
     </w:p>
     <w:p>
-      <w:r>
-        <w:rPr>
-          <w:rFonts w:hint="eastAsia"/>
-        </w:rPr>
-        <w:t>남자 : 키 180 cm , 여자 170 cm 기준</w:t>
+      <w:proofErr w:type="gramStart"/>
+      <w:r>
+        <w:rPr>
+          <w:rFonts w:hint="eastAsia"/>
+        </w:rPr>
+        <w:t>남자 :</w:t>
+      </w:r>
+      <w:proofErr w:type="gramEnd"/>
+      <w:r>
+        <w:rPr>
+          <w:rFonts w:hint="eastAsia"/>
+        </w:rPr>
+        <w:t xml:space="preserve"> 키 180 </w:t>
+      </w:r>
+      <w:proofErr w:type="gramStart"/>
+      <w:r>
+        <w:rPr>
+          <w:rFonts w:hint="eastAsia"/>
+        </w:rPr>
+        <w:t>cm ,</w:t>
+      </w:r>
+      <w:proofErr w:type="gramEnd"/>
+      <w:r>
+        <w:rPr>
+          <w:rFonts w:hint="eastAsia"/>
+        </w:rPr>
+        <w:t xml:space="preserve"> 여자 170 cm 기준</w:t>
       </w:r>
     </w:p>
     <w:p/>
     <w:p>
-      <w:r>
-        <w:rPr>
-          <w:rFonts w:hint="eastAsia"/>
-        </w:rPr>
-        <w:t>앉았을 때 크기</w:t>
-      </w:r>
-    </w:p>
-    <w:p>
-      <w:r>
-        <w:rPr>
-          <w:rFonts w:hint="eastAsia"/>
-        </w:rPr>
-        <w:t>남자 : 90 cm, 여자 85 cm (평균 55 % 정도이므로 계산하기 편하게 50 %)</w:t>
+      <w:pPr>
+        <w:rPr>
+          <w:b/>
+          <w:bCs/>
+        </w:rPr>
+      </w:pPr>
+      <w:proofErr w:type="spellStart"/>
+      <w:r>
+        <w:rPr>
+          <w:rFonts w:hint="eastAsia"/>
+          <w:b/>
+          <w:bCs/>
+        </w:rPr>
+        <w:t>움크리기</w:t>
+      </w:r>
+      <w:proofErr w:type="spellEnd"/>
+      <w:r>
+        <w:rPr>
+          <w:rFonts w:hint="eastAsia"/>
+          <w:b/>
+          <w:bCs/>
+        </w:rPr>
+        <w:t>(</w:t>
+      </w:r>
+      <w:r>
+        <w:rPr>
+          <w:rFonts w:hint="eastAsia"/>
+          <w:b/>
+          <w:bCs/>
+        </w:rPr>
+        <w:t>앉았을 때</w:t>
+      </w:r>
+      <w:r>
+        <w:rPr>
+          <w:rFonts w:hint="eastAsia"/>
+          <w:b/>
+          <w:bCs/>
+        </w:rPr>
+        <w:t>)</w:t>
+      </w:r>
+      <w:r>
+        <w:rPr>
+          <w:rFonts w:hint="eastAsia"/>
+          <w:b/>
+          <w:bCs/>
+        </w:rPr>
+        <w:t xml:space="preserve"> 크기</w:t>
+      </w:r>
+    </w:p>
+    <w:p>
+      <w:proofErr w:type="gramStart"/>
+      <w:r>
+        <w:rPr>
+          <w:rFonts w:hint="eastAsia"/>
+        </w:rPr>
+        <w:t>남자 :</w:t>
+      </w:r>
+      <w:proofErr w:type="gramEnd"/>
+      <w:r>
+        <w:rPr>
+          <w:rFonts w:hint="eastAsia"/>
+        </w:rPr>
+        <w:t xml:space="preserve"> 90 cm, 여자 85 cm (평균 55 % 정도이므로 계산하기 편하게 50 %)</w:t>
       </w:r>
     </w:p>
     <w:p/>
     <w:p>
-      <w:r>
-        <w:rPr>
-          <w:rFonts w:hint="eastAsia"/>
+      <w:pPr>
+        <w:rPr>
+          <w:b/>
+          <w:bCs/>
+        </w:rPr>
+      </w:pPr>
+      <w:r>
+        <w:rPr>
+          <w:rFonts w:hint="eastAsia"/>
+          <w:b/>
+          <w:bCs/>
         </w:rPr>
         <w:t xml:space="preserve">점프 높이 </w:t>
       </w:r>
@@ -3578,9 +3886,17 @@
     </w:p>
     <w:p/>
     <w:p>
-      <w:r>
-        <w:rPr>
-          <w:rFonts w:hint="eastAsia"/>
+      <w:pPr>
+        <w:rPr>
+          <w:b/>
+          <w:bCs/>
+        </w:rPr>
+      </w:pPr>
+      <w:r>
+        <w:rPr>
+          <w:rFonts w:hint="eastAsia"/>
+          <w:b/>
+          <w:bCs/>
         </w:rPr>
         <w:t xml:space="preserve">밧줄 </w:t>
       </w:r>
@@ -3617,9 +3933,17 @@
       <w:r>
         <w:rPr>
           <w:rFonts w:hint="eastAsia"/>
+          <w:b/>
+          <w:bCs/>
         </w:rPr>
         <w:lastRenderedPageBreak/>
-        <w:t xml:space="preserve">밧줄 놓기 </w:t>
+        <w:t>밧줄 놓기</w:t>
+      </w:r>
+      <w:r>
+        <w:rPr>
+          <w:rFonts w:hint="eastAsia"/>
+        </w:rPr>
+        <w:t xml:space="preserve"> </w:t>
       </w:r>
       <w:r>
         <w:br/>
@@ -3632,11 +3956,6 @@
       </w:r>
     </w:p>
     <w:p>
-      <w:pPr>
-        <w:rPr>
-          <w:rFonts w:hint="eastAsia"/>
-        </w:rPr>
-      </w:pPr>
       <w:r>
         <w:rPr>
           <w:rFonts w:hint="eastAsia"/>
@@ -3648,6 +3967,251 @@
           <w:rFonts w:hint="eastAsia"/>
         </w:rPr>
         <w:t xml:space="preserve"> </w:t>
+      </w:r>
+    </w:p>
+    <w:p/>
+    <w:p>
+      <w:pPr>
+        <w:rPr>
+          <w:b/>
+          <w:bCs/>
+        </w:rPr>
+      </w:pPr>
+      <w:r>
+        <w:rPr>
+          <w:rFonts w:hint="eastAsia"/>
+          <w:b/>
+          <w:bCs/>
+        </w:rPr>
+        <w:t>해충 스프레이</w:t>
+      </w:r>
+    </w:p>
+    <w:p>
+      <w:pPr>
+        <w:rPr>
+          <w:b/>
+          <w:bCs/>
+        </w:rPr>
+      </w:pPr>
+      <w:r>
+        <w:rPr>
+          <w:noProof/>
+        </w:rPr>
+        <w:drawing>
+          <wp:inline distT="0" distB="0" distL="0" distR="0" wp14:anchorId="257616D9" wp14:editId="28E6B844">
+            <wp:extent cx="2181225" cy="1624939"/>
+            <wp:effectExtent l="0" t="0" r="0" b="0"/>
+            <wp:docPr id="1847259114" name="그림 1"/>
+            <wp:cNvGraphicFramePr>
+              <a:graphicFrameLocks xmlns:a="http://schemas.openxmlformats.org/drawingml/2006/main" noChangeAspect="1"/>
+            </wp:cNvGraphicFramePr>
+            <a:graphic xmlns:a="http://schemas.openxmlformats.org/drawingml/2006/main">
+              <a:graphicData uri="http://schemas.openxmlformats.org/drawingml/2006/picture">
+                <pic:pic xmlns:pic="http://schemas.openxmlformats.org/drawingml/2006/picture">
+                  <pic:nvPicPr>
+                    <pic:cNvPr id="1847259114" name=""/>
+                    <pic:cNvPicPr/>
+                  </pic:nvPicPr>
+                  <pic:blipFill>
+                    <a:blip r:embed="rId25"/>
+                    <a:stretch>
+                      <a:fillRect/>
+                    </a:stretch>
+                  </pic:blipFill>
+                  <pic:spPr>
+                    <a:xfrm>
+                      <a:off x="0" y="0"/>
+                      <a:ext cx="2186226" cy="1628664"/>
+                    </a:xfrm>
+                    <a:prstGeom prst="rect">
+                      <a:avLst/>
+                    </a:prstGeom>
+                  </pic:spPr>
+                </pic:pic>
+              </a:graphicData>
+            </a:graphic>
+          </wp:inline>
+        </w:drawing>
+      </w:r>
+    </w:p>
+    <w:p>
+      <w:proofErr w:type="gramStart"/>
+      <w:r>
+        <w:rPr>
+          <w:rFonts w:hint="eastAsia"/>
+        </w:rPr>
+        <w:t>범위 :</w:t>
+      </w:r>
+      <w:proofErr w:type="gramEnd"/>
+      <w:r>
+        <w:rPr>
+          <w:rFonts w:hint="eastAsia"/>
+        </w:rPr>
+        <w:t xml:space="preserve"> 3m 부채꼴 전방 약 60도 (</w:t>
+      </w:r>
+      <m:oMath>
+        <m:r>
+          <w:rPr>
+            <w:rFonts w:ascii="Cambria Math" w:hAnsi="Cambria Math"/>
+          </w:rPr>
+          <m:t>π</m:t>
+        </m:r>
+      </m:oMath>
+      <w:r>
+        <w:rPr>
+          <w:rFonts w:hint="eastAsia"/>
+        </w:rPr>
+        <w:t>/3)</w:t>
+      </w:r>
+      <w:r>
+        <w:rPr>
+          <w:rFonts w:hint="eastAsia"/>
+        </w:rPr>
+        <w:t>, Z</w:t>
+      </w:r>
+      <w:r>
+        <w:rPr>
+          <w:rFonts w:hint="eastAsia"/>
+        </w:rPr>
+        <w:t>축</w:t>
+      </w:r>
+      <w:r>
+        <w:rPr>
+          <w:rFonts w:hint="eastAsia"/>
+        </w:rPr>
+        <w:t xml:space="preserve"> 판정 범위는 서서 쏠 경우 1m (사람 팔 높이 평균)</w:t>
+      </w:r>
+    </w:p>
+    <w:p/>
+    <w:p>
+      <w:pPr>
+        <w:rPr>
+          <w:b/>
+          <w:bCs/>
+        </w:rPr>
+      </w:pPr>
+      <w:r>
+        <w:rPr>
+          <w:rFonts w:hint="eastAsia"/>
+          <w:b/>
+          <w:bCs/>
+        </w:rPr>
+        <w:t xml:space="preserve">랜턴 </w:t>
+      </w:r>
+    </w:p>
+    <w:p>
+      <w:r>
+        <w:rPr>
+          <w:noProof/>
+        </w:rPr>
+        <w:drawing>
+          <wp:inline distT="0" distB="0" distL="0" distR="0" wp14:anchorId="32913476" wp14:editId="39683B29">
+            <wp:extent cx="2784582" cy="2505075"/>
+            <wp:effectExtent l="0" t="0" r="0" b="0"/>
+            <wp:docPr id="200888338" name="그림 1"/>
+            <wp:cNvGraphicFramePr>
+              <a:graphicFrameLocks xmlns:a="http://schemas.openxmlformats.org/drawingml/2006/main" noChangeAspect="1"/>
+            </wp:cNvGraphicFramePr>
+            <a:graphic xmlns:a="http://schemas.openxmlformats.org/drawingml/2006/main">
+              <a:graphicData uri="http://schemas.openxmlformats.org/drawingml/2006/picture">
+                <pic:pic xmlns:pic="http://schemas.openxmlformats.org/drawingml/2006/picture">
+                  <pic:nvPicPr>
+                    <pic:cNvPr id="200888338" name=""/>
+                    <pic:cNvPicPr/>
+                  </pic:nvPicPr>
+                  <pic:blipFill>
+                    <a:blip r:embed="rId26"/>
+                    <a:stretch>
+                      <a:fillRect/>
+                    </a:stretch>
+                  </pic:blipFill>
+                  <pic:spPr>
+                    <a:xfrm>
+                      <a:off x="0" y="0"/>
+                      <a:ext cx="2788651" cy="2508736"/>
+                    </a:xfrm>
+                    <a:prstGeom prst="rect">
+                      <a:avLst/>
+                    </a:prstGeom>
+                  </pic:spPr>
+                </pic:pic>
+              </a:graphicData>
+            </a:graphic>
+          </wp:inline>
+        </w:drawing>
+      </w:r>
+    </w:p>
+    <w:p>
+      <w:pPr>
+        <w:rPr>
+          <w:b/>
+          <w:bCs/>
+        </w:rPr>
+      </w:pPr>
+      <w:r>
+        <w:rPr>
+          <w:rFonts w:hint="eastAsia"/>
+          <w:b/>
+          <w:bCs/>
+        </w:rPr>
+        <w:t xml:space="preserve">빛 효과 범위 </w:t>
+      </w:r>
+    </w:p>
+    <w:p>
+      <w:r>
+        <w:rPr>
+          <w:rFonts w:hint="eastAsia"/>
+        </w:rPr>
+        <w:t xml:space="preserve">밝은 </w:t>
+      </w:r>
+      <w:proofErr w:type="gramStart"/>
+      <w:r>
+        <w:rPr>
+          <w:rFonts w:hint="eastAsia"/>
+        </w:rPr>
+        <w:t>불빛 :</w:t>
+      </w:r>
+      <w:proofErr w:type="gramEnd"/>
+      <w:r>
+        <w:rPr>
+          <w:rFonts w:hint="eastAsia"/>
+        </w:rPr>
+        <w:t xml:space="preserve"> 반경 3m</w:t>
+      </w:r>
+    </w:p>
+    <w:p>
+      <w:r>
+        <w:rPr>
+          <w:rFonts w:hint="eastAsia"/>
+        </w:rPr>
+        <w:t xml:space="preserve">조금 밝은 </w:t>
+      </w:r>
+      <w:proofErr w:type="gramStart"/>
+      <w:r>
+        <w:rPr>
+          <w:rFonts w:hint="eastAsia"/>
+        </w:rPr>
+        <w:t>불빛 :</w:t>
+      </w:r>
+      <w:proofErr w:type="gramEnd"/>
+      <w:r>
+        <w:rPr>
+          <w:rFonts w:hint="eastAsia"/>
+        </w:rPr>
+        <w:t xml:space="preserve"> 반경 5m</w:t>
+      </w:r>
+    </w:p>
+    <w:p>
+      <w:pPr>
+        <w:rPr>
+          <w:rFonts w:hint="eastAsia"/>
+        </w:rPr>
+      </w:pPr>
+      <w:r>
+        <w:rPr>
+          <w:rFonts w:hint="eastAsia"/>
+        </w:rPr>
+        <w:t xml:space="preserve">(해당 내용은 구현 정도에 따라 수정 예정) </w:t>
       </w:r>
     </w:p>
     <w:sectPr>
@@ -4952,6 +5516,7 @@
   <w:style w:type="character" w:default="1" w:styleId="a0">
     <w:name w:val="Default Paragraph Font"/>
     <w:uiPriority w:val="1"/>
+    <w:semiHidden/>
     <w:unhideWhenUsed/>
   </w:style>
   <w:style w:type="table" w:default="1" w:styleId="a1">
@@ -5324,6 +5889,16 @@
       </w:tblBorders>
     </w:tblPr>
   </w:style>
+  <w:style w:type="character" w:styleId="ad">
+    <w:name w:val="Placeholder Text"/>
+    <w:basedOn w:val="a0"/>
+    <w:uiPriority w:val="99"/>
+    <w:semiHidden/>
+    <w:rsid w:val="00A94957"/>
+    <w:rPr>
+      <w:color w:val="666666"/>
+    </w:rPr>
+  </w:style>
 </w:styles>
 </file>
 

--- a/Documents/시스템 기획.docx
+++ b/Documents/시스템 기획.docx
@@ -18,6 +18,180 @@
         <w:t>시스템 기획</w:t>
       </w:r>
     </w:p>
+    <w:tbl>
+      <w:tblPr>
+        <w:tblStyle w:val="ac"/>
+        <w:tblW w:w="0" w:type="auto"/>
+        <w:tblInd w:w="440" w:type="dxa"/>
+        <w:tblLook w:val="04A0" w:firstRow="1" w:lastRow="0" w:firstColumn="1" w:lastColumn="0" w:noHBand="0" w:noVBand="1"/>
+      </w:tblPr>
+      <w:tblGrid>
+        <w:gridCol w:w="1682"/>
+        <w:gridCol w:w="1134"/>
+        <w:gridCol w:w="5760"/>
+      </w:tblGrid>
+      <w:tr>
+        <w:tc>
+          <w:tcPr>
+            <w:tcW w:w="1682" w:type="dxa"/>
+            <w:vAlign w:val="center"/>
+          </w:tcPr>
+          <w:p>
+            <w:r>
+              <w:rPr>
+                <w:rFonts w:hint="eastAsia"/>
+              </w:rPr>
+              <w:t>수정일</w:t>
+            </w:r>
+          </w:p>
+        </w:tc>
+        <w:tc>
+          <w:tcPr>
+            <w:tcW w:w="1134" w:type="dxa"/>
+            <w:vAlign w:val="center"/>
+          </w:tcPr>
+          <w:p>
+            <w:r>
+              <w:rPr>
+                <w:rFonts w:hint="eastAsia"/>
+              </w:rPr>
+              <w:t>목차</w:t>
+            </w:r>
+          </w:p>
+        </w:tc>
+        <w:tc>
+          <w:tcPr>
+            <w:tcW w:w="5760" w:type="dxa"/>
+            <w:vAlign w:val="center"/>
+          </w:tcPr>
+          <w:p>
+            <w:r>
+              <w:rPr>
+                <w:rFonts w:hint="eastAsia"/>
+              </w:rPr>
+              <w:t>수정내용</w:t>
+            </w:r>
+          </w:p>
+        </w:tc>
+      </w:tr>
+      <w:tr>
+        <w:tc>
+          <w:tcPr>
+            <w:tcW w:w="1682" w:type="dxa"/>
+            <w:vAlign w:val="center"/>
+          </w:tcPr>
+          <w:p>
+            <w:r>
+              <w:rPr>
+                <w:rFonts w:hint="eastAsia"/>
+              </w:rPr>
+              <w:t>2026.04.01</w:t>
+            </w:r>
+          </w:p>
+        </w:tc>
+        <w:tc>
+          <w:tcPr>
+            <w:tcW w:w="1134" w:type="dxa"/>
+            <w:vAlign w:val="center"/>
+          </w:tcPr>
+          <w:p>
+            <w:r>
+              <w:rPr>
+                <w:rFonts w:hint="eastAsia"/>
+              </w:rPr>
+              <w:t>4.21</w:t>
+            </w:r>
+          </w:p>
+        </w:tc>
+        <w:tc>
+          <w:tcPr>
+            <w:tcW w:w="5760" w:type="dxa"/>
+            <w:vAlign w:val="center"/>
+          </w:tcPr>
+          <w:p>
+            <w:r>
+              <w:rPr>
+                <w:rFonts w:hint="eastAsia"/>
+              </w:rPr>
+              <w:t xml:space="preserve"> 체력이 0이 되고 나서 </w:t>
+            </w:r>
+            <w:proofErr w:type="spellStart"/>
+            <w:r>
+              <w:rPr>
+                <w:rFonts w:hint="eastAsia"/>
+              </w:rPr>
+              <w:t>리스폰</w:t>
+            </w:r>
+            <w:proofErr w:type="spellEnd"/>
+            <w:r>
+              <w:rPr>
+                <w:rFonts w:hint="eastAsia"/>
+              </w:rPr>
+              <w:t xml:space="preserve"> 시 연출 추가</w:t>
+            </w:r>
+          </w:p>
+        </w:tc>
+      </w:tr>
+      <w:tr>
+        <w:tc>
+          <w:tcPr>
+            <w:tcW w:w="1682" w:type="dxa"/>
+            <w:vAlign w:val="center"/>
+          </w:tcPr>
+          <w:p>
+            <w:pPr>
+              <w:rPr>
+                <w:rFonts w:hint="eastAsia"/>
+              </w:rPr>
+            </w:pPr>
+            <w:r>
+              <w:rPr>
+                <w:rFonts w:hint="eastAsia"/>
+              </w:rPr>
+              <w:t>2026.04.01</w:t>
+            </w:r>
+          </w:p>
+        </w:tc>
+        <w:tc>
+          <w:tcPr>
+            <w:tcW w:w="1134" w:type="dxa"/>
+            <w:vAlign w:val="center"/>
+          </w:tcPr>
+          <w:p>
+            <w:pPr>
+              <w:rPr>
+                <w:rFonts w:hint="eastAsia"/>
+              </w:rPr>
+            </w:pPr>
+            <w:r>
+              <w:rPr>
+                <w:rFonts w:hint="eastAsia"/>
+              </w:rPr>
+              <w:t>2</w:t>
+            </w:r>
+          </w:p>
+        </w:tc>
+        <w:tc>
+          <w:tcPr>
+            <w:tcW w:w="5760" w:type="dxa"/>
+            <w:vAlign w:val="center"/>
+          </w:tcPr>
+          <w:p>
+            <w:pPr>
+              <w:rPr>
+                <w:rFonts w:hint="eastAsia"/>
+              </w:rPr>
+            </w:pPr>
+            <w:r>
+              <w:rPr>
+                <w:rFonts w:hint="eastAsia"/>
+              </w:rPr>
+              <w:t>게임 시작 시 스토리 설명에 들어가야 할 원화 내용 추가</w:t>
+            </w:r>
+          </w:p>
+        </w:tc>
+      </w:tr>
+    </w:tbl>
     <w:p/>
     <w:p>
       <w:pPr>
@@ -1092,6 +1266,630 @@
       </w:pPr>
     </w:p>
     <w:p>
+      <w:pPr>
+        <w:pStyle w:val="a6"/>
+        <w:ind w:left="1160"/>
+        <w:rPr>
+          <w:b/>
+          <w:bCs/>
+        </w:rPr>
+      </w:pPr>
+      <w:r>
+        <w:rPr>
+          <w:rFonts w:hint="eastAsia"/>
+          <w:b/>
+          <w:bCs/>
+        </w:rPr>
+        <w:t xml:space="preserve">대사와 같이 넘어가는 원화 내용 </w:t>
+      </w:r>
+    </w:p>
+    <w:p>
+      <w:pPr>
+        <w:pStyle w:val="a6"/>
+        <w:ind w:left="1160"/>
+        <w:rPr>
+          <w:b/>
+          <w:bCs/>
+        </w:rPr>
+      </w:pPr>
+    </w:p>
+    <w:p>
+      <w:pPr>
+        <w:pStyle w:val="a6"/>
+        <w:numPr>
+          <w:ilvl w:val="0"/>
+          <w:numId w:val="7"/>
+        </w:numPr>
+      </w:pPr>
+      <w:r>
+        <w:rPr>
+          <w:rFonts w:hint="eastAsia"/>
+        </w:rPr>
+        <w:t>모험을 하는</w:t>
+      </w:r>
+      <w:r>
+        <w:rPr>
+          <w:rFonts w:hint="eastAsia"/>
+        </w:rPr>
+        <w:t xml:space="preserve"> 모습</w:t>
+      </w:r>
+      <w:r>
+        <w:rPr>
+          <w:rFonts w:hint="eastAsia"/>
+        </w:rPr>
+        <w:t xml:space="preserve"> (1,2 대사)</w:t>
+      </w:r>
+    </w:p>
+    <w:p>
+      <w:pPr>
+        <w:pStyle w:val="a6"/>
+        <w:numPr>
+          <w:ilvl w:val="0"/>
+          <w:numId w:val="2"/>
+        </w:numPr>
+      </w:pPr>
+      <w:r>
+        <w:rPr>
+          <w:rFonts w:hint="eastAsia"/>
+          <w:noProof/>
+        </w:rPr>
+        <w:drawing>
+          <wp:anchor distT="0" distB="0" distL="114300" distR="114300" simplePos="0" relativeHeight="251658240" behindDoc="0" locked="0" layoutInCell="1" allowOverlap="1" wp14:anchorId="15E6787C" wp14:editId="718E4638">
+            <wp:simplePos x="0" y="0"/>
+            <wp:positionH relativeFrom="column">
+              <wp:posOffset>903513</wp:posOffset>
+            </wp:positionH>
+            <wp:positionV relativeFrom="paragraph">
+              <wp:posOffset>637221</wp:posOffset>
+            </wp:positionV>
+            <wp:extent cx="1342390" cy="1505585"/>
+            <wp:effectExtent l="0" t="0" r="0" b="0"/>
+            <wp:wrapTopAndBottom/>
+            <wp:docPr id="270458991" name="그림 2"/>
+            <wp:cNvGraphicFramePr>
+              <a:graphicFrameLocks xmlns:a="http://schemas.openxmlformats.org/drawingml/2006/main" noChangeAspect="1"/>
+            </wp:cNvGraphicFramePr>
+            <a:graphic xmlns:a="http://schemas.openxmlformats.org/drawingml/2006/main">
+              <a:graphicData uri="http://schemas.openxmlformats.org/drawingml/2006/picture">
+                <pic:pic xmlns:pic="http://schemas.openxmlformats.org/drawingml/2006/picture">
+                  <pic:nvPicPr>
+                    <pic:cNvPr id="270458991" name="그림 270458991"/>
+                    <pic:cNvPicPr/>
+                  </pic:nvPicPr>
+                  <pic:blipFill>
+                    <a:blip r:embed="rId15" cstate="print">
+                      <a:extLst>
+                        <a:ext uri="{28A0092B-C50C-407E-A947-70E740481C1C}">
+                          <a14:useLocalDpi xmlns:a14="http://schemas.microsoft.com/office/drawing/2010/main" val="0"/>
+                        </a:ext>
+                      </a:extLst>
+                    </a:blip>
+                    <a:stretch>
+                      <a:fillRect/>
+                    </a:stretch>
+                  </pic:blipFill>
+                  <pic:spPr>
+                    <a:xfrm>
+                      <a:off x="0" y="0"/>
+                      <a:ext cx="1342390" cy="1505585"/>
+                    </a:xfrm>
+                    <a:prstGeom prst="rect">
+                      <a:avLst/>
+                    </a:prstGeom>
+                  </pic:spPr>
+                </pic:pic>
+              </a:graphicData>
+            </a:graphic>
+            <wp14:sizeRelH relativeFrom="margin">
+              <wp14:pctWidth>0</wp14:pctWidth>
+            </wp14:sizeRelH>
+          </wp:anchor>
+        </w:drawing>
+      </w:r>
+      <w:r>
+        <w:rPr>
+          <w:rFonts w:hint="eastAsia"/>
+        </w:rPr>
+        <w:t xml:space="preserve">성별을 정하기 이전이므로 1인칭 시점으로 </w:t>
+      </w:r>
+      <w:proofErr w:type="spellStart"/>
+      <w:r>
+        <w:rPr>
+          <w:rFonts w:hint="eastAsia"/>
+        </w:rPr>
+        <w:t>흙길과</w:t>
+      </w:r>
+      <w:proofErr w:type="spellEnd"/>
+      <w:r>
+        <w:rPr>
+          <w:rFonts w:hint="eastAsia"/>
+        </w:rPr>
+        <w:t xml:space="preserve"> 절벽이 있는 유적을 탐험하는 모습 </w:t>
+      </w:r>
+    </w:p>
+    <w:p>
+      <w:pPr>
+        <w:pStyle w:val="a6"/>
+        <w:numPr>
+          <w:ilvl w:val="0"/>
+          <w:numId w:val="2"/>
+        </w:numPr>
+      </w:pPr>
+      <w:r>
+        <w:rPr>
+          <w:rFonts w:hint="eastAsia"/>
+        </w:rPr>
+        <w:t xml:space="preserve">AI로 만든 예시 이미지 </w:t>
+      </w:r>
+    </w:p>
+    <w:p>
+      <w:pPr>
+        <w:pStyle w:val="a6"/>
+        <w:numPr>
+          <w:ilvl w:val="0"/>
+          <w:numId w:val="2"/>
+        </w:numPr>
+      </w:pPr>
+      <w:r>
+        <w:rPr>
+          <w:rFonts w:hint="eastAsia"/>
+          <w:b/>
+          <w:bCs/>
+        </w:rPr>
+        <w:t>요청 사항</w:t>
+      </w:r>
+      <w:proofErr w:type="gramStart"/>
+      <w:r>
+        <w:rPr>
+          <w:rFonts w:hint="eastAsia"/>
+          <w:b/>
+          <w:bCs/>
+        </w:rPr>
+        <w:t>1 :</w:t>
+      </w:r>
+      <w:proofErr w:type="gramEnd"/>
+      <w:r>
+        <w:rPr>
+          <w:rFonts w:hint="eastAsia"/>
+        </w:rPr>
+        <w:t xml:space="preserve"> </w:t>
+      </w:r>
+      <w:r>
+        <w:rPr>
+          <w:rFonts w:hint="eastAsia"/>
+        </w:rPr>
+        <w:t xml:space="preserve">바닥은 </w:t>
+      </w:r>
+      <w:proofErr w:type="spellStart"/>
+      <w:r>
+        <w:rPr>
+          <w:rFonts w:hint="eastAsia"/>
+        </w:rPr>
+        <w:t>흙길</w:t>
+      </w:r>
+      <w:proofErr w:type="spellEnd"/>
+      <w:r>
+        <w:rPr>
+          <w:rFonts w:hint="eastAsia"/>
+        </w:rPr>
+        <w:t xml:space="preserve"> (</w:t>
+      </w:r>
+      <w:proofErr w:type="spellStart"/>
+      <w:r>
+        <w:rPr>
+          <w:rFonts w:hint="eastAsia"/>
+        </w:rPr>
+        <w:t>비와서</w:t>
+      </w:r>
+      <w:proofErr w:type="spellEnd"/>
+      <w:r>
+        <w:rPr>
+          <w:rFonts w:hint="eastAsia"/>
+        </w:rPr>
+        <w:t xml:space="preserve"> 약간 젖어 있음), 왼쪽은 절벽, 오른쪽은 바위, 일부 유적 기둥이 보임 </w:t>
+      </w:r>
+    </w:p>
+    <w:p>
+      <w:pPr>
+        <w:pStyle w:val="a6"/>
+        <w:numPr>
+          <w:ilvl w:val="0"/>
+          <w:numId w:val="2"/>
+        </w:numPr>
+        <w:rPr>
+          <w:rFonts w:hint="eastAsia"/>
+        </w:rPr>
+      </w:pPr>
+      <w:r>
+        <w:rPr>
+          <w:rFonts w:hint="eastAsia"/>
+          <w:b/>
+          <w:bCs/>
+        </w:rPr>
+        <w:t xml:space="preserve">요청 사항 </w:t>
+      </w:r>
+      <w:proofErr w:type="gramStart"/>
+      <w:r>
+        <w:rPr>
+          <w:rFonts w:hint="eastAsia"/>
+          <w:b/>
+          <w:bCs/>
+        </w:rPr>
+        <w:t>2 :</w:t>
+      </w:r>
+      <w:proofErr w:type="gramEnd"/>
+      <w:r>
+        <w:rPr>
+          <w:rFonts w:hint="eastAsia"/>
+        </w:rPr>
+        <w:t xml:space="preserve"> </w:t>
+      </w:r>
+      <w:r>
+        <w:rPr>
+          <w:rFonts w:hint="eastAsia"/>
+        </w:rPr>
+        <w:t xml:space="preserve">이미지는 길이 끊어진 </w:t>
+      </w:r>
+      <w:proofErr w:type="gramStart"/>
+      <w:r>
+        <w:rPr>
+          <w:rFonts w:hint="eastAsia"/>
+        </w:rPr>
+        <w:t>것 처럼</w:t>
+      </w:r>
+      <w:proofErr w:type="gramEnd"/>
+      <w:r>
+        <w:rPr>
+          <w:rFonts w:hint="eastAsia"/>
+        </w:rPr>
+        <w:t xml:space="preserve"> 보이지만 자연스럽게 다른 지형과 이어지게끔 </w:t>
+      </w:r>
+      <w:r>
+        <w:rPr>
+          <w:rFonts w:hint="eastAsia"/>
+        </w:rPr>
+        <w:t>제작</w:t>
+      </w:r>
+    </w:p>
+    <w:p>
+      <w:pPr>
+        <w:rPr>
+          <w:rFonts w:hint="eastAsia"/>
+        </w:rPr>
+      </w:pPr>
+    </w:p>
+    <w:p>
+      <w:pPr>
+        <w:pStyle w:val="a6"/>
+        <w:numPr>
+          <w:ilvl w:val="0"/>
+          <w:numId w:val="7"/>
+        </w:numPr>
+      </w:pPr>
+      <w:r>
+        <w:rPr>
+          <w:rFonts w:hint="eastAsia"/>
+        </w:rPr>
+        <w:t>지형이 무너지면서 발을 헛디디는 모습 (발을 강조)(3,4 대사)</w:t>
+      </w:r>
+    </w:p>
+    <w:p>
+      <w:pPr>
+        <w:pStyle w:val="a6"/>
+        <w:ind w:left="1520"/>
+      </w:pPr>
+      <w:r>
+        <w:rPr>
+          <w:rFonts w:hint="eastAsia"/>
+          <w:noProof/>
+        </w:rPr>
+        <w:drawing>
+          <wp:inline distT="0" distB="0" distL="0" distR="0" wp14:anchorId="3E305C97" wp14:editId="580E15FA">
+            <wp:extent cx="2121479" cy="1414241"/>
+            <wp:effectExtent l="0" t="0" r="0" b="0"/>
+            <wp:docPr id="1195925974" name="그림 1"/>
+            <wp:cNvGraphicFramePr>
+              <a:graphicFrameLocks xmlns:a="http://schemas.openxmlformats.org/drawingml/2006/main" noChangeAspect="1"/>
+            </wp:cNvGraphicFramePr>
+            <a:graphic xmlns:a="http://schemas.openxmlformats.org/drawingml/2006/main">
+              <a:graphicData uri="http://schemas.openxmlformats.org/drawingml/2006/picture">
+                <pic:pic xmlns:pic="http://schemas.openxmlformats.org/drawingml/2006/picture">
+                  <pic:nvPicPr>
+                    <pic:cNvPr id="1195925974" name="그림 1195925974"/>
+                    <pic:cNvPicPr/>
+                  </pic:nvPicPr>
+                  <pic:blipFill>
+                    <a:blip r:embed="rId16" cstate="print">
+                      <a:extLst>
+                        <a:ext uri="{28A0092B-C50C-407E-A947-70E740481C1C}">
+                          <a14:useLocalDpi xmlns:a14="http://schemas.microsoft.com/office/drawing/2010/main" val="0"/>
+                        </a:ext>
+                      </a:extLst>
+                    </a:blip>
+                    <a:stretch>
+                      <a:fillRect/>
+                    </a:stretch>
+                  </pic:blipFill>
+                  <pic:spPr>
+                    <a:xfrm>
+                      <a:off x="0" y="0"/>
+                      <a:ext cx="2142720" cy="1428401"/>
+                    </a:xfrm>
+                    <a:prstGeom prst="rect">
+                      <a:avLst/>
+                    </a:prstGeom>
+                  </pic:spPr>
+                </pic:pic>
+              </a:graphicData>
+            </a:graphic>
+          </wp:inline>
+        </w:drawing>
+      </w:r>
+    </w:p>
+    <w:p>
+      <w:pPr>
+        <w:pStyle w:val="a6"/>
+        <w:numPr>
+          <w:ilvl w:val="0"/>
+          <w:numId w:val="2"/>
+        </w:numPr>
+      </w:pPr>
+      <w:r>
+        <w:rPr>
+          <w:rFonts w:hint="eastAsia"/>
+          <w:b/>
+          <w:bCs/>
+        </w:rPr>
+        <w:t xml:space="preserve">요청 사항 </w:t>
+      </w:r>
+      <w:proofErr w:type="gramStart"/>
+      <w:r>
+        <w:rPr>
+          <w:rFonts w:hint="eastAsia"/>
+          <w:b/>
+          <w:bCs/>
+        </w:rPr>
+        <w:t>1 :</w:t>
+      </w:r>
+      <w:proofErr w:type="gramEnd"/>
+      <w:r>
+        <w:rPr>
+          <w:rFonts w:hint="eastAsia"/>
+        </w:rPr>
+        <w:t xml:space="preserve"> </w:t>
+      </w:r>
+      <w:r>
+        <w:rPr>
+          <w:rFonts w:hint="eastAsia"/>
+        </w:rPr>
+        <w:t xml:space="preserve">비가 오고 있는 것은 아님 </w:t>
+      </w:r>
+    </w:p>
+    <w:p>
+      <w:pPr>
+        <w:pStyle w:val="a6"/>
+        <w:numPr>
+          <w:ilvl w:val="0"/>
+          <w:numId w:val="2"/>
+        </w:numPr>
+      </w:pPr>
+      <w:r>
+        <w:rPr>
+          <w:rFonts w:hint="eastAsia"/>
+          <w:b/>
+          <w:bCs/>
+        </w:rPr>
+        <w:t xml:space="preserve">요청 사항 </w:t>
+      </w:r>
+      <w:proofErr w:type="gramStart"/>
+      <w:r>
+        <w:rPr>
+          <w:rFonts w:hint="eastAsia"/>
+          <w:b/>
+          <w:bCs/>
+        </w:rPr>
+        <w:t>2 :</w:t>
+      </w:r>
+      <w:proofErr w:type="gramEnd"/>
+      <w:r>
+        <w:rPr>
+          <w:rFonts w:hint="eastAsia"/>
+        </w:rPr>
+        <w:t xml:space="preserve"> </w:t>
+      </w:r>
+      <w:r>
+        <w:rPr>
+          <w:rFonts w:hint="eastAsia"/>
+        </w:rPr>
+        <w:t>비가</w:t>
+      </w:r>
+      <w:r>
+        <w:rPr>
+          <w:rFonts w:hint="eastAsia"/>
+        </w:rPr>
+        <w:t xml:space="preserve"> 왔다는 것을 알 수 있도록 약간 젖은 </w:t>
+      </w:r>
+      <w:r>
+        <w:rPr>
+          <w:rFonts w:hint="eastAsia"/>
+        </w:rPr>
+        <w:t>흙의 색상 필요</w:t>
+      </w:r>
+    </w:p>
+    <w:p>
+      <w:pPr>
+        <w:pStyle w:val="a6"/>
+        <w:numPr>
+          <w:ilvl w:val="0"/>
+          <w:numId w:val="2"/>
+        </w:numPr>
+        <w:rPr>
+          <w:rFonts w:hint="eastAsia"/>
+        </w:rPr>
+      </w:pPr>
+      <w:r>
+        <w:rPr>
+          <w:rFonts w:hint="eastAsia"/>
+          <w:b/>
+          <w:bCs/>
+        </w:rPr>
+        <w:t xml:space="preserve">요청 사항 </w:t>
+      </w:r>
+      <w:proofErr w:type="gramStart"/>
+      <w:r>
+        <w:rPr>
+          <w:rFonts w:hint="eastAsia"/>
+          <w:b/>
+          <w:bCs/>
+        </w:rPr>
+        <w:t>3 :</w:t>
+      </w:r>
+      <w:proofErr w:type="gramEnd"/>
+      <w:r>
+        <w:rPr>
+          <w:rFonts w:hint="eastAsia"/>
+        </w:rPr>
+        <w:t xml:space="preserve"> </w:t>
+      </w:r>
+      <w:r>
+        <w:rPr>
+          <w:rFonts w:hint="eastAsia"/>
+        </w:rPr>
+        <w:t>지반이 무너지면서 발이 추락하는</w:t>
+      </w:r>
+      <w:r>
+        <w:rPr>
+          <w:rFonts w:hint="eastAsia"/>
+        </w:rPr>
+        <w:t xml:space="preserve"> 모습 (발 중심으로) </w:t>
+      </w:r>
+    </w:p>
+    <w:p>
+      <w:pPr>
+        <w:pStyle w:val="a6"/>
+        <w:ind w:left="1520"/>
+        <w:rPr>
+          <w:rFonts w:hint="eastAsia"/>
+        </w:rPr>
+      </w:pPr>
+    </w:p>
+    <w:p>
+      <w:pPr>
+        <w:pStyle w:val="a6"/>
+        <w:numPr>
+          <w:ilvl w:val="0"/>
+          <w:numId w:val="7"/>
+        </w:numPr>
+      </w:pPr>
+      <w:r>
+        <w:rPr>
+          <w:rFonts w:hint="eastAsia"/>
+        </w:rPr>
+        <w:t xml:space="preserve">1인칭 시점으로 눈을 뜨면서 빛이 들어오는 모습 (5 대사) </w:t>
+      </w:r>
+      <w:r>
+        <w:rPr>
+          <w:noProof/>
+        </w:rPr>
+        <w:lastRenderedPageBreak/>
+        <w:drawing>
+          <wp:inline distT="0" distB="0" distL="0" distR="0" wp14:anchorId="3360DB6D" wp14:editId="25CEBB97">
+            <wp:extent cx="2305050" cy="1438275"/>
+            <wp:effectExtent l="0" t="0" r="0" b="9525"/>
+            <wp:docPr id="1732363994" name="그림 1"/>
+            <wp:cNvGraphicFramePr>
+              <a:graphicFrameLocks xmlns:a="http://schemas.openxmlformats.org/drawingml/2006/main" noChangeAspect="1"/>
+            </wp:cNvGraphicFramePr>
+            <a:graphic xmlns:a="http://schemas.openxmlformats.org/drawingml/2006/main">
+              <a:graphicData uri="http://schemas.openxmlformats.org/drawingml/2006/picture">
+                <pic:pic xmlns:pic="http://schemas.openxmlformats.org/drawingml/2006/picture">
+                  <pic:nvPicPr>
+                    <pic:cNvPr id="1732363994" name=""/>
+                    <pic:cNvPicPr/>
+                  </pic:nvPicPr>
+                  <pic:blipFill>
+                    <a:blip r:embed="rId17"/>
+                    <a:stretch>
+                      <a:fillRect/>
+                    </a:stretch>
+                  </pic:blipFill>
+                  <pic:spPr>
+                    <a:xfrm>
+                      <a:off x="0" y="0"/>
+                      <a:ext cx="2305050" cy="1438275"/>
+                    </a:xfrm>
+                    <a:prstGeom prst="rect">
+                      <a:avLst/>
+                    </a:prstGeom>
+                  </pic:spPr>
+                </pic:pic>
+              </a:graphicData>
+            </a:graphic>
+          </wp:inline>
+        </w:drawing>
+      </w:r>
+    </w:p>
+    <w:p>
+      <w:pPr>
+        <w:pStyle w:val="a6"/>
+        <w:numPr>
+          <w:ilvl w:val="0"/>
+          <w:numId w:val="2"/>
+        </w:numPr>
+        <w:rPr>
+          <w:rFonts w:hint="eastAsia"/>
+        </w:rPr>
+      </w:pPr>
+      <w:r>
+        <w:rPr>
+          <w:rFonts w:hint="eastAsia"/>
+          <w:b/>
+          <w:bCs/>
+        </w:rPr>
+        <w:t xml:space="preserve">요청 사항 </w:t>
+      </w:r>
+      <w:proofErr w:type="gramStart"/>
+      <w:r>
+        <w:rPr>
+          <w:rFonts w:hint="eastAsia"/>
+          <w:b/>
+          <w:bCs/>
+        </w:rPr>
+        <w:t>1 :</w:t>
+      </w:r>
+      <w:proofErr w:type="gramEnd"/>
+      <w:r>
+        <w:rPr>
+          <w:rFonts w:hint="eastAsia"/>
+        </w:rPr>
+        <w:t xml:space="preserve"> </w:t>
+      </w:r>
+      <w:r>
+        <w:rPr>
+          <w:rFonts w:hint="eastAsia"/>
+        </w:rPr>
+        <w:t>이런 느낌으로 눈을 뜨면서</w:t>
+      </w:r>
+      <w:r>
+        <w:rPr>
+          <w:rFonts w:hint="eastAsia"/>
+        </w:rPr>
+        <w:t xml:space="preserve"> 흰색</w:t>
+      </w:r>
+      <w:r>
+        <w:rPr>
+          <w:rFonts w:hint="eastAsia"/>
+        </w:rPr>
+        <w:t xml:space="preserve"> 빛이 들어오는 원화 </w:t>
+      </w:r>
+    </w:p>
+    <w:p>
+      <w:pPr>
+        <w:pStyle w:val="a6"/>
+        <w:ind w:left="1160"/>
+      </w:pPr>
+    </w:p>
+    <w:p>
       <w:r>
         <w:rPr>
           <w:noProof/>
@@ -1120,7 +1918,7 @@
                     <pic:cNvPicPr/>
                   </pic:nvPicPr>
                   <pic:blipFill>
-                    <a:blip r:embed="rId15">
+                    <a:blip r:embed="rId18">
                       <a:extLst>
                         <a:ext uri="{28A0092B-C50C-407E-A947-70E740481C1C}">
                           <a14:useLocalDpi xmlns:a14="http://schemas.microsoft.com/office/drawing/2010/main" val="0"/>
@@ -1217,6 +2015,7 @@
         <w:rPr>
           <w:noProof/>
         </w:rPr>
+        <w:lastRenderedPageBreak/>
         <w:drawing>
           <wp:anchor distT="0" distB="0" distL="114300" distR="114300" simplePos="0" relativeHeight="251662848" behindDoc="0" locked="0" layoutInCell="1" allowOverlap="1" wp14:anchorId="3BADB1A1" wp14:editId="6C0C69F8">
             <wp:simplePos x="0" y="0"/>
@@ -1243,7 +2042,7 @@
                     </pic:cNvPicPr>
                   </pic:nvPicPr>
                   <pic:blipFill>
-                    <a:blip r:embed="rId16" cstate="print">
+                    <a:blip r:embed="rId19" cstate="print">
                       <a:extLst>
                         <a:ext uri="{28A0092B-C50C-407E-A947-70E740481C1C}">
                           <a14:useLocalDpi xmlns:a14="http://schemas.microsoft.com/office/drawing/2010/main" val="0"/>
@@ -1302,7 +2101,6 @@
         <w:rPr>
           <w:noProof/>
         </w:rPr>
-        <w:lastRenderedPageBreak/>
         <w:drawing>
           <wp:anchor distT="0" distB="0" distL="114300" distR="114300" simplePos="0" relativeHeight="251656704" behindDoc="0" locked="0" layoutInCell="1" allowOverlap="1" wp14:anchorId="25863B14" wp14:editId="1A3D635D">
             <wp:simplePos x="0" y="0"/>
@@ -1327,7 +2125,7 @@
                     <pic:cNvPicPr/>
                   </pic:nvPicPr>
                   <pic:blipFill>
-                    <a:blip r:embed="rId17" cstate="print">
+                    <a:blip r:embed="rId20" cstate="print">
                       <a:extLst>
                         <a:ext uri="{28A0092B-C50C-407E-A947-70E740481C1C}">
                           <a14:useLocalDpi xmlns:a14="http://schemas.microsoft.com/office/drawing/2010/main" val="0"/>
@@ -1622,7 +2420,7 @@
                     <pic:cNvPicPr/>
                   </pic:nvPicPr>
                   <pic:blipFill>
-                    <a:blip r:embed="rId18" cstate="print">
+                    <a:blip r:embed="rId21" cstate="print">
                       <a:extLst>
                         <a:ext uri="{28A0092B-C50C-407E-A947-70E740481C1C}">
                           <a14:useLocalDpi xmlns:a14="http://schemas.microsoft.com/office/drawing/2010/main" val="0"/>
@@ -1681,7 +2479,7 @@
           <w:noProof/>
         </w:rPr>
         <w:drawing>
-          <wp:anchor distT="0" distB="0" distL="114300" distR="114300" simplePos="0" relativeHeight="251652608" behindDoc="0" locked="0" layoutInCell="1" allowOverlap="1" wp14:anchorId="291612C6" wp14:editId="24E66996">
+          <wp:anchor distT="0" distB="0" distL="114300" distR="114300" simplePos="0" relativeHeight="251652608" behindDoc="0" locked="0" layoutInCell="1" allowOverlap="1" wp14:anchorId="291612C6" wp14:editId="24D1FA8C">
             <wp:simplePos x="0" y="0"/>
             <wp:positionH relativeFrom="column">
               <wp:posOffset>647700</wp:posOffset>
@@ -1704,7 +2502,7 @@
                     <pic:cNvPicPr/>
                   </pic:nvPicPr>
                   <pic:blipFill>
-                    <a:blip r:embed="rId19" cstate="print">
+                    <a:blip r:embed="rId22" cstate="print">
                       <a:extLst>
                         <a:ext uri="{28A0092B-C50C-407E-A947-70E740481C1C}">
                           <a14:useLocalDpi xmlns:a14="http://schemas.microsoft.com/office/drawing/2010/main" val="0"/>
@@ -1890,7 +2688,7 @@
                     <pic:cNvPicPr/>
                   </pic:nvPicPr>
                   <pic:blipFill>
-                    <a:blip r:embed="rId20"/>
+                    <a:blip r:embed="rId23"/>
                     <a:stretch>
                       <a:fillRect/>
                     </a:stretch>
@@ -2219,7 +3017,7 @@
                     <pic:cNvPicPr/>
                   </pic:nvPicPr>
                   <pic:blipFill>
-                    <a:blip r:embed="rId21"/>
+                    <a:blip r:embed="rId24"/>
                     <a:stretch>
                       <a:fillRect/>
                     </a:stretch>
@@ -2264,6 +3062,98 @@
           <w:rFonts w:hint="eastAsia"/>
         </w:rPr>
         <w:t xml:space="preserve"> 떨어지면서 화면이 암전 되었다가 암전이 끝나면 재시작 위치에서 시작한다.  </w:t>
+      </w:r>
+    </w:p>
+    <w:p>
+      <w:pPr>
+        <w:pStyle w:val="a6"/>
+        <w:ind w:left="1175"/>
+      </w:pPr>
+    </w:p>
+    <w:p>
+      <w:pPr>
+        <w:pStyle w:val="a6"/>
+        <w:ind w:left="1175"/>
+      </w:pPr>
+      <w:r>
+        <w:rPr>
+          <w:rFonts w:hint="eastAsia"/>
+        </w:rPr>
+        <w:t xml:space="preserve">데미지를 입어서 라이프가 0이 되었을 </w:t>
+      </w:r>
+      <w:proofErr w:type="gramStart"/>
+      <w:r>
+        <w:rPr>
+          <w:rFonts w:hint="eastAsia"/>
+        </w:rPr>
+        <w:t>때 :</w:t>
+      </w:r>
+      <w:proofErr w:type="gramEnd"/>
+      <w:r>
+        <w:rPr>
+          <w:rFonts w:hint="eastAsia"/>
+        </w:rPr>
+        <w:t xml:space="preserve"> 화면이 </w:t>
+      </w:r>
+      <w:proofErr w:type="spellStart"/>
+      <w:r>
+        <w:rPr>
+          <w:rFonts w:hint="eastAsia"/>
+        </w:rPr>
+        <w:t>암전된다</w:t>
+      </w:r>
+      <w:proofErr w:type="spellEnd"/>
+      <w:r>
+        <w:rPr>
+          <w:rFonts w:hint="eastAsia"/>
+        </w:rPr>
+        <w:t xml:space="preserve">. </w:t>
+      </w:r>
+    </w:p>
+    <w:p>
+      <w:pPr>
+        <w:pStyle w:val="a6"/>
+        <w:ind w:left="1175"/>
+      </w:pPr>
+    </w:p>
+    <w:p>
+      <w:pPr>
+        <w:pStyle w:val="a6"/>
+        <w:ind w:left="1175"/>
+      </w:pPr>
+      <w:r>
+        <w:rPr>
+          <w:rFonts w:hint="eastAsia"/>
+        </w:rPr>
+        <w:t xml:space="preserve">플레이어가 재시작 할 때 </w:t>
+      </w:r>
+      <w:proofErr w:type="gramStart"/>
+      <w:r>
+        <w:rPr>
+          <w:rFonts w:hint="eastAsia"/>
+        </w:rPr>
+        <w:t>연출 :</w:t>
+      </w:r>
+      <w:proofErr w:type="gramEnd"/>
+      <w:r>
+        <w:rPr>
+          <w:rFonts w:hint="eastAsia"/>
+        </w:rPr>
+        <w:t xml:space="preserve"> 라이프를 잃거나, 다리에서 떨어져서 </w:t>
+      </w:r>
+      <w:proofErr w:type="spellStart"/>
+      <w:r>
+        <w:rPr>
+          <w:rFonts w:hint="eastAsia"/>
+        </w:rPr>
+        <w:t>리스폰이</w:t>
+      </w:r>
+      <w:proofErr w:type="spellEnd"/>
+      <w:r>
+        <w:rPr>
+          <w:rFonts w:hint="eastAsia"/>
+        </w:rPr>
+        <w:t xml:space="preserve"> 될 때 암전이 끝나고 나서 엎드려 있다가 일어나면서 시작한다. </w:t>
       </w:r>
     </w:p>
     <w:p>
@@ -2337,7 +3227,7 @@
                     </pic:cNvPicPr>
                   </pic:nvPicPr>
                   <pic:blipFill>
-                    <a:blip r:embed="rId22" cstate="print">
+                    <a:blip r:embed="rId25" cstate="print">
                       <a:extLst>
                         <a:ext uri="{28A0092B-C50C-407E-A947-70E740481C1C}">
                           <a14:useLocalDpi xmlns:a14="http://schemas.microsoft.com/office/drawing/2010/main" val="0"/>
@@ -2516,6 +3406,28 @@
         <w:t xml:space="preserve"> 및 스테이지 재시작 위치는 저장되지 않는다.  </w:t>
       </w:r>
     </w:p>
+    <w:p>
+      <w:pPr>
+        <w:pStyle w:val="a6"/>
+        <w:numPr>
+          <w:ilvl w:val="0"/>
+          <w:numId w:val="2"/>
+        </w:numPr>
+      </w:pPr>
+      <w:r>
+        <w:rPr>
+          <w:rFonts w:hint="eastAsia"/>
+        </w:rPr>
+        <w:t xml:space="preserve">해당 게임은 게임오버가 존재하지 않으며, 유저가 메뉴를 열어 그만 두기 전까지 </w:t>
+      </w:r>
+      <w:r>
+        <w:rPr>
+          <w:rFonts w:hint="eastAsia"/>
+        </w:rPr>
+        <w:lastRenderedPageBreak/>
+        <w:t xml:space="preserve">계속 도전이 가능하다. </w:t>
+      </w:r>
+    </w:p>
     <w:p/>
     <w:p>
       <w:pPr>
@@ -2616,7 +3528,7 @@
                     <pic:cNvPicPr/>
                   </pic:nvPicPr>
                   <pic:blipFill>
-                    <a:blip r:embed="rId23">
+                    <a:blip r:embed="rId26">
                       <a:extLst>
                         <a:ext uri="{28A0092B-C50C-407E-A947-70E740481C1C}">
                           <a14:useLocalDpi xmlns:a14="http://schemas.microsoft.com/office/drawing/2010/main" val="0"/>
@@ -2822,7 +3734,7 @@
                     <pic:cNvPicPr/>
                   </pic:nvPicPr>
                   <pic:blipFill>
-                    <a:blip r:embed="rId24">
+                    <a:blip r:embed="rId27">
                       <a:extLst>
                         <a:ext uri="{28A0092B-C50C-407E-A947-70E740481C1C}">
                           <a14:useLocalDpi xmlns:a14="http://schemas.microsoft.com/office/drawing/2010/main" val="0"/>
@@ -4013,7 +4925,7 @@
                     <pic:cNvPicPr/>
                   </pic:nvPicPr>
                   <pic:blipFill>
-                    <a:blip r:embed="rId25"/>
+                    <a:blip r:embed="rId28"/>
                     <a:stretch>
                       <a:fillRect/>
                     </a:stretch>
@@ -4120,7 +5032,7 @@
                     <pic:cNvPicPr/>
                   </pic:nvPicPr>
                   <pic:blipFill>
-                    <a:blip r:embed="rId26"/>
+                    <a:blip r:embed="rId29"/>
                     <a:stretch>
                       <a:fillRect/>
                     </a:stretch>
@@ -4202,11 +5114,6 @@
       </w:r>
     </w:p>
     <w:p>
-      <w:pPr>
-        <w:rPr>
-          <w:rFonts w:hint="eastAsia"/>
-        </w:rPr>
-      </w:pPr>
       <w:r>
         <w:rPr>
           <w:rFonts w:hint="eastAsia"/>
@@ -4888,6 +5795,95 @@
       <w:rPr>
         <w:rFonts w:ascii="Wingdings" w:hAnsi="Wingdings" w:hint="default"/>
       </w:rPr>
+    </w:lvl>
+  </w:abstractNum>
+  <w:abstractNum w:abstractNumId="6" w15:restartNumberingAfterBreak="0">
+    <w:nsid w:val="69E00975"/>
+    <w:multiLevelType w:val="hybridMultilevel"/>
+    <w:tmpl w:val="392217A6"/>
+    <w:lvl w:ilvl="0" w:tplc="54AE0774">
+      <w:start w:val="1"/>
+      <w:numFmt w:val="decimal"/>
+      <w:lvlText w:val="%1."/>
+      <w:lvlJc w:val="left"/>
+      <w:pPr>
+        <w:ind w:left="1520" w:hanging="360"/>
+      </w:pPr>
+      <w:rPr>
+        <w:rFonts w:hint="default"/>
+      </w:rPr>
+    </w:lvl>
+    <w:lvl w:ilvl="1" w:tplc="04090019" w:tentative="1">
+      <w:start w:val="1"/>
+      <w:numFmt w:val="upperLetter"/>
+      <w:lvlText w:val="%2."/>
+      <w:lvlJc w:val="left"/>
+      <w:pPr>
+        <w:ind w:left="2040" w:hanging="440"/>
+      </w:pPr>
+    </w:lvl>
+    <w:lvl w:ilvl="2" w:tplc="0409001B" w:tentative="1">
+      <w:start w:val="1"/>
+      <w:numFmt w:val="lowerRoman"/>
+      <w:lvlText w:val="%3."/>
+      <w:lvlJc w:val="right"/>
+      <w:pPr>
+        <w:ind w:left="2480" w:hanging="440"/>
+      </w:pPr>
+    </w:lvl>
+    <w:lvl w:ilvl="3" w:tplc="0409000F" w:tentative="1">
+      <w:start w:val="1"/>
+      <w:numFmt w:val="decimal"/>
+      <w:lvlText w:val="%4."/>
+      <w:lvlJc w:val="left"/>
+      <w:pPr>
+        <w:ind w:left="2920" w:hanging="440"/>
+      </w:pPr>
+    </w:lvl>
+    <w:lvl w:ilvl="4" w:tplc="04090019" w:tentative="1">
+      <w:start w:val="1"/>
+      <w:numFmt w:val="upperLetter"/>
+      <w:lvlText w:val="%5."/>
+      <w:lvlJc w:val="left"/>
+      <w:pPr>
+        <w:ind w:left="3360" w:hanging="440"/>
+      </w:pPr>
+    </w:lvl>
+    <w:lvl w:ilvl="5" w:tplc="0409001B" w:tentative="1">
+      <w:start w:val="1"/>
+      <w:numFmt w:val="lowerRoman"/>
+      <w:lvlText w:val="%6."/>
+      <w:lvlJc w:val="right"/>
+      <w:pPr>
+        <w:ind w:left="3800" w:hanging="440"/>
+      </w:pPr>
+    </w:lvl>
+    <w:lvl w:ilvl="6" w:tplc="0409000F" w:tentative="1">
+      <w:start w:val="1"/>
+      <w:numFmt w:val="decimal"/>
+      <w:lvlText w:val="%7."/>
+      <w:lvlJc w:val="left"/>
+      <w:pPr>
+        <w:ind w:left="4240" w:hanging="440"/>
+      </w:pPr>
+    </w:lvl>
+    <w:lvl w:ilvl="7" w:tplc="04090019" w:tentative="1">
+      <w:start w:val="1"/>
+      <w:numFmt w:val="upperLetter"/>
+      <w:lvlText w:val="%8."/>
+      <w:lvlJc w:val="left"/>
+      <w:pPr>
+        <w:ind w:left="4680" w:hanging="440"/>
+      </w:pPr>
+    </w:lvl>
+    <w:lvl w:ilvl="8" w:tplc="0409001B" w:tentative="1">
+      <w:start w:val="1"/>
+      <w:numFmt w:val="lowerRoman"/>
+      <w:lvlText w:val="%9."/>
+      <w:lvlJc w:val="right"/>
+      <w:pPr>
+        <w:ind w:left="5120" w:hanging="440"/>
+      </w:pPr>
     </w:lvl>
   </w:abstractNum>
   <w:num w:numId="1" w16cid:durableId="48694467">
@@ -4907,6 +5903,9 @@
   </w:num>
   <w:num w:numId="6" w16cid:durableId="2126340639">
     <w:abstractNumId w:val="2"/>
+  </w:num>
+  <w:num w:numId="7" w16cid:durableId="948196711">
+    <w:abstractNumId w:val="6"/>
   </w:num>
 </w:numbering>
 </file>

--- a/Documents/시스템 기획.docx
+++ b/Documents/시스템 기획.docx
@@ -139,6 +139,50 @@
             <w:vAlign w:val="center"/>
           </w:tcPr>
           <w:p>
+            <w:r>
+              <w:rPr>
+                <w:rFonts w:hint="eastAsia"/>
+              </w:rPr>
+              <w:t>2026.04.01</w:t>
+            </w:r>
+          </w:p>
+        </w:tc>
+        <w:tc>
+          <w:tcPr>
+            <w:tcW w:w="1134" w:type="dxa"/>
+            <w:vAlign w:val="center"/>
+          </w:tcPr>
+          <w:p>
+            <w:r>
+              <w:rPr>
+                <w:rFonts w:hint="eastAsia"/>
+              </w:rPr>
+              <w:t>2</w:t>
+            </w:r>
+          </w:p>
+        </w:tc>
+        <w:tc>
+          <w:tcPr>
+            <w:tcW w:w="5760" w:type="dxa"/>
+            <w:vAlign w:val="center"/>
+          </w:tcPr>
+          <w:p>
+            <w:r>
+              <w:rPr>
+                <w:rFonts w:hint="eastAsia"/>
+              </w:rPr>
+              <w:t>게임 시작 시 스토리 설명에 들어가야 할 원화 내용 추가</w:t>
+            </w:r>
+          </w:p>
+        </w:tc>
+      </w:tr>
+      <w:tr>
+        <w:tc>
+          <w:tcPr>
+            <w:tcW w:w="1682" w:type="dxa"/>
+            <w:vAlign w:val="center"/>
+          </w:tcPr>
+          <w:p>
             <w:pPr>
               <w:rPr>
                 <w:rFonts w:hint="eastAsia"/>
@@ -148,7 +192,7 @@
               <w:rPr>
                 <w:rFonts w:hint="eastAsia"/>
               </w:rPr>
-              <w:t>2026.04.01</w:t>
+              <w:t>2026.06.05</w:t>
             </w:r>
           </w:p>
         </w:tc>
@@ -167,7 +211,7 @@
               <w:rPr>
                 <w:rFonts w:hint="eastAsia"/>
               </w:rPr>
-              <w:t>2</w:t>
+              <w:t>4.1.2</w:t>
             </w:r>
           </w:p>
         </w:tc>
@@ -186,7 +230,7 @@
               <w:rPr>
                 <w:rFonts w:hint="eastAsia"/>
               </w:rPr>
-              <w:t>게임 시작 시 스토리 설명에 들어가야 할 원화 내용 추가</w:t>
+              <w:t>일시정지 메뉴 수정 및 조작 설명 추가</w:t>
             </w:r>
           </w:p>
         </w:tc>
@@ -431,18 +475,8 @@
           <w:b/>
           <w:bCs/>
         </w:rPr>
-        <w:t xml:space="preserve">Game </w:t>
-      </w:r>
-      <w:proofErr w:type="gramStart"/>
-      <w:r>
-        <w:rPr>
-          <w:rFonts w:hint="eastAsia"/>
-          <w:b/>
-          <w:bCs/>
-        </w:rPr>
-        <w:t>Start :</w:t>
-      </w:r>
-      <w:proofErr w:type="gramEnd"/>
+        <w:t>Game Start :</w:t>
+      </w:r>
       <w:r>
         <w:rPr>
           <w:rFonts w:hint="eastAsia"/>
@@ -521,18 +555,8 @@
           <w:b/>
           <w:bCs/>
         </w:rPr>
-        <w:t xml:space="preserve">Load </w:t>
-      </w:r>
-      <w:proofErr w:type="gramStart"/>
-      <w:r>
-        <w:rPr>
-          <w:rFonts w:hint="eastAsia"/>
-          <w:b/>
-          <w:bCs/>
-        </w:rPr>
-        <w:t>Game :</w:t>
-      </w:r>
-      <w:proofErr w:type="gramEnd"/>
+        <w:t>Load Game :</w:t>
+      </w:r>
       <w:r>
         <w:rPr>
           <w:rFonts w:hint="eastAsia"/>
@@ -764,18 +788,8 @@
           <w:b/>
           <w:bCs/>
         </w:rPr>
-        <w:t xml:space="preserve">New </w:t>
-      </w:r>
-      <w:proofErr w:type="gramStart"/>
-      <w:r>
-        <w:rPr>
-          <w:rFonts w:hint="eastAsia"/>
-          <w:b/>
-          <w:bCs/>
-        </w:rPr>
-        <w:t>Game :</w:t>
-      </w:r>
-      <w:proofErr w:type="gramEnd"/>
+        <w:t>New Game :</w:t>
+      </w:r>
       <w:r>
         <w:rPr>
           <w:rFonts w:hint="eastAsia"/>
@@ -840,7 +854,6 @@
       <w:pPr>
         <w:ind w:left="800"/>
       </w:pPr>
-      <w:proofErr w:type="gramStart"/>
       <w:r>
         <w:rPr>
           <w:rFonts w:hint="eastAsia"/>
@@ -849,7 +862,6 @@
         </w:rPr>
         <w:t>Galley :</w:t>
       </w:r>
-      <w:proofErr w:type="gramEnd"/>
       <w:r>
         <w:rPr>
           <w:rFonts w:hint="eastAsia"/>
@@ -861,7 +873,6 @@
       <w:pPr>
         <w:ind w:left="800"/>
       </w:pPr>
-      <w:proofErr w:type="gramStart"/>
       <w:r>
         <w:rPr>
           <w:rFonts w:hint="eastAsia"/>
@@ -870,7 +881,6 @@
         </w:rPr>
         <w:t>Option :</w:t>
       </w:r>
-      <w:proofErr w:type="gramEnd"/>
       <w:r>
         <w:rPr>
           <w:rFonts w:hint="eastAsia"/>
@@ -882,7 +892,6 @@
       <w:pPr>
         <w:ind w:left="800"/>
       </w:pPr>
-      <w:proofErr w:type="gramStart"/>
       <w:r>
         <w:rPr>
           <w:rFonts w:hint="eastAsia"/>
@@ -891,7 +900,6 @@
         </w:rPr>
         <w:t>Quite :</w:t>
       </w:r>
-      <w:proofErr w:type="gramEnd"/>
       <w:r>
         <w:rPr>
           <w:rFonts w:hint="eastAsia"/>
@@ -1135,7 +1143,6 @@
           <w:numId w:val="5"/>
         </w:numPr>
       </w:pPr>
-      <w:proofErr w:type="gramStart"/>
       <w:r>
         <w:t>“</w:t>
       </w:r>
@@ -1143,14 +1150,7 @@
         <w:rPr>
           <w:rFonts w:hint="eastAsia"/>
         </w:rPr>
-        <w:t xml:space="preserve"> 좋아</w:t>
-      </w:r>
-      <w:proofErr w:type="gramEnd"/>
-      <w:r>
-        <w:rPr>
-          <w:rFonts w:hint="eastAsia"/>
-        </w:rPr>
-        <w:t xml:space="preserve"> 오늘은 여기를 한번 가보자!</w:t>
+        <w:t xml:space="preserve"> 좋아 오늘은 여기를 한번 가보자!</w:t>
       </w:r>
       <w:r>
         <w:t>”</w:t>
@@ -1179,7 +1179,6 @@
           <w:numId w:val="5"/>
         </w:numPr>
       </w:pPr>
-      <w:proofErr w:type="gramStart"/>
       <w:r>
         <w:t>“</w:t>
       </w:r>
@@ -1187,14 +1186,7 @@
         <w:rPr>
           <w:rFonts w:hint="eastAsia"/>
         </w:rPr>
-        <w:t xml:space="preserve"> 앗</w:t>
-      </w:r>
-      <w:proofErr w:type="gramEnd"/>
-      <w:r>
-        <w:rPr>
-          <w:rFonts w:hint="eastAsia"/>
-        </w:rPr>
-        <w:t xml:space="preserve">! </w:t>
+        <w:t xml:space="preserve"> 앗! </w:t>
       </w:r>
       <w:proofErr w:type="spellStart"/>
       <w:r>
@@ -1436,18 +1428,8 @@
           <w:b/>
           <w:bCs/>
         </w:rPr>
-        <w:t>요청 사항</w:t>
-      </w:r>
-      <w:proofErr w:type="gramStart"/>
-      <w:r>
-        <w:rPr>
-          <w:rFonts w:hint="eastAsia"/>
-          <w:b/>
-          <w:bCs/>
-        </w:rPr>
-        <w:t>1 :</w:t>
-      </w:r>
-      <w:proofErr w:type="gramEnd"/>
+        <w:t>요청 사항1 :</w:t>
+      </w:r>
       <w:r>
         <w:rPr>
           <w:rFonts w:hint="eastAsia"/>
@@ -1496,9 +1478,6 @@
           <w:ilvl w:val="0"/>
           <w:numId w:val="2"/>
         </w:numPr>
-        <w:rPr>
-          <w:rFonts w:hint="eastAsia"/>
-        </w:rPr>
       </w:pPr>
       <w:r>
         <w:rPr>
@@ -1506,18 +1485,8 @@
           <w:b/>
           <w:bCs/>
         </w:rPr>
-        <w:t xml:space="preserve">요청 사항 </w:t>
-      </w:r>
-      <w:proofErr w:type="gramStart"/>
-      <w:r>
-        <w:rPr>
-          <w:rFonts w:hint="eastAsia"/>
-          <w:b/>
-          <w:bCs/>
-        </w:rPr>
-        <w:t>2 :</w:t>
-      </w:r>
-      <w:proofErr w:type="gramEnd"/>
+        <w:t>요청 사항 2 :</w:t>
+      </w:r>
       <w:r>
         <w:rPr>
           <w:rFonts w:hint="eastAsia"/>
@@ -1528,21 +1497,7 @@
         <w:rPr>
           <w:rFonts w:hint="eastAsia"/>
         </w:rPr>
-        <w:t xml:space="preserve">이미지는 길이 끊어진 </w:t>
-      </w:r>
-      <w:proofErr w:type="gramStart"/>
-      <w:r>
-        <w:rPr>
-          <w:rFonts w:hint="eastAsia"/>
-        </w:rPr>
-        <w:t>것 처럼</w:t>
-      </w:r>
-      <w:proofErr w:type="gramEnd"/>
-      <w:r>
-        <w:rPr>
-          <w:rFonts w:hint="eastAsia"/>
-        </w:rPr>
-        <w:t xml:space="preserve"> 보이지만 자연스럽게 다른 지형과 이어지게끔 </w:t>
+        <w:t xml:space="preserve">이미지는 길이 끊어진 것 처럼 보이지만 자연스럽게 다른 지형과 이어지게끔 </w:t>
       </w:r>
       <w:r>
         <w:rPr>
@@ -1551,13 +1506,7 @@
         <w:t>제작</w:t>
       </w:r>
     </w:p>
-    <w:p>
-      <w:pPr>
-        <w:rPr>
-          <w:rFonts w:hint="eastAsia"/>
-        </w:rPr>
-      </w:pPr>
-    </w:p>
+    <w:p/>
     <w:p>
       <w:pPr>
         <w:pStyle w:val="a6"/>
@@ -1640,18 +1589,8 @@
           <w:b/>
           <w:bCs/>
         </w:rPr>
-        <w:t xml:space="preserve">요청 사항 </w:t>
-      </w:r>
-      <w:proofErr w:type="gramStart"/>
-      <w:r>
-        <w:rPr>
-          <w:rFonts w:hint="eastAsia"/>
-          <w:b/>
-          <w:bCs/>
-        </w:rPr>
-        <w:t>1 :</w:t>
-      </w:r>
-      <w:proofErr w:type="gramEnd"/>
+        <w:t>요청 사항 1 :</w:t>
+      </w:r>
       <w:r>
         <w:rPr>
           <w:rFonts w:hint="eastAsia"/>
@@ -1679,18 +1618,8 @@
           <w:b/>
           <w:bCs/>
         </w:rPr>
-        <w:t xml:space="preserve">요청 사항 </w:t>
-      </w:r>
-      <w:proofErr w:type="gramStart"/>
-      <w:r>
-        <w:rPr>
-          <w:rFonts w:hint="eastAsia"/>
-          <w:b/>
-          <w:bCs/>
-        </w:rPr>
-        <w:t>2 :</w:t>
-      </w:r>
-      <w:proofErr w:type="gramEnd"/>
+        <w:t>요청 사항 2 :</w:t>
+      </w:r>
       <w:r>
         <w:rPr>
           <w:rFonts w:hint="eastAsia"/>
@@ -1723,9 +1652,6 @@
           <w:ilvl w:val="0"/>
           <w:numId w:val="2"/>
         </w:numPr>
-        <w:rPr>
-          <w:rFonts w:hint="eastAsia"/>
-        </w:rPr>
       </w:pPr>
       <w:r>
         <w:rPr>
@@ -1733,18 +1659,8 @@
           <w:b/>
           <w:bCs/>
         </w:rPr>
-        <w:t xml:space="preserve">요청 사항 </w:t>
-      </w:r>
-      <w:proofErr w:type="gramStart"/>
-      <w:r>
-        <w:rPr>
-          <w:rFonts w:hint="eastAsia"/>
-          <w:b/>
-          <w:bCs/>
-        </w:rPr>
-        <w:t>3 :</w:t>
-      </w:r>
-      <w:proofErr w:type="gramEnd"/>
+        <w:t>요청 사항 3 :</w:t>
+      </w:r>
       <w:r>
         <w:rPr>
           <w:rFonts w:hint="eastAsia"/>
@@ -1768,9 +1684,6 @@
       <w:pPr>
         <w:pStyle w:val="a6"/>
         <w:ind w:left="1520"/>
-        <w:rPr>
-          <w:rFonts w:hint="eastAsia"/>
-        </w:rPr>
       </w:pPr>
     </w:p>
     <w:p>
@@ -1836,9 +1749,6 @@
           <w:ilvl w:val="0"/>
           <w:numId w:val="2"/>
         </w:numPr>
-        <w:rPr>
-          <w:rFonts w:hint="eastAsia"/>
-        </w:rPr>
       </w:pPr>
       <w:r>
         <w:rPr>
@@ -1846,18 +1756,8 @@
           <w:b/>
           <w:bCs/>
         </w:rPr>
-        <w:t xml:space="preserve">요청 사항 </w:t>
-      </w:r>
-      <w:proofErr w:type="gramStart"/>
-      <w:r>
-        <w:rPr>
-          <w:rFonts w:hint="eastAsia"/>
-          <w:b/>
-          <w:bCs/>
-        </w:rPr>
-        <w:t>1 :</w:t>
-      </w:r>
-      <w:proofErr w:type="gramEnd"/>
+        <w:t>요청 사항 1 :</w:t>
+      </w:r>
       <w:r>
         <w:rPr>
           <w:rFonts w:hint="eastAsia"/>
@@ -2191,21 +2091,7 @@
         <w:rPr>
           <w:rFonts w:hint="eastAsia"/>
         </w:rPr>
-        <w:t xml:space="preserve">Stage </w:t>
-      </w:r>
-      <w:proofErr w:type="gramStart"/>
-      <w:r>
-        <w:rPr>
-          <w:rFonts w:hint="eastAsia"/>
-        </w:rPr>
-        <w:t>1 :</w:t>
-      </w:r>
-      <w:proofErr w:type="gramEnd"/>
-      <w:r>
-        <w:rPr>
-          <w:rFonts w:hint="eastAsia"/>
-        </w:rPr>
-        <w:t xml:space="preserve"> 시작하자 마자 입장 가능</w:t>
+        <w:t>Stage 1 : 시작하자 마자 입장 가능</w:t>
       </w:r>
     </w:p>
     <w:p>
@@ -2217,21 +2103,7 @@
         <w:rPr>
           <w:rFonts w:hint="eastAsia"/>
         </w:rPr>
-        <w:t xml:space="preserve">Stage </w:t>
-      </w:r>
-      <w:proofErr w:type="gramStart"/>
-      <w:r>
-        <w:rPr>
-          <w:rFonts w:hint="eastAsia"/>
-        </w:rPr>
-        <w:t>2 :</w:t>
-      </w:r>
-      <w:proofErr w:type="gramEnd"/>
-      <w:r>
-        <w:rPr>
-          <w:rFonts w:hint="eastAsia"/>
-        </w:rPr>
-        <w:t xml:space="preserve"> 기억 회복률 10 % 달성 시 입장 가능</w:t>
+        <w:t>Stage 2 : 기억 회복률 10 % 달성 시 입장 가능</w:t>
       </w:r>
     </w:p>
     <w:p>
@@ -2243,21 +2115,7 @@
         <w:rPr>
           <w:rFonts w:hint="eastAsia"/>
         </w:rPr>
-        <w:t xml:space="preserve">Stage </w:t>
-      </w:r>
-      <w:proofErr w:type="gramStart"/>
-      <w:r>
-        <w:rPr>
-          <w:rFonts w:hint="eastAsia"/>
-        </w:rPr>
-        <w:t>3 :</w:t>
-      </w:r>
-      <w:proofErr w:type="gramEnd"/>
-      <w:r>
-        <w:rPr>
-          <w:rFonts w:hint="eastAsia"/>
-        </w:rPr>
-        <w:t xml:space="preserve"> 기억 회복률 20 % 달성 시 입장 가능</w:t>
+        <w:t>Stage 3 : 기억 회복률 20 % 달성 시 입장 가능</w:t>
       </w:r>
     </w:p>
     <w:p>
@@ -2269,21 +2127,7 @@
         <w:rPr>
           <w:rFonts w:hint="eastAsia"/>
         </w:rPr>
-        <w:t xml:space="preserve">Stage </w:t>
-      </w:r>
-      <w:proofErr w:type="gramStart"/>
-      <w:r>
-        <w:rPr>
-          <w:rFonts w:hint="eastAsia"/>
-        </w:rPr>
-        <w:t>4 :</w:t>
-      </w:r>
-      <w:proofErr w:type="gramEnd"/>
-      <w:r>
-        <w:rPr>
-          <w:rFonts w:hint="eastAsia"/>
-        </w:rPr>
-        <w:t xml:space="preserve"> 기억 회복률 30 % 달성 시 입장 가능 </w:t>
+        <w:t xml:space="preserve">Stage 4 : 기억 회복률 30 % 달성 시 입장 가능 </w:t>
       </w:r>
     </w:p>
     <w:p>
@@ -2295,35 +2139,7 @@
         <w:rPr>
           <w:rFonts w:hint="eastAsia"/>
         </w:rPr>
-        <w:t xml:space="preserve">Stage </w:t>
-      </w:r>
-      <w:proofErr w:type="gramStart"/>
-      <w:r>
-        <w:rPr>
-          <w:rFonts w:hint="eastAsia"/>
-        </w:rPr>
-        <w:t>5 :</w:t>
-      </w:r>
-      <w:proofErr w:type="gramEnd"/>
-      <w:r>
-        <w:rPr>
-          <w:rFonts w:hint="eastAsia"/>
-        </w:rPr>
-        <w:t xml:space="preserve"> Stage </w:t>
-      </w:r>
-      <w:proofErr w:type="gramStart"/>
-      <w:r>
-        <w:rPr>
-          <w:rFonts w:hint="eastAsia"/>
-        </w:rPr>
-        <w:t>4 까지</w:t>
-      </w:r>
-      <w:proofErr w:type="gramEnd"/>
-      <w:r>
-        <w:rPr>
-          <w:rFonts w:hint="eastAsia"/>
-        </w:rPr>
-        <w:t xml:space="preserve"> 모두 클리어 한 후 기억 회복률 50 % 달성 시 입장 가능</w:t>
+        <w:t>Stage 5 : Stage 4 까지 모두 클리어 한 후 기억 회복률 50 % 달성 시 입장 가능</w:t>
       </w:r>
     </w:p>
     <w:p>
@@ -2479,7 +2295,7 @@
           <w:noProof/>
         </w:rPr>
         <w:drawing>
-          <wp:anchor distT="0" distB="0" distL="114300" distR="114300" simplePos="0" relativeHeight="251652608" behindDoc="0" locked="0" layoutInCell="1" allowOverlap="1" wp14:anchorId="291612C6" wp14:editId="24D1FA8C">
+          <wp:anchor distT="0" distB="0" distL="114300" distR="114300" simplePos="0" relativeHeight="251652608" behindDoc="0" locked="0" layoutInCell="1" allowOverlap="1" wp14:anchorId="291612C6" wp14:editId="08FF9A78">
             <wp:simplePos x="0" y="0"/>
             <wp:positionH relativeFrom="column">
               <wp:posOffset>647700</wp:posOffset>
@@ -2556,58 +2372,38 @@
           <w:b/>
           <w:bCs/>
         </w:rPr>
-        <w:t xml:space="preserve">HP </w:t>
-      </w:r>
-      <w:proofErr w:type="gramStart"/>
+        <w:t>HP 칸 :</w:t>
+      </w:r>
+      <w:r>
+        <w:rPr>
+          <w:rFonts w:hint="eastAsia"/>
+        </w:rPr>
+        <w:t xml:space="preserve"> 현재 플레이어의 체력을 표시한다.</w:t>
+      </w:r>
+    </w:p>
+    <w:p>
+      <w:pPr>
+        <w:pStyle w:val="a6"/>
+        <w:ind w:left="1175"/>
+      </w:pPr>
+      <w:proofErr w:type="spellStart"/>
       <w:r>
         <w:rPr>
           <w:rFonts w:hint="eastAsia"/>
           <w:b/>
           <w:bCs/>
         </w:rPr>
-        <w:t>칸 :</w:t>
-      </w:r>
-      <w:proofErr w:type="gramEnd"/>
-      <w:r>
-        <w:rPr>
-          <w:rFonts w:hint="eastAsia"/>
-        </w:rPr>
-        <w:t xml:space="preserve"> 현재 플레이어의 체력을 표시한다.</w:t>
-      </w:r>
-    </w:p>
-    <w:p>
-      <w:pPr>
-        <w:pStyle w:val="a6"/>
-        <w:ind w:left="1175"/>
-      </w:pPr>
-      <w:proofErr w:type="spellStart"/>
+        <w:t>기억회복률</w:t>
+      </w:r>
+      <w:proofErr w:type="spellEnd"/>
       <w:r>
         <w:rPr>
           <w:rFonts w:hint="eastAsia"/>
           <w:b/>
           <w:bCs/>
         </w:rPr>
-        <w:t>기억회복률</w:t>
-      </w:r>
-      <w:proofErr w:type="spellEnd"/>
-      <w:r>
-        <w:rPr>
-          <w:rFonts w:hint="eastAsia"/>
-          <w:b/>
-          <w:bCs/>
-        </w:rPr>
-        <w:t xml:space="preserve"> </w:t>
-      </w:r>
-      <w:proofErr w:type="gramStart"/>
-      <w:r>
-        <w:rPr>
-          <w:rFonts w:hint="eastAsia"/>
-          <w:b/>
-          <w:bCs/>
-        </w:rPr>
-        <w:t>게이지 :</w:t>
-      </w:r>
-      <w:proofErr w:type="gramEnd"/>
+        <w:t xml:space="preserve"> 게이지 :</w:t>
+      </w:r>
       <w:r>
         <w:rPr>
           <w:rFonts w:hint="eastAsia"/>
@@ -2720,18 +2516,16 @@
           <w:b/>
           <w:bCs/>
         </w:rPr>
-        <w:t xml:space="preserve">Back to </w:t>
-      </w:r>
-      <w:proofErr w:type="gramStart"/>
+        <w:t xml:space="preserve">계속하기 </w:t>
+      </w:r>
       <w:r>
         <w:rPr>
           <w:rFonts w:hint="eastAsia"/>
           <w:b/>
           <w:bCs/>
         </w:rPr>
-        <w:t>Game :</w:t>
-      </w:r>
-      <w:proofErr w:type="gramEnd"/>
+        <w:t>:</w:t>
+      </w:r>
       <w:r>
         <w:rPr>
           <w:rFonts w:hint="eastAsia"/>
@@ -2743,118 +2537,103 @@
       <w:pPr>
         <w:pStyle w:val="a6"/>
         <w:ind w:left="1175"/>
-      </w:pPr>
-      <w:proofErr w:type="gramStart"/>
+        <w:rPr>
+          <w:rFonts w:hint="eastAsia"/>
+        </w:rPr>
+      </w:pPr>
       <w:r>
         <w:rPr>
           <w:rFonts w:hint="eastAsia"/>
           <w:b/>
           <w:bCs/>
         </w:rPr>
-        <w:t>Restart</w:t>
-      </w:r>
+        <w:t xml:space="preserve">조작 확인 : </w:t>
+      </w:r>
+      <w:r>
+        <w:rPr>
+          <w:rFonts w:hint="eastAsia"/>
+        </w:rPr>
+        <w:t>조작법을 확인 할 수 있다.</w:t>
+      </w:r>
+    </w:p>
+    <w:p>
+      <w:pPr>
+        <w:pStyle w:val="a6"/>
+        <w:ind w:left="1175"/>
+      </w:pPr>
       <w:r>
         <w:rPr>
           <w:rFonts w:hint="eastAsia"/>
           <w:b/>
           <w:bCs/>
         </w:rPr>
-        <w:t xml:space="preserve"> :</w:t>
-      </w:r>
-      <w:proofErr w:type="gramEnd"/>
-      <w:r>
-        <w:rPr>
-          <w:rFonts w:hint="eastAsia"/>
-        </w:rPr>
-        <w:t xml:space="preserve"> 스테이지의 현재 진행상황을 초기화하고 처음부터 </w:t>
-      </w:r>
-      <w:proofErr w:type="spellStart"/>
-      <w:r>
-        <w:rPr>
-          <w:rFonts w:hint="eastAsia"/>
-        </w:rPr>
-        <w:t>재시작한다</w:t>
-      </w:r>
-      <w:proofErr w:type="spellEnd"/>
-      <w:r>
-        <w:rPr>
-          <w:rFonts w:hint="eastAsia"/>
-        </w:rPr>
-        <w:t>.</w:t>
-      </w:r>
-    </w:p>
-    <w:p>
-      <w:pPr>
-        <w:pStyle w:val="a6"/>
-        <w:ind w:left="1175"/>
-      </w:pPr>
-      <w:proofErr w:type="gramStart"/>
+        <w:t>옵션</w:t>
+      </w:r>
       <w:r>
         <w:rPr>
           <w:rFonts w:hint="eastAsia"/>
           <w:b/>
           <w:bCs/>
         </w:rPr>
-        <w:t>Option</w:t>
-      </w:r>
+        <w:t xml:space="preserve"> :</w:t>
+      </w:r>
+      <w:r>
+        <w:rPr>
+          <w:rFonts w:hint="eastAsia"/>
+        </w:rPr>
+        <w:t xml:space="preserve"> </w:t>
+      </w:r>
+      <w:proofErr w:type="spellStart"/>
+      <w:r>
+        <w:rPr>
+          <w:rFonts w:hint="eastAsia"/>
+        </w:rPr>
+        <w:t>메인메뉴와</w:t>
+      </w:r>
+      <w:proofErr w:type="spellEnd"/>
+      <w:r>
+        <w:rPr>
+          <w:rFonts w:hint="eastAsia"/>
+        </w:rPr>
+        <w:t xml:space="preserve"> 동일한 옵션 설정창을 띄운다.</w:t>
+      </w:r>
+    </w:p>
+    <w:p>
+      <w:pPr>
+        <w:pStyle w:val="a6"/>
+        <w:ind w:left="1175"/>
+      </w:pPr>
+      <w:proofErr w:type="spellStart"/>
       <w:r>
         <w:rPr>
           <w:rFonts w:hint="eastAsia"/>
           <w:b/>
           <w:bCs/>
         </w:rPr>
-        <w:t xml:space="preserve"> :</w:t>
-      </w:r>
-      <w:proofErr w:type="gramEnd"/>
-      <w:r>
-        <w:rPr>
-          <w:rFonts w:hint="eastAsia"/>
-        </w:rPr>
-        <w:t xml:space="preserve"> </w:t>
-      </w:r>
-      <w:proofErr w:type="spellStart"/>
-      <w:r>
-        <w:rPr>
-          <w:rFonts w:hint="eastAsia"/>
-        </w:rPr>
-        <w:t>메인메뉴와</w:t>
+        <w:t>메인메뉴</w:t>
       </w:r>
       <w:proofErr w:type="spellEnd"/>
-      <w:r>
-        <w:rPr>
-          <w:rFonts w:hint="eastAsia"/>
-        </w:rPr>
-        <w:t xml:space="preserve"> 동일한 옵션 설정창을 띄운다.</w:t>
-      </w:r>
-    </w:p>
-    <w:p>
-      <w:pPr>
-        <w:pStyle w:val="a6"/>
-        <w:ind w:left="1175"/>
-      </w:pPr>
       <w:r>
         <w:rPr>
           <w:rFonts w:hint="eastAsia"/>
           <w:b/>
           <w:bCs/>
         </w:rPr>
-        <w:t xml:space="preserve">Quit </w:t>
-      </w:r>
-      <w:proofErr w:type="gramStart"/>
+        <w:t xml:space="preserve"> </w:t>
+      </w:r>
       <w:r>
         <w:rPr>
           <w:rFonts w:hint="eastAsia"/>
           <w:b/>
           <w:bCs/>
         </w:rPr>
-        <w:t>Stage :</w:t>
-      </w:r>
-      <w:proofErr w:type="gramEnd"/>
-      <w:r>
-        <w:rPr>
-          <w:rFonts w:hint="eastAsia"/>
-        </w:rPr>
-        <w:t xml:space="preserve"> 스테이지를 종료하고 스테이지 선택 공간으로 이동하게 된다. </w:t>
+        <w:t>:</w:t>
+      </w:r>
+      <w:r>
+        <w:rPr>
+          <w:rFonts w:hint="eastAsia"/>
+        </w:rPr>
+        <w:t xml:space="preserve"> 타이틀 화면으로 돌아간다. </w:t>
       </w:r>
     </w:p>
     <w:p>
@@ -2862,41 +2641,118 @@
         <w:pStyle w:val="a6"/>
         <w:ind w:left="1175"/>
       </w:pPr>
-      <w:r>
-        <w:rPr>
-          <w:rFonts w:hint="eastAsia"/>
-        </w:rPr>
-        <w:t xml:space="preserve">(이 때 스테이지를 진행하며 얻은 기억 회복률, 체력 등의 정보는 모두 초기화된다.) </w:t>
-      </w:r>
     </w:p>
     <w:p>
       <w:pPr>
         <w:pStyle w:val="a6"/>
         <w:ind w:left="1175"/>
       </w:pPr>
-      <w:r>
-        <w:rPr>
-          <w:rFonts w:hint="eastAsia"/>
+    </w:p>
+    <w:p>
+      <w:pPr>
+        <w:pStyle w:val="a6"/>
+        <w:ind w:left="1175"/>
+      </w:pPr>
+      <w:r>
+        <w:rPr>
+          <w:noProof/>
+        </w:rPr>
+        <w:lastRenderedPageBreak/>
+        <w:drawing>
+          <wp:inline distT="0" distB="0" distL="0" distR="0" wp14:anchorId="324A383C" wp14:editId="73A6C219">
+            <wp:extent cx="3438066" cy="4324350"/>
+            <wp:effectExtent l="0" t="0" r="0" b="0"/>
+            <wp:docPr id="718895167" name="그림 1"/>
+            <wp:cNvGraphicFramePr>
+              <a:graphicFrameLocks xmlns:a="http://schemas.openxmlformats.org/drawingml/2006/main" noChangeAspect="1"/>
+            </wp:cNvGraphicFramePr>
+            <a:graphic xmlns:a="http://schemas.openxmlformats.org/drawingml/2006/main">
+              <a:graphicData uri="http://schemas.openxmlformats.org/drawingml/2006/picture">
+                <pic:pic xmlns:pic="http://schemas.openxmlformats.org/drawingml/2006/picture">
+                  <pic:nvPicPr>
+                    <pic:cNvPr id="718895167" name=""/>
+                    <pic:cNvPicPr/>
+                  </pic:nvPicPr>
+                  <pic:blipFill>
+                    <a:blip r:embed="rId24"/>
+                    <a:stretch>
+                      <a:fillRect/>
+                    </a:stretch>
+                  </pic:blipFill>
+                  <pic:spPr>
+                    <a:xfrm>
+                      <a:off x="0" y="0"/>
+                      <a:ext cx="3445861" cy="4334155"/>
+                    </a:xfrm>
+                    <a:prstGeom prst="rect">
+                      <a:avLst/>
+                    </a:prstGeom>
+                  </pic:spPr>
+                </pic:pic>
+              </a:graphicData>
+            </a:graphic>
+          </wp:inline>
+        </w:drawing>
+      </w:r>
+    </w:p>
+    <w:p>
+      <w:pPr>
+        <w:pStyle w:val="a6"/>
+        <w:ind w:left="1175"/>
+      </w:pPr>
+    </w:p>
+    <w:p>
+      <w:pPr>
+        <w:pStyle w:val="a6"/>
+        <w:numPr>
+          <w:ilvl w:val="0"/>
+          <w:numId w:val="2"/>
+        </w:numPr>
+        <w:rPr>
+          <w:rFonts w:hint="eastAsia"/>
+        </w:rPr>
+      </w:pPr>
+      <w:r>
+        <w:rPr>
+          <w:rFonts w:hint="eastAsia"/>
+        </w:rPr>
+        <w:t xml:space="preserve">조작확인 창 예시 </w:t>
+      </w:r>
+    </w:p>
+    <w:p>
+      <w:pPr>
+        <w:pStyle w:val="a6"/>
+        <w:ind w:left="1175"/>
+      </w:pPr>
+    </w:p>
+    <w:p>
+      <w:pPr>
+        <w:pStyle w:val="2"/>
+        <w:ind w:firstLine="800"/>
+      </w:pPr>
+      <w:r>
+        <w:rPr>
+          <w:rFonts w:hint="eastAsia"/>
+        </w:rPr>
+        <w:t>4.2 게임 진행</w:t>
+      </w:r>
+    </w:p>
+    <w:p>
+      <w:pPr>
+        <w:pStyle w:val="3"/>
+        <w:ind w:left="375" w:firstLine="800"/>
+        <w:rPr>
           <w:b/>
           <w:bCs/>
         </w:rPr>
-        <w:t xml:space="preserve">Back to </w:t>
-      </w:r>
-      <w:proofErr w:type="gramStart"/>
+      </w:pPr>
       <w:r>
         <w:rPr>
           <w:rFonts w:hint="eastAsia"/>
           <w:b/>
           <w:bCs/>
         </w:rPr>
-        <w:t>Title :</w:t>
-      </w:r>
-      <w:proofErr w:type="gramEnd"/>
-      <w:r>
-        <w:rPr>
-          <w:rFonts w:hint="eastAsia"/>
-        </w:rPr>
-        <w:t xml:space="preserve"> 타이틀 화면으로 돌아간다. </w:t>
+        <w:t xml:space="preserve">4.2.1 체력 </w:t>
       </w:r>
     </w:p>
     <w:p>
@@ -2904,35 +2760,11 @@
         <w:pStyle w:val="a6"/>
         <w:ind w:left="1175"/>
       </w:pPr>
-    </w:p>
-    <w:p>
-      <w:pPr>
-        <w:pStyle w:val="2"/>
-        <w:ind w:firstLine="800"/>
-      </w:pPr>
-      <w:r>
-        <w:rPr>
-          <w:rFonts w:hint="eastAsia"/>
-        </w:rPr>
-        <w:t>4.2 게임 진행</w:t>
-      </w:r>
-    </w:p>
-    <w:p>
-      <w:pPr>
-        <w:pStyle w:val="3"/>
-        <w:ind w:left="375" w:firstLine="800"/>
-        <w:rPr>
-          <w:b/>
-          <w:bCs/>
-        </w:rPr>
-      </w:pPr>
-      <w:r>
-        <w:rPr>
-          <w:rFonts w:hint="eastAsia"/>
-          <w:b/>
-          <w:bCs/>
-        </w:rPr>
-        <w:t xml:space="preserve">4.2.1 체력 </w:t>
+      <w:r>
+        <w:rPr>
+          <w:rFonts w:hint="eastAsia"/>
+        </w:rPr>
+        <w:t>플레이어가 몬스터(뱀, 전갈 등) 공격을 받거나 일부 유적의 함정에 당할 경우 데미지를 입고(구멍에 떨어지는 경우 포함) 하트가 하나 감소한다.</w:t>
       </w:r>
     </w:p>
     <w:p>
@@ -2940,55 +2772,35 @@
         <w:pStyle w:val="a6"/>
         <w:ind w:left="1175"/>
       </w:pPr>
-      <w:r>
-        <w:rPr>
-          <w:rFonts w:hint="eastAsia"/>
-        </w:rPr>
-        <w:t>플레이어가 몬스터(뱀, 전갈 등) 공격을 받거나 일부 유적의 함정에 당할 경우 데미지를 입고(구멍에 떨어지는 경우 포함) 하트가 하나 감소한다.</w:t>
-      </w:r>
     </w:p>
     <w:p>
       <w:pPr>
         <w:pStyle w:val="a6"/>
         <w:ind w:left="1175"/>
       </w:pPr>
+      <w:r>
+        <w:rPr>
+          <w:rFonts w:hint="eastAsia"/>
+        </w:rPr>
+        <w:t>유적의 함정에 당해 하트를 잃는 경우 함정의 걸리기 전 마지막 위치에 재시작이 가능하다.</w:t>
+      </w:r>
     </w:p>
     <w:p>
       <w:pPr>
         <w:pStyle w:val="a6"/>
         <w:ind w:left="1175"/>
       </w:pPr>
-      <w:r>
-        <w:rPr>
-          <w:rFonts w:hint="eastAsia"/>
-        </w:rPr>
-        <w:t>유적의 함정에 당해 하트를 잃는 경우 함정의 걸리기 전 마지막 위치에 재시작이 가능하다.</w:t>
-      </w:r>
     </w:p>
     <w:p>
       <w:pPr>
         <w:pStyle w:val="a6"/>
         <w:ind w:left="1175"/>
       </w:pPr>
-    </w:p>
-    <w:p>
-      <w:pPr>
-        <w:pStyle w:val="a6"/>
-        <w:ind w:left="1175"/>
-      </w:pPr>
-      <w:proofErr w:type="gramStart"/>
-      <w:r>
-        <w:rPr>
-          <w:rFonts w:hint="eastAsia"/>
-        </w:rPr>
-        <w:t>예시 :</w:t>
-      </w:r>
-      <w:proofErr w:type="gramEnd"/>
-      <w:r>
-        <w:rPr>
-          <w:rFonts w:hint="eastAsia"/>
-        </w:rPr>
-        <w:t xml:space="preserve"> 가느다란 다리를 건너다 중간에 떨어지는 경우</w:t>
+      <w:r>
+        <w:rPr>
+          <w:rFonts w:hint="eastAsia"/>
+        </w:rPr>
+        <w:t>예시 : 가느다란 다리를 건너다 중간에 떨어지는 경우</w:t>
       </w:r>
     </w:p>
     <w:p>
@@ -3017,7 +2829,7 @@
                     <pic:cNvPicPr/>
                   </pic:nvPicPr>
                   <pic:blipFill>
-                    <a:blip r:embed="rId24"/>
+                    <a:blip r:embed="rId25"/>
                     <a:stretch>
                       <a:fillRect/>
                     </a:stretch>
@@ -3049,19 +2861,11 @@
         <w:pStyle w:val="a6"/>
         <w:ind w:left="1175"/>
       </w:pPr>
-      <w:proofErr w:type="gramStart"/>
-      <w:r>
-        <w:rPr>
-          <w:rFonts w:hint="eastAsia"/>
-        </w:rPr>
-        <w:t>연출 :</w:t>
-      </w:r>
-      <w:proofErr w:type="gramEnd"/>
-      <w:r>
-        <w:rPr>
-          <w:rFonts w:hint="eastAsia"/>
-        </w:rPr>
-        <w:t xml:space="preserve"> 떨어지면서 화면이 암전 되었다가 암전이 끝나면 재시작 위치에서 시작한다.  </w:t>
+      <w:r>
+        <w:rPr>
+          <w:rFonts w:hint="eastAsia"/>
+        </w:rPr>
+        <w:t xml:space="preserve">연출 : 떨어지면서 화면이 암전 되었다가 암전이 끝나면 재시작 위치에서 시작한다.  </w:t>
       </w:r>
     </w:p>
     <w:p>
@@ -3079,21 +2883,7 @@
         <w:rPr>
           <w:rFonts w:hint="eastAsia"/>
         </w:rPr>
-        <w:t xml:space="preserve">데미지를 입어서 라이프가 0이 되었을 </w:t>
-      </w:r>
-      <w:proofErr w:type="gramStart"/>
-      <w:r>
-        <w:rPr>
-          <w:rFonts w:hint="eastAsia"/>
-        </w:rPr>
-        <w:t>때 :</w:t>
-      </w:r>
-      <w:proofErr w:type="gramEnd"/>
-      <w:r>
-        <w:rPr>
-          <w:rFonts w:hint="eastAsia"/>
-        </w:rPr>
-        <w:t xml:space="preserve"> 화면이 </w:t>
+        <w:t xml:space="preserve">데미지를 입어서 라이프가 0이 되었을 때 : 화면이 </w:t>
       </w:r>
       <w:proofErr w:type="spellStart"/>
       <w:r>
@@ -3125,21 +2915,7 @@
         <w:rPr>
           <w:rFonts w:hint="eastAsia"/>
         </w:rPr>
-        <w:t xml:space="preserve">플레이어가 재시작 할 때 </w:t>
-      </w:r>
-      <w:proofErr w:type="gramStart"/>
-      <w:r>
-        <w:rPr>
-          <w:rFonts w:hint="eastAsia"/>
-        </w:rPr>
-        <w:t>연출 :</w:t>
-      </w:r>
-      <w:proofErr w:type="gramEnd"/>
-      <w:r>
-        <w:rPr>
-          <w:rFonts w:hint="eastAsia"/>
-        </w:rPr>
-        <w:t xml:space="preserve"> 라이프를 잃거나, 다리에서 떨어져서 </w:t>
+        <w:t xml:space="preserve">플레이어가 재시작 할 때 연출 : 라이프를 잃거나, 다리에서 떨어져서 </w:t>
       </w:r>
       <w:proofErr w:type="spellStart"/>
       <w:r>
@@ -3227,7 +3003,7 @@
                     </pic:cNvPicPr>
                   </pic:nvPicPr>
                   <pic:blipFill>
-                    <a:blip r:embed="rId25" cstate="print">
+                    <a:blip r:embed="rId26" cstate="print">
                       <a:extLst>
                         <a:ext uri="{28A0092B-C50C-407E-A947-70E740481C1C}">
                           <a14:useLocalDpi xmlns:a14="http://schemas.microsoft.com/office/drawing/2010/main" val="0"/>
@@ -3278,14 +3054,7 @@
         <w:rPr>
           <w:rFonts w:hint="eastAsia"/>
         </w:rPr>
-        <w:t xml:space="preserve">맵 상에는 캠프가 존재하며, 유저가 캠프와 상호작용을 통해 </w:t>
-      </w:r>
-      <w:proofErr w:type="gramStart"/>
-      <w:r>
-        <w:rPr>
-          <w:rFonts w:hint="eastAsia"/>
-        </w:rPr>
-        <w:t xml:space="preserve">활성화 </w:t>
+        <w:t xml:space="preserve">맵 상에는 캠프가 존재하며, 유저가 캠프와 상호작용을 통해 활성화 </w:t>
       </w:r>
       <w:proofErr w:type="spellStart"/>
       <w:r>
@@ -3295,7 +3064,6 @@
         <w:t>시켜야한다</w:t>
       </w:r>
       <w:proofErr w:type="spellEnd"/>
-      <w:proofErr w:type="gramEnd"/>
       <w:r>
         <w:rPr>
           <w:rFonts w:hint="eastAsia"/>
@@ -3345,21 +3113,7 @@
         <w:rPr>
           <w:rFonts w:hint="eastAsia"/>
         </w:rPr>
-        <w:t xml:space="preserve">유저가 캠프를 </w:t>
-      </w:r>
-      <w:proofErr w:type="gramStart"/>
-      <w:r>
-        <w:rPr>
-          <w:rFonts w:hint="eastAsia"/>
-        </w:rPr>
-        <w:t>활성화 시키면</w:t>
-      </w:r>
-      <w:proofErr w:type="gramEnd"/>
-      <w:r>
-        <w:rPr>
-          <w:rFonts w:hint="eastAsia"/>
-        </w:rPr>
-        <w:t xml:space="preserve"> 스테이지의 스테이지 내에서 기억 회복률 변동 사항이 저장된다.</w:t>
+        <w:t>유저가 캠프를 활성화 시키면 스테이지의 스테이지 내에서 기억 회복률 변동 사항이 저장된다.</w:t>
       </w:r>
     </w:p>
     <w:p>
@@ -3528,7 +3282,7 @@
                     <pic:cNvPicPr/>
                   </pic:nvPicPr>
                   <pic:blipFill>
-                    <a:blip r:embed="rId26">
+                    <a:blip r:embed="rId27">
                       <a:extLst>
                         <a:ext uri="{28A0092B-C50C-407E-A947-70E740481C1C}">
                           <a14:useLocalDpi xmlns:a14="http://schemas.microsoft.com/office/drawing/2010/main" val="0"/>
@@ -3734,7 +3488,7 @@
                     <pic:cNvPicPr/>
                   </pic:nvPicPr>
                   <pic:blipFill>
-                    <a:blip r:embed="rId27">
+                    <a:blip r:embed="rId28">
                       <a:extLst>
                         <a:ext uri="{28A0092B-C50C-407E-A947-70E740481C1C}">
                           <a14:useLocalDpi xmlns:a14="http://schemas.microsoft.com/office/drawing/2010/main" val="0"/>
@@ -4082,28 +3836,12 @@
             <w:tcW w:w="2642" w:type="dxa"/>
           </w:tcPr>
           <w:p>
-            <w:proofErr w:type="gramStart"/>
             <w:r>
               <w:rPr>
                 <w:rFonts w:hint="eastAsia"/>
               </w:rPr>
-              <w:t>W,S</w:t>
+              <w:t>W,S,A,D</w:t>
             </w:r>
-            <w:proofErr w:type="gramEnd"/>
-            <w:r>
-              <w:rPr>
-                <w:rFonts w:hint="eastAsia"/>
-              </w:rPr>
-              <w:t>,</w:t>
-            </w:r>
-            <w:proofErr w:type="gramStart"/>
-            <w:r>
-              <w:rPr>
-                <w:rFonts w:hint="eastAsia"/>
-              </w:rPr>
-              <w:t>A,D</w:t>
-            </w:r>
-            <w:proofErr w:type="gramEnd"/>
           </w:p>
         </w:tc>
       </w:tr>
@@ -4241,21 +3979,7 @@
               <w:rPr>
                 <w:rFonts w:hint="eastAsia"/>
               </w:rPr>
-              <w:t xml:space="preserve">(키 할당 없음, 점프 후 조건에 </w:t>
-            </w:r>
-            <w:proofErr w:type="gramStart"/>
-            <w:r>
-              <w:rPr>
-                <w:rFonts w:hint="eastAsia"/>
-              </w:rPr>
-              <w:t>걸맞는</w:t>
-            </w:r>
-            <w:proofErr w:type="gramEnd"/>
-            <w:r>
-              <w:rPr>
-                <w:rFonts w:hint="eastAsia"/>
-              </w:rPr>
-              <w:t xml:space="preserve"> 높이의 턱 위를 잡으면 자동으로 발동)</w:t>
+              <w:t>(키 할당 없음, 점프 후 조건에 걸맞는 높이의 턱 위를 잡으면 자동으로 발동)</w:t>
             </w:r>
           </w:p>
         </w:tc>
@@ -4663,33 +4387,11 @@
       </w:r>
     </w:p>
     <w:p>
-      <w:proofErr w:type="gramStart"/>
-      <w:r>
-        <w:rPr>
-          <w:rFonts w:hint="eastAsia"/>
-        </w:rPr>
-        <w:t>남자 :</w:t>
-      </w:r>
-      <w:proofErr w:type="gramEnd"/>
-      <w:r>
-        <w:rPr>
-          <w:rFonts w:hint="eastAsia"/>
-        </w:rPr>
-        <w:t xml:space="preserve"> 키 180 </w:t>
-      </w:r>
-      <w:proofErr w:type="gramStart"/>
-      <w:r>
-        <w:rPr>
-          <w:rFonts w:hint="eastAsia"/>
-        </w:rPr>
-        <w:t>cm ,</w:t>
-      </w:r>
-      <w:proofErr w:type="gramEnd"/>
-      <w:r>
-        <w:rPr>
-          <w:rFonts w:hint="eastAsia"/>
-        </w:rPr>
-        <w:t xml:space="preserve"> 여자 170 cm 기준</w:t>
+      <w:r>
+        <w:rPr>
+          <w:rFonts w:hint="eastAsia"/>
+        </w:rPr>
+        <w:t>남자 : 키 180 cm , 여자 170 cm 기준</w:t>
       </w:r>
     </w:p>
     <w:p/>
@@ -4744,19 +4446,11 @@
       </w:r>
     </w:p>
     <w:p>
-      <w:proofErr w:type="gramStart"/>
-      <w:r>
-        <w:rPr>
-          <w:rFonts w:hint="eastAsia"/>
-        </w:rPr>
-        <w:t>남자 :</w:t>
-      </w:r>
-      <w:proofErr w:type="gramEnd"/>
-      <w:r>
-        <w:rPr>
-          <w:rFonts w:hint="eastAsia"/>
-        </w:rPr>
-        <w:t xml:space="preserve"> 90 cm, 여자 85 cm (평균 55 % 정도이므로 계산하기 편하게 50 %)</w:t>
+      <w:r>
+        <w:rPr>
+          <w:rFonts w:hint="eastAsia"/>
+        </w:rPr>
+        <w:t>남자 : 90 cm, 여자 85 cm (평균 55 % 정도이므로 계산하기 편하게 50 %)</w:t>
       </w:r>
     </w:p>
     <w:p/>
@@ -4925,7 +4619,7 @@
                     <pic:cNvPicPr/>
                   </pic:nvPicPr>
                   <pic:blipFill>
-                    <a:blip r:embed="rId28"/>
+                    <a:blip r:embed="rId29"/>
                     <a:stretch>
                       <a:fillRect/>
                     </a:stretch>
@@ -4947,19 +4641,11 @@
       </w:r>
     </w:p>
     <w:p>
-      <w:proofErr w:type="gramStart"/>
-      <w:r>
-        <w:rPr>
-          <w:rFonts w:hint="eastAsia"/>
-        </w:rPr>
-        <w:t>범위 :</w:t>
-      </w:r>
-      <w:proofErr w:type="gramEnd"/>
-      <w:r>
-        <w:rPr>
-          <w:rFonts w:hint="eastAsia"/>
-        </w:rPr>
-        <w:t xml:space="preserve"> 3m 부채꼴 전방 약 60도 (</w:t>
+      <w:r>
+        <w:rPr>
+          <w:rFonts w:hint="eastAsia"/>
+        </w:rPr>
+        <w:t>범위 : 3m 부채꼴 전방 약 60도 (</w:t>
       </w:r>
       <m:oMath>
         <m:r>
@@ -5032,7 +4718,7 @@
                     <pic:cNvPicPr/>
                   </pic:nvPicPr>
                   <pic:blipFill>
-                    <a:blip r:embed="rId29"/>
+                    <a:blip r:embed="rId30"/>
                     <a:stretch>
                       <a:fillRect/>
                     </a:stretch>
@@ -5074,43 +4760,15 @@
         <w:rPr>
           <w:rFonts w:hint="eastAsia"/>
         </w:rPr>
-        <w:t xml:space="preserve">밝은 </w:t>
-      </w:r>
-      <w:proofErr w:type="gramStart"/>
-      <w:r>
-        <w:rPr>
-          <w:rFonts w:hint="eastAsia"/>
-        </w:rPr>
-        <w:t>불빛 :</w:t>
-      </w:r>
-      <w:proofErr w:type="gramEnd"/>
-      <w:r>
-        <w:rPr>
-          <w:rFonts w:hint="eastAsia"/>
-        </w:rPr>
-        <w:t xml:space="preserve"> 반경 3m</w:t>
-      </w:r>
-    </w:p>
-    <w:p>
-      <w:r>
-        <w:rPr>
-          <w:rFonts w:hint="eastAsia"/>
-        </w:rPr>
-        <w:t xml:space="preserve">조금 밝은 </w:t>
-      </w:r>
-      <w:proofErr w:type="gramStart"/>
-      <w:r>
-        <w:rPr>
-          <w:rFonts w:hint="eastAsia"/>
-        </w:rPr>
-        <w:t>불빛 :</w:t>
-      </w:r>
-      <w:proofErr w:type="gramEnd"/>
-      <w:r>
-        <w:rPr>
-          <w:rFonts w:hint="eastAsia"/>
-        </w:rPr>
-        <w:t xml:space="preserve"> 반경 5m</w:t>
+        <w:t>밝은 불빛 : 반경 3m</w:t>
+      </w:r>
+    </w:p>
+    <w:p>
+      <w:r>
+        <w:rPr>
+          <w:rFonts w:hint="eastAsia"/>
+        </w:rPr>
+        <w:t>조금 밝은 불빛 : 반경 5m</w:t>
       </w:r>
     </w:p>
     <w:p>

--- a/Documents/시스템 기획.docx
+++ b/Documents/시스템 기획.docx
@@ -113,21 +113,7 @@
               <w:rPr>
                 <w:rFonts w:hint="eastAsia"/>
               </w:rPr>
-              <w:t xml:space="preserve"> 체력이 0이 되고 나서 </w:t>
-            </w:r>
-            <w:proofErr w:type="spellStart"/>
-            <w:r>
-              <w:rPr>
-                <w:rFonts w:hint="eastAsia"/>
-              </w:rPr>
-              <w:t>리스폰</w:t>
-            </w:r>
-            <w:proofErr w:type="spellEnd"/>
-            <w:r>
-              <w:rPr>
-                <w:rFonts w:hint="eastAsia"/>
-              </w:rPr>
-              <w:t xml:space="preserve"> 시 연출 추가</w:t>
+              <w:t xml:space="preserve"> 체력이 0이 되고 나서 리스폰 시 연출 추가</w:t>
             </w:r>
           </w:p>
         </w:tc>
@@ -386,21 +372,7 @@
         <w:rPr>
           <w:rFonts w:hint="eastAsia"/>
         </w:rPr>
-        <w:t xml:space="preserve">메인 메뉴는 유저가 마우스 </w:t>
-      </w:r>
-      <w:proofErr w:type="spellStart"/>
-      <w:r>
-        <w:rPr>
-          <w:rFonts w:hint="eastAsia"/>
-        </w:rPr>
-        <w:t>우클릭을</w:t>
-      </w:r>
-      <w:proofErr w:type="spellEnd"/>
-      <w:r>
-        <w:rPr>
-          <w:rFonts w:hint="eastAsia"/>
-        </w:rPr>
-        <w:t xml:space="preserve"> 하거나, X키를 눌러서 상위 메뉴로 돌아갈 수 있다. </w:t>
+        <w:t xml:space="preserve">메인 메뉴는 유저가 마우스 우클릭을 하거나, X키를 눌러서 상위 메뉴로 돌아갈 수 있다. </w:t>
       </w:r>
     </w:p>
     <w:p>
@@ -831,21 +803,7 @@
         <w:rPr>
           <w:rFonts w:hint="eastAsia"/>
         </w:rPr>
-        <w:t xml:space="preserve">유저가 예를 선택하면 게임을 처음부터 진행하며, </w:t>
-      </w:r>
-      <w:proofErr w:type="spellStart"/>
-      <w:r>
-        <w:rPr>
-          <w:rFonts w:hint="eastAsia"/>
-        </w:rPr>
-        <w:t>아니오를</w:t>
-      </w:r>
-      <w:proofErr w:type="spellEnd"/>
-      <w:r>
-        <w:rPr>
-          <w:rFonts w:hint="eastAsia"/>
-        </w:rPr>
-        <w:t xml:space="preserve"> 선택하면 이전으로 돌아간다. </w:t>
+        <w:t xml:space="preserve">유저가 예를 선택하면 게임을 처음부터 진행하며, 아니오를 선택하면 이전으로 돌아간다. </w:t>
       </w:r>
     </w:p>
     <w:p/>
@@ -979,21 +937,7 @@
         <w:rPr>
           <w:rFonts w:hint="eastAsia"/>
         </w:rPr>
-        <w:t xml:space="preserve">게임 종료 선택창에서 유저가 예를 누를 시 게임이 종료되며, </w:t>
-      </w:r>
-      <w:proofErr w:type="spellStart"/>
-      <w:r>
-        <w:rPr>
-          <w:rFonts w:hint="eastAsia"/>
-        </w:rPr>
-        <w:t>아니오를</w:t>
-      </w:r>
-      <w:proofErr w:type="spellEnd"/>
-      <w:r>
-        <w:rPr>
-          <w:rFonts w:hint="eastAsia"/>
-        </w:rPr>
-        <w:t xml:space="preserve"> 누르면 메인 화면으로 돌아간다. </w:t>
+        <w:t xml:space="preserve">게임 종료 선택창에서 유저가 예를 누를 시 게임이 종료되며, 아니오를 누르면 메인 화면으로 돌아간다. </w:t>
       </w:r>
     </w:p>
     <w:p>
@@ -1028,21 +972,7 @@
         <w:rPr>
           <w:rFonts w:hint="eastAsia"/>
         </w:rPr>
-        <w:t xml:space="preserve">New Game 선택 시 스토리 설명 </w:t>
-      </w:r>
-      <w:proofErr w:type="spellStart"/>
-      <w:r>
-        <w:rPr>
-          <w:rFonts w:hint="eastAsia"/>
-        </w:rPr>
-        <w:t>씬으로</w:t>
-      </w:r>
-      <w:proofErr w:type="spellEnd"/>
-      <w:r>
-        <w:rPr>
-          <w:rFonts w:hint="eastAsia"/>
-        </w:rPr>
-        <w:t xml:space="preserve"> 넘어간다. </w:t>
+        <w:t xml:space="preserve">New Game 선택 시 스토리 설명 씬으로 넘어간다. </w:t>
       </w:r>
     </w:p>
     <w:p/>
@@ -1186,16 +1116,8 @@
         <w:rPr>
           <w:rFonts w:hint="eastAsia"/>
         </w:rPr>
-        <w:t xml:space="preserve"> 앗! </w:t>
-      </w:r>
-      <w:proofErr w:type="spellStart"/>
-      <w:r>
-        <w:rPr>
-          <w:rFonts w:hint="eastAsia"/>
-        </w:rPr>
-        <w:t>으아아아악</w:t>
-      </w:r>
-      <w:proofErr w:type="spellEnd"/>
+        <w:t xml:space="preserve"> 앗! 으아아아악</w:t>
+      </w:r>
       <w:r>
         <w:t>”</w:t>
       </w:r>
@@ -1382,21 +1304,7 @@
         <w:rPr>
           <w:rFonts w:hint="eastAsia"/>
         </w:rPr>
-        <w:t xml:space="preserve">성별을 정하기 이전이므로 1인칭 시점으로 </w:t>
-      </w:r>
-      <w:proofErr w:type="spellStart"/>
-      <w:r>
-        <w:rPr>
-          <w:rFonts w:hint="eastAsia"/>
-        </w:rPr>
-        <w:t>흙길과</w:t>
-      </w:r>
-      <w:proofErr w:type="spellEnd"/>
-      <w:r>
-        <w:rPr>
-          <w:rFonts w:hint="eastAsia"/>
-        </w:rPr>
-        <w:t xml:space="preserve"> 절벽이 있는 유적을 탐험하는 모습 </w:t>
+        <w:t xml:space="preserve">성별을 정하기 이전이므로 1인칭 시점으로 흙길과 절벽이 있는 유적을 탐험하는 모습 </w:t>
       </w:r>
     </w:p>
     <w:p>
@@ -1440,35 +1348,7 @@
         <w:rPr>
           <w:rFonts w:hint="eastAsia"/>
         </w:rPr>
-        <w:t xml:space="preserve">바닥은 </w:t>
-      </w:r>
-      <w:proofErr w:type="spellStart"/>
-      <w:r>
-        <w:rPr>
-          <w:rFonts w:hint="eastAsia"/>
-        </w:rPr>
-        <w:t>흙길</w:t>
-      </w:r>
-      <w:proofErr w:type="spellEnd"/>
-      <w:r>
-        <w:rPr>
-          <w:rFonts w:hint="eastAsia"/>
-        </w:rPr>
-        <w:t xml:space="preserve"> (</w:t>
-      </w:r>
-      <w:proofErr w:type="spellStart"/>
-      <w:r>
-        <w:rPr>
-          <w:rFonts w:hint="eastAsia"/>
-        </w:rPr>
-        <w:t>비와서</w:t>
-      </w:r>
-      <w:proofErr w:type="spellEnd"/>
-      <w:r>
-        <w:rPr>
-          <w:rFonts w:hint="eastAsia"/>
-        </w:rPr>
-        <w:t xml:space="preserve"> 약간 젖어 있음), 왼쪽은 절벽, 오른쪽은 바위, 일부 유적 기둥이 보임 </w:t>
+        <w:t xml:space="preserve">바닥은 흙길 (비와서 약간 젖어 있음), 왼쪽은 절벽, 오른쪽은 바위, 일부 유적 기둥이 보임 </w:t>
       </w:r>
     </w:p>
     <w:p>
@@ -2386,23 +2266,13 @@
         <w:pStyle w:val="a6"/>
         <w:ind w:left="1175"/>
       </w:pPr>
-      <w:proofErr w:type="spellStart"/>
       <w:r>
         <w:rPr>
           <w:rFonts w:hint="eastAsia"/>
           <w:b/>
           <w:bCs/>
         </w:rPr>
-        <w:t>기억회복률</w:t>
-      </w:r>
-      <w:proofErr w:type="spellEnd"/>
-      <w:r>
-        <w:rPr>
-          <w:rFonts w:hint="eastAsia"/>
-          <w:b/>
-          <w:bCs/>
-        </w:rPr>
-        <w:t xml:space="preserve"> 게이지 :</w:t>
+        <w:t>기억회복률 게이지 :</w:t>
       </w:r>
       <w:r>
         <w:rPr>
@@ -2581,21 +2451,7 @@
         <w:rPr>
           <w:rFonts w:hint="eastAsia"/>
         </w:rPr>
-        <w:t xml:space="preserve"> </w:t>
-      </w:r>
-      <w:proofErr w:type="spellStart"/>
-      <w:r>
-        <w:rPr>
-          <w:rFonts w:hint="eastAsia"/>
-        </w:rPr>
-        <w:t>메인메뉴와</w:t>
-      </w:r>
-      <w:proofErr w:type="spellEnd"/>
-      <w:r>
-        <w:rPr>
-          <w:rFonts w:hint="eastAsia"/>
-        </w:rPr>
-        <w:t xml:space="preserve"> 동일한 옵션 설정창을 띄운다.</w:t>
+        <w:t xml:space="preserve"> 메인메뉴와 동일한 옵션 설정창을 띄운다.</w:t>
       </w:r>
     </w:p>
     <w:p>
@@ -2603,30 +2459,20 @@
         <w:pStyle w:val="a6"/>
         <w:ind w:left="1175"/>
       </w:pPr>
-      <w:proofErr w:type="spellStart"/>
       <w:r>
         <w:rPr>
           <w:rFonts w:hint="eastAsia"/>
           <w:b/>
           <w:bCs/>
         </w:rPr>
-        <w:t>메인메뉴</w:t>
-      </w:r>
-      <w:proofErr w:type="spellEnd"/>
+        <w:t xml:space="preserve">메인메뉴 </w:t>
+      </w:r>
       <w:r>
         <w:rPr>
           <w:rFonts w:hint="eastAsia"/>
           <w:b/>
           <w:bCs/>
         </w:rPr>
-        <w:t xml:space="preserve"> </w:t>
-      </w:r>
-      <w:r>
-        <w:rPr>
-          <w:rFonts w:hint="eastAsia"/>
-          <w:b/>
-          <w:bCs/>
-        </w:rPr>
         <w:t>:</w:t>
       </w:r>
       <w:r>
@@ -2659,10 +2505,18 @@
         </w:rPr>
         <w:lastRenderedPageBreak/>
         <w:drawing>
-          <wp:inline distT="0" distB="0" distL="0" distR="0" wp14:anchorId="324A383C" wp14:editId="73A6C219">
-            <wp:extent cx="3438066" cy="4324350"/>
+          <wp:anchor distT="0" distB="0" distL="114300" distR="114300" simplePos="0" relativeHeight="251665920" behindDoc="0" locked="0" layoutInCell="1" allowOverlap="1" wp14:anchorId="050AF7BD" wp14:editId="0388E1F2">
+            <wp:simplePos x="0" y="0"/>
+            <wp:positionH relativeFrom="column">
+              <wp:posOffset>742950</wp:posOffset>
+            </wp:positionH>
+            <wp:positionV relativeFrom="paragraph">
+              <wp:posOffset>-3810</wp:posOffset>
+            </wp:positionV>
+            <wp:extent cx="3906756" cy="4924425"/>
             <wp:effectExtent l="0" t="0" r="0" b="0"/>
-            <wp:docPr id="718895167" name="그림 1"/>
+            <wp:wrapTopAndBottom/>
+            <wp:docPr id="587939727" name="그림 1"/>
             <wp:cNvGraphicFramePr>
               <a:graphicFrameLocks xmlns:a="http://schemas.openxmlformats.org/drawingml/2006/main" noChangeAspect="1"/>
             </wp:cNvGraphicFramePr>
@@ -2670,11 +2524,17 @@
               <a:graphicData uri="http://schemas.openxmlformats.org/drawingml/2006/picture">
                 <pic:pic xmlns:pic="http://schemas.openxmlformats.org/drawingml/2006/picture">
                   <pic:nvPicPr>
-                    <pic:cNvPr id="718895167" name=""/>
+                    <pic:cNvPr id="587939727" name=""/>
                     <pic:cNvPicPr/>
                   </pic:nvPicPr>
                   <pic:blipFill>
-                    <a:blip r:embed="rId24"/>
+                    <a:blip r:embed="rId24">
+                      <a:extLst>
+                        <a:ext uri="{28A0092B-C50C-407E-A947-70E740481C1C}">
+                          <a14:useLocalDpi xmlns:a14="http://schemas.microsoft.com/office/drawing/2010/main" val="0"/>
+                        </a:ext>
+                      </a:extLst>
+                    </a:blip>
                     <a:stretch>
                       <a:fillRect/>
                     </a:stretch>
@@ -2682,7 +2542,7 @@
                   <pic:spPr>
                     <a:xfrm>
                       <a:off x="0" y="0"/>
-                      <a:ext cx="3445861" cy="4334155"/>
+                      <a:ext cx="3906756" cy="4924425"/>
                     </a:xfrm>
                     <a:prstGeom prst="rect">
                       <a:avLst/>
@@ -2691,7 +2551,7 @@
                 </pic:pic>
               </a:graphicData>
             </a:graphic>
-          </wp:inline>
+          </wp:anchor>
         </w:drawing>
       </w:r>
     </w:p>
@@ -2883,21 +2743,7 @@
         <w:rPr>
           <w:rFonts w:hint="eastAsia"/>
         </w:rPr>
-        <w:t xml:space="preserve">데미지를 입어서 라이프가 0이 되었을 때 : 화면이 </w:t>
-      </w:r>
-      <w:proofErr w:type="spellStart"/>
-      <w:r>
-        <w:rPr>
-          <w:rFonts w:hint="eastAsia"/>
-        </w:rPr>
-        <w:t>암전된다</w:t>
-      </w:r>
-      <w:proofErr w:type="spellEnd"/>
-      <w:r>
-        <w:rPr>
-          <w:rFonts w:hint="eastAsia"/>
-        </w:rPr>
-        <w:t xml:space="preserve">. </w:t>
+        <w:t xml:space="preserve">데미지를 입어서 라이프가 0이 되었을 때 : 화면이 암전된다. </w:t>
       </w:r>
     </w:p>
     <w:p>
@@ -2915,21 +2761,7 @@
         <w:rPr>
           <w:rFonts w:hint="eastAsia"/>
         </w:rPr>
-        <w:t xml:space="preserve">플레이어가 재시작 할 때 연출 : 라이프를 잃거나, 다리에서 떨어져서 </w:t>
-      </w:r>
-      <w:proofErr w:type="spellStart"/>
-      <w:r>
-        <w:rPr>
-          <w:rFonts w:hint="eastAsia"/>
-        </w:rPr>
-        <w:t>리스폰이</w:t>
-      </w:r>
-      <w:proofErr w:type="spellEnd"/>
-      <w:r>
-        <w:rPr>
-          <w:rFonts w:hint="eastAsia"/>
-        </w:rPr>
-        <w:t xml:space="preserve"> 될 때 암전이 끝나고 나서 엎드려 있다가 일어나면서 시작한다. </w:t>
+        <w:t xml:space="preserve">플레이어가 재시작 할 때 연출 : 라이프를 잃거나, 다리에서 떨어져서 리스폰이 될 때 암전이 끝나고 나서 엎드려 있다가 일어나면서 시작한다. </w:t>
       </w:r>
     </w:p>
     <w:p>
@@ -3054,21 +2886,7 @@
         <w:rPr>
           <w:rFonts w:hint="eastAsia"/>
         </w:rPr>
-        <w:t xml:space="preserve">맵 상에는 캠프가 존재하며, 유저가 캠프와 상호작용을 통해 활성화 </w:t>
-      </w:r>
-      <w:proofErr w:type="spellStart"/>
-      <w:r>
-        <w:rPr>
-          <w:rFonts w:hint="eastAsia"/>
-        </w:rPr>
-        <w:t>시켜야한다</w:t>
-      </w:r>
-      <w:proofErr w:type="spellEnd"/>
-      <w:r>
-        <w:rPr>
-          <w:rFonts w:hint="eastAsia"/>
-        </w:rPr>
-        <w:t xml:space="preserve">. </w:t>
+        <w:t xml:space="preserve">맵 상에는 캠프가 존재하며, 유저가 캠프와 상호작용을 통해 활성화 시켜야한다. </w:t>
       </w:r>
     </w:p>
     <w:p>
@@ -3143,21 +2961,7 @@
         <w:rPr>
           <w:rFonts w:hint="eastAsia"/>
         </w:rPr>
-        <w:t xml:space="preserve">유저가 스테이지를 클리어 하지 않고 스테이지를 그만 둘 경우 캠프에서 저장된 </w:t>
-      </w:r>
-      <w:proofErr w:type="spellStart"/>
-      <w:r>
-        <w:rPr>
-          <w:rFonts w:hint="eastAsia"/>
-        </w:rPr>
-        <w:t>기억회복률</w:t>
-      </w:r>
-      <w:proofErr w:type="spellEnd"/>
-      <w:r>
-        <w:rPr>
-          <w:rFonts w:hint="eastAsia"/>
-        </w:rPr>
-        <w:t xml:space="preserve"> 및 스테이지 재시작 위치는 저장되지 않는다.  </w:t>
+        <w:t xml:space="preserve">유저가 스테이지를 클리어 하지 않고 스테이지를 그만 둘 경우 캠프에서 저장된 기억회복률 및 스테이지 재시작 위치는 저장되지 않는다.  </w:t>
       </w:r>
     </w:p>
     <w:p>
@@ -3209,21 +3013,7 @@
         <w:rPr>
           <w:rFonts w:hint="eastAsia"/>
         </w:rPr>
-        <w:t xml:space="preserve">- 스테이지 클리어 정보 및 최종 </w:t>
-      </w:r>
-      <w:proofErr w:type="spellStart"/>
-      <w:r>
-        <w:rPr>
-          <w:rFonts w:hint="eastAsia"/>
-        </w:rPr>
-        <w:t>기억회복률은</w:t>
-      </w:r>
-      <w:proofErr w:type="spellEnd"/>
-      <w:r>
-        <w:rPr>
-          <w:rFonts w:hint="eastAsia"/>
-        </w:rPr>
-        <w:t xml:space="preserve"> 스테이지를 완전히 클리어할 시 게임 내에 저장된다.</w:t>
+        <w:t>- 스테이지 클리어 정보 및 최종 기억회복률은 스테이지를 완전히 클리어할 시 게임 내에 저장된다.</w:t>
       </w:r>
     </w:p>
     <w:p>
@@ -4297,14 +4087,12 @@
             <w:tcW w:w="2263" w:type="dxa"/>
           </w:tcPr>
           <w:p>
-            <w:proofErr w:type="spellStart"/>
             <w:r>
               <w:rPr>
                 <w:rFonts w:hint="eastAsia"/>
               </w:rPr>
               <w:t>움크리기</w:t>
             </w:r>
-            <w:proofErr w:type="spellEnd"/>
           </w:p>
         </w:tc>
         <w:tc>
@@ -4402,23 +4190,21 @@
           <w:bCs/>
         </w:rPr>
       </w:pPr>
-      <w:proofErr w:type="spellStart"/>
       <w:r>
         <w:rPr>
           <w:rFonts w:hint="eastAsia"/>
           <w:b/>
           <w:bCs/>
         </w:rPr>
-        <w:t>움크리기</w:t>
-      </w:r>
-      <w:proofErr w:type="spellEnd"/>
+        <w:t>움크리기(</w:t>
+      </w:r>
       <w:r>
         <w:rPr>
           <w:rFonts w:hint="eastAsia"/>
           <w:b/>
           <w:bCs/>
         </w:rPr>
-        <w:t>(</w:t>
+        <w:t>앉았을 때</w:t>
       </w:r>
       <w:r>
         <w:rPr>
@@ -4426,7 +4212,7 @@
           <w:b/>
           <w:bCs/>
         </w:rPr>
-        <w:t>앉았을 때</w:t>
+        <w:t>)</w:t>
       </w:r>
       <w:r>
         <w:rPr>
@@ -4434,76 +4220,68 @@
           <w:b/>
           <w:bCs/>
         </w:rPr>
-        <w:t>)</w:t>
-      </w:r>
-      <w:r>
-        <w:rPr>
-          <w:rFonts w:hint="eastAsia"/>
+        <w:t xml:space="preserve"> 크기</w:t>
+      </w:r>
+    </w:p>
+    <w:p>
+      <w:r>
+        <w:rPr>
+          <w:rFonts w:hint="eastAsia"/>
+        </w:rPr>
+        <w:t>남자 : 90 cm, 여자 85 cm (평균 55 % 정도이므로 계산하기 편하게 50 %)</w:t>
+      </w:r>
+    </w:p>
+    <w:p/>
+    <w:p>
+      <w:pPr>
+        <w:rPr>
           <w:b/>
           <w:bCs/>
         </w:rPr>
-        <w:t xml:space="preserve"> 크기</w:t>
-      </w:r>
-    </w:p>
-    <w:p>
-      <w:r>
-        <w:rPr>
-          <w:rFonts w:hint="eastAsia"/>
-        </w:rPr>
-        <w:t>남자 : 90 cm, 여자 85 cm (평균 55 % 정도이므로 계산하기 편하게 50 %)</w:t>
-      </w:r>
-    </w:p>
-    <w:p/>
-    <w:p>
-      <w:pPr>
-        <w:rPr>
+      </w:pPr>
+      <w:r>
+        <w:rPr>
+          <w:rFonts w:hint="eastAsia"/>
           <w:b/>
           <w:bCs/>
         </w:rPr>
-      </w:pPr>
-      <w:r>
-        <w:rPr>
-          <w:rFonts w:hint="eastAsia"/>
+        <w:t xml:space="preserve">점프 높이 </w:t>
+      </w:r>
+    </w:p>
+    <w:p>
+      <w:r>
+        <w:rPr>
+          <w:rFonts w:hint="eastAsia"/>
+        </w:rPr>
+        <w:t>지면에서 40 cm 높이까지 점프 가능 (평균 0.3m 장애물</w:t>
+      </w:r>
+      <w:r>
+        <w:rPr>
+          <w:rFonts w:hint="eastAsia"/>
+        </w:rPr>
+        <w:t>을 넘는 레벨디자인 구성</w:t>
+      </w:r>
+      <w:r>
+        <w:rPr>
+          <w:rFonts w:hint="eastAsia"/>
+        </w:rPr>
+        <w:t>)</w:t>
+      </w:r>
+    </w:p>
+    <w:p/>
+    <w:p>
+      <w:pPr>
+        <w:rPr>
           <w:b/>
           <w:bCs/>
         </w:rPr>
-        <w:t xml:space="preserve">점프 높이 </w:t>
-      </w:r>
-    </w:p>
-    <w:p>
-      <w:r>
-        <w:rPr>
-          <w:rFonts w:hint="eastAsia"/>
-        </w:rPr>
-        <w:t>지면에서 40 cm 높이까지 점프 가능 (평균 0.3m 장애물</w:t>
-      </w:r>
-      <w:r>
-        <w:rPr>
-          <w:rFonts w:hint="eastAsia"/>
-        </w:rPr>
-        <w:t>을 넘는 레벨디자인 구성</w:t>
-      </w:r>
-      <w:r>
-        <w:rPr>
-          <w:rFonts w:hint="eastAsia"/>
-        </w:rPr>
-        <w:t>)</w:t>
-      </w:r>
-    </w:p>
-    <w:p/>
-    <w:p>
-      <w:pPr>
-        <w:rPr>
+      </w:pPr>
+      <w:r>
+        <w:rPr>
+          <w:rFonts w:hint="eastAsia"/>
           <w:b/>
           <w:bCs/>
         </w:rPr>
-      </w:pPr>
-      <w:r>
-        <w:rPr>
-          <w:rFonts w:hint="eastAsia"/>
-          <w:b/>
-          <w:bCs/>
-        </w:rPr>
         <w:t xml:space="preserve">밧줄 </w:t>
       </w:r>
     </w:p>
@@ -4518,21 +4296,7 @@
         <w:rPr>
           <w:rFonts w:hint="eastAsia"/>
         </w:rPr>
-        <w:t xml:space="preserve"> </w:t>
-      </w:r>
-      <w:proofErr w:type="spellStart"/>
-      <w:r>
-        <w:rPr>
-          <w:rFonts w:hint="eastAsia"/>
-        </w:rPr>
-        <w:t>리깅은</w:t>
-      </w:r>
-      <w:proofErr w:type="spellEnd"/>
-      <w:r>
-        <w:rPr>
-          <w:rFonts w:hint="eastAsia"/>
-        </w:rPr>
-        <w:t xml:space="preserve"> 완성도를 보고 조율)</w:t>
+        <w:t xml:space="preserve"> 리깅은 완성도를 보고 조율)</w:t>
       </w:r>
     </w:p>
     <w:p>
